--- a/docs/acceptance-test/per-user/15-sales.wh.docx
+++ b/docs/acceptance-test/per-user/15-sales.wh.docx
@@ -117,7 +117,7 @@
           <w:sz w:val="18"/>
           <w:szCs w:val="18"/>
         </w:rPr>
-        <w:t xml:space="preserve">  ·  11 checks</w:t>
+        <w:t xml:space="preserve">  ·  14 checks</w:t>
       </w:r>
     </w:p>
     <w:tbl>
@@ -3535,6 +3535,883 @@
                 <w:szCs w:val="19"/>
               </w:rPr>
               <w:t xml:space="preserve">No Write-offs menu, no cost anywhere, no other branch.</w:t>
+            </w:r>
+          </w:p>
+        </w:tc>
+        <w:tc>
+          <w:tcPr>
+            <w:tcW w:type="dxa" w:w="620"/>
+            <w:tcBorders>
+              <w:top w:val="single" w:color="C9D0DC" w:sz="4"/>
+              <w:left w:val="single" w:color="C9D0DC" w:sz="4"/>
+              <w:bottom w:val="single" w:color="C9D0DC" w:sz="4"/>
+              <w:right w:val="single" w:color="C9D0DC" w:sz="4"/>
+            </w:tcBorders>
+            <w:tcMar>
+              <w:top w:type="dxa" w:w="70"/>
+              <w:left w:type="dxa" w:w="100"/>
+              <w:bottom w:type="dxa" w:w="70"/>
+              <w:right w:type="dxa" w:w="100"/>
+            </w:tcMar>
+            <w:vAlign w:val="center"/>
+          </w:tcPr>
+          <w:p>
+            <w:pPr>
+              <w:spacing w:after="0" w:before="0" w:line="264"/>
+              <w:jc w:val="center"/>
+            </w:pPr>
+            <w:r>
+              <w:rPr>
+                <w:rFonts w:ascii="Arial" w:cs="Arial" w:eastAsia="Arial" w:hAnsi="Arial"/>
+                <w:sz w:val="30"/>
+                <w:szCs w:val="30"/>
+              </w:rPr>
+              <w:t xml:space="preserve">☐</w:t>
+            </w:r>
+          </w:p>
+        </w:tc>
+        <w:tc>
+          <w:tcPr>
+            <w:tcW w:type="dxa" w:w="620"/>
+            <w:tcBorders>
+              <w:top w:val="single" w:color="C9D0DC" w:sz="4"/>
+              <w:left w:val="single" w:color="C9D0DC" w:sz="4"/>
+              <w:bottom w:val="single" w:color="C9D0DC" w:sz="4"/>
+              <w:right w:val="single" w:color="C9D0DC" w:sz="4"/>
+            </w:tcBorders>
+            <w:tcMar>
+              <w:top w:type="dxa" w:w="70"/>
+              <w:left w:type="dxa" w:w="100"/>
+              <w:bottom w:type="dxa" w:w="70"/>
+              <w:right w:type="dxa" w:w="100"/>
+            </w:tcMar>
+            <w:vAlign w:val="center"/>
+          </w:tcPr>
+          <w:p>
+            <w:pPr>
+              <w:spacing w:after="0" w:before="0" w:line="264"/>
+              <w:jc w:val="center"/>
+            </w:pPr>
+            <w:r>
+              <w:rPr>
+                <w:rFonts w:ascii="Arial" w:cs="Arial" w:eastAsia="Arial" w:hAnsi="Arial"/>
+                <w:sz w:val="30"/>
+                <w:szCs w:val="30"/>
+              </w:rPr>
+              <w:t xml:space="preserve">☐</w:t>
+            </w:r>
+          </w:p>
+        </w:tc>
+        <w:tc>
+          <w:tcPr>
+            <w:tcW w:type="dxa" w:w="620"/>
+            <w:tcBorders>
+              <w:top w:val="single" w:color="C9D0DC" w:sz="4"/>
+              <w:left w:val="single" w:color="C9D0DC" w:sz="4"/>
+              <w:bottom w:val="single" w:color="C9D0DC" w:sz="4"/>
+              <w:right w:val="single" w:color="C9D0DC" w:sz="4"/>
+            </w:tcBorders>
+            <w:tcMar>
+              <w:top w:type="dxa" w:w="70"/>
+              <w:left w:type="dxa" w:w="100"/>
+              <w:bottom w:type="dxa" w:w="70"/>
+              <w:right w:type="dxa" w:w="100"/>
+            </w:tcMar>
+            <w:vAlign w:val="center"/>
+          </w:tcPr>
+          <w:p>
+            <w:pPr>
+              <w:spacing w:after="0" w:before="0" w:line="264"/>
+              <w:jc w:val="center"/>
+            </w:pPr>
+            <w:r>
+              <w:rPr>
+                <w:rFonts w:ascii="Arial" w:cs="Arial" w:eastAsia="Arial" w:hAnsi="Arial"/>
+                <w:sz w:val="30"/>
+                <w:szCs w:val="30"/>
+              </w:rPr>
+              <w:t xml:space="preserve">☐</w:t>
+            </w:r>
+          </w:p>
+        </w:tc>
+        <w:tc>
+          <w:tcPr>
+            <w:tcW w:type="dxa" w:w="2040"/>
+            <w:tcBorders>
+              <w:top w:val="single" w:color="C9D0DC" w:sz="4"/>
+              <w:left w:val="single" w:color="C9D0DC" w:sz="4"/>
+              <w:bottom w:val="single" w:color="C9D0DC" w:sz="4"/>
+              <w:right w:val="single" w:color="C9D0DC" w:sz="4"/>
+            </w:tcBorders>
+            <w:tcMar>
+              <w:top w:type="dxa" w:w="70"/>
+              <w:left w:type="dxa" w:w="100"/>
+              <w:bottom w:type="dxa" w:w="70"/>
+              <w:right w:type="dxa" w:w="100"/>
+            </w:tcMar>
+            <w:vAlign w:val="top"/>
+          </w:tcPr>
+          <w:p>
+            <w:pPr>
+              <w:spacing w:after="0" w:before="0" w:line="264"/>
+            </w:pPr>
+            <w:r>
+              <w:rPr>
+                <w:rFonts w:ascii="Arial" w:cs="Arial" w:eastAsia="Arial" w:hAnsi="Arial"/>
+                <w:sz w:val="19"/>
+                <w:szCs w:val="19"/>
+              </w:rPr>
+              <w:t xml:space="preserve"> </w:t>
+            </w:r>
+          </w:p>
+        </w:tc>
+      </w:tr>
+      <w:tr>
+        <w:trPr>
+          <w:cantSplit/>
+        </w:trPr>
+        <w:tc>
+          <w:tcPr>
+            <w:tcW w:type="dxa" w:w="860"/>
+            <w:tcBorders>
+              <w:top w:val="single" w:color="C9D0DC" w:sz="4"/>
+              <w:left w:val="single" w:color="C9D0DC" w:sz="4"/>
+              <w:bottom w:val="single" w:color="C9D0DC" w:sz="4"/>
+              <w:right w:val="single" w:color="C9D0DC" w:sz="4"/>
+            </w:tcBorders>
+            <w:tcMar>
+              <w:top w:type="dxa" w:w="70"/>
+              <w:left w:type="dxa" w:w="100"/>
+              <w:bottom w:type="dxa" w:w="70"/>
+              <w:right w:type="dxa" w:w="100"/>
+            </w:tcMar>
+            <w:vAlign w:val="top"/>
+          </w:tcPr>
+          <w:p>
+            <w:pPr>
+              <w:spacing w:after="0" w:before="0" w:line="264"/>
+            </w:pPr>
+            <w:r>
+              <w:rPr>
+                <w:rFonts w:ascii="Arial" w:cs="Arial" w:eastAsia="Arial" w:hAnsi="Arial"/>
+                <w:b/>
+                <w:bCs/>
+                <w:color w:val="5B6477"/>
+                <w:sz w:val="16"/>
+                <w:szCs w:val="16"/>
+              </w:rPr>
+              <w:t xml:space="preserve">SA-28</w:t>
+            </w:r>
+          </w:p>
+        </w:tc>
+        <w:tc>
+          <w:tcPr>
+            <w:tcW w:type="dxa" w:w="5480"/>
+            <w:tcBorders>
+              <w:top w:val="single" w:color="C9D0DC" w:sz="4"/>
+              <w:left w:val="single" w:color="C9D0DC" w:sz="4"/>
+              <w:bottom w:val="single" w:color="C9D0DC" w:sz="4"/>
+              <w:right w:val="single" w:color="C9D0DC" w:sz="4"/>
+            </w:tcBorders>
+            <w:tcMar>
+              <w:top w:type="dxa" w:w="70"/>
+              <w:left w:type="dxa" w:w="100"/>
+              <w:bottom w:type="dxa" w:w="70"/>
+              <w:right w:type="dxa" w:w="100"/>
+            </w:tcMar>
+            <w:vAlign w:val="top"/>
+          </w:tcPr>
+          <w:p>
+            <w:pPr>
+              <w:spacing w:after="40" w:before="0" w:line="264"/>
+            </w:pPr>
+            <w:r>
+              <w:rPr>
+                <w:rFonts w:ascii="Arial" w:cs="Arial" w:eastAsia="Arial" w:hAnsi="Arial"/>
+                <w:b/>
+                <w:bCs/>
+                <w:sz w:val="20"/>
+                <w:szCs w:val="20"/>
+              </w:rPr>
+              <w:t xml:space="preserve">Choose the flavor / expiry and review the sale</w:t>
+            </w:r>
+          </w:p>
+          <w:p>
+            <w:pPr>
+              <w:spacing w:after="40" w:before="0" w:line="264"/>
+            </w:pPr>
+            <w:r>
+              <w:rPr>
+                <w:rFonts w:ascii="Arial" w:cs="Arial" w:eastAsia="Arial" w:hAnsi="Arial"/>
+                <w:i/>
+                <w:iCs/>
+                <w:color w:val="5B6477"/>
+                <w:sz w:val="15"/>
+                <w:szCs w:val="15"/>
+              </w:rPr>
+              <w:t xml:space="preserve">Flow F18 · Flavors, expiry and the Owner's approval</w:t>
+            </w:r>
+          </w:p>
+          <w:p>
+            <w:pPr>
+              <w:spacing w:after="20" w:before="0" w:line="264"/>
+            </w:pPr>
+            <w:r>
+              <w:rPr>
+                <w:rFonts w:ascii="Arial" w:cs="Arial" w:eastAsia="Arial" w:hAnsi="Arial"/>
+                <w:color w:val="5B6477"/>
+                <w:sz w:val="19"/>
+                <w:szCs w:val="19"/>
+              </w:rPr>
+              <w:t xml:space="preserve">1.  </w:t>
+            </w:r>
+            <w:r>
+              <w:rPr>
+                <w:rFonts w:ascii="Arial" w:cs="Arial" w:eastAsia="Arial" w:hAnsi="Arial"/>
+                <w:sz w:val="19"/>
+                <w:szCs w:val="19"/>
+              </w:rPr>
+              <w:t xml:space="preserve">New Sale → search an item: only items with stock at your branch are listed, with the quantity.</w:t>
+            </w:r>
+          </w:p>
+          <w:p>
+            <w:pPr>
+              <w:spacing w:after="20" w:before="0" w:line="264"/>
+            </w:pPr>
+            <w:r>
+              <w:rPr>
+                <w:rFonts w:ascii="Arial" w:cs="Arial" w:eastAsia="Arial" w:hAnsi="Arial"/>
+                <w:color w:val="5B6477"/>
+                <w:sz w:val="19"/>
+                <w:szCs w:val="19"/>
+              </w:rPr>
+              <w:t xml:space="preserve">2.  </w:t>
+            </w:r>
+            <w:r>
+              <w:rPr>
+                <w:rFonts w:ascii="Arial" w:cs="Arial" w:eastAsia="Arial" w:hAnsi="Arial"/>
+                <w:sz w:val="19"/>
+                <w:szCs w:val="19"/>
+              </w:rPr>
+              <w:t xml:space="preserve">Pick an item with two flavors or expiry dates → choose one.</w:t>
+            </w:r>
+          </w:p>
+          <w:p>
+            <w:pPr>
+              <w:spacing w:after="20" w:before="0" w:line="264"/>
+            </w:pPr>
+            <w:r>
+              <w:rPr>
+                <w:rFonts w:ascii="Arial" w:cs="Arial" w:eastAsia="Arial" w:hAnsi="Arial"/>
+                <w:color w:val="5B6477"/>
+                <w:sz w:val="19"/>
+                <w:szCs w:val="19"/>
+              </w:rPr>
+              <w:t xml:space="preserve">3.  </w:t>
+            </w:r>
+            <w:r>
+              <w:rPr>
+                <w:rFonts w:ascii="Arial" w:cs="Arial" w:eastAsia="Arial" w:hAnsi="Arial"/>
+                <w:sz w:val="19"/>
+                <w:szCs w:val="19"/>
+              </w:rPr>
+              <w:t xml:space="preserve">Type more than what is left of it.</w:t>
+            </w:r>
+          </w:p>
+          <w:p>
+            <w:pPr>
+              <w:spacing w:after="20" w:before="0" w:line="264"/>
+            </w:pPr>
+            <w:r>
+              <w:rPr>
+                <w:rFonts w:ascii="Arial" w:cs="Arial" w:eastAsia="Arial" w:hAnsi="Arial"/>
+                <w:color w:val="5B6477"/>
+                <w:sz w:val="19"/>
+                <w:szCs w:val="19"/>
+              </w:rPr>
+              <w:t xml:space="preserve">4.  </w:t>
+            </w:r>
+            <w:r>
+              <w:rPr>
+                <w:rFonts w:ascii="Arial" w:cs="Arial" w:eastAsia="Arial" w:hAnsi="Arial"/>
+                <w:sz w:val="19"/>
+                <w:szCs w:val="19"/>
+              </w:rPr>
+              <w:t xml:space="preserve">Review sale → check every detail → Confirm and save sale.</w:t>
+            </w:r>
+          </w:p>
+          <w:p>
+            <w:pPr>
+              <w:spacing w:after="0" w:before="60" w:line="264"/>
+            </w:pPr>
+            <w:r>
+              <w:rPr>
+                <w:rFonts w:ascii="Arial" w:cs="Arial" w:eastAsia="Arial" w:hAnsi="Arial"/>
+                <w:b/>
+                <w:bCs/>
+                <w:color w:val="0B1F3A"/>
+                <w:sz w:val="19"/>
+                <w:szCs w:val="19"/>
+              </w:rPr>
+              <w:t xml:space="preserve">You should see: </w:t>
+            </w:r>
+            <w:r>
+              <w:rPr>
+                <w:rFonts w:ascii="Arial" w:cs="Arial" w:eastAsia="Arial" w:hAnsi="Arial"/>
+                <w:sz w:val="19"/>
+                <w:szCs w:val="19"/>
+              </w:rPr>
+              <w:t xml:space="preserve">Items at 0 are not listed. The line shows the flavor, expiry and quantity left; too many shows a red warning. The sale is saved only after Confirm.</w:t>
+            </w:r>
+          </w:p>
+        </w:tc>
+        <w:tc>
+          <w:tcPr>
+            <w:tcW w:type="dxa" w:w="620"/>
+            <w:tcBorders>
+              <w:top w:val="single" w:color="C9D0DC" w:sz="4"/>
+              <w:left w:val="single" w:color="C9D0DC" w:sz="4"/>
+              <w:bottom w:val="single" w:color="C9D0DC" w:sz="4"/>
+              <w:right w:val="single" w:color="C9D0DC" w:sz="4"/>
+            </w:tcBorders>
+            <w:tcMar>
+              <w:top w:type="dxa" w:w="70"/>
+              <w:left w:type="dxa" w:w="100"/>
+              <w:bottom w:type="dxa" w:w="70"/>
+              <w:right w:type="dxa" w:w="100"/>
+            </w:tcMar>
+            <w:vAlign w:val="center"/>
+          </w:tcPr>
+          <w:p>
+            <w:pPr>
+              <w:spacing w:after="0" w:before="0" w:line="264"/>
+              <w:jc w:val="center"/>
+            </w:pPr>
+            <w:r>
+              <w:rPr>
+                <w:rFonts w:ascii="Arial" w:cs="Arial" w:eastAsia="Arial" w:hAnsi="Arial"/>
+                <w:sz w:val="30"/>
+                <w:szCs w:val="30"/>
+              </w:rPr>
+              <w:t xml:space="preserve">☐</w:t>
+            </w:r>
+          </w:p>
+        </w:tc>
+        <w:tc>
+          <w:tcPr>
+            <w:tcW w:type="dxa" w:w="620"/>
+            <w:tcBorders>
+              <w:top w:val="single" w:color="C9D0DC" w:sz="4"/>
+              <w:left w:val="single" w:color="C9D0DC" w:sz="4"/>
+              <w:bottom w:val="single" w:color="C9D0DC" w:sz="4"/>
+              <w:right w:val="single" w:color="C9D0DC" w:sz="4"/>
+            </w:tcBorders>
+            <w:tcMar>
+              <w:top w:type="dxa" w:w="70"/>
+              <w:left w:type="dxa" w:w="100"/>
+              <w:bottom w:type="dxa" w:w="70"/>
+              <w:right w:type="dxa" w:w="100"/>
+            </w:tcMar>
+            <w:vAlign w:val="center"/>
+          </w:tcPr>
+          <w:p>
+            <w:pPr>
+              <w:spacing w:after="0" w:before="0" w:line="264"/>
+              <w:jc w:val="center"/>
+            </w:pPr>
+            <w:r>
+              <w:rPr>
+                <w:rFonts w:ascii="Arial" w:cs="Arial" w:eastAsia="Arial" w:hAnsi="Arial"/>
+                <w:sz w:val="30"/>
+                <w:szCs w:val="30"/>
+              </w:rPr>
+              <w:t xml:space="preserve">☐</w:t>
+            </w:r>
+          </w:p>
+        </w:tc>
+        <w:tc>
+          <w:tcPr>
+            <w:tcW w:type="dxa" w:w="620"/>
+            <w:tcBorders>
+              <w:top w:val="single" w:color="C9D0DC" w:sz="4"/>
+              <w:left w:val="single" w:color="C9D0DC" w:sz="4"/>
+              <w:bottom w:val="single" w:color="C9D0DC" w:sz="4"/>
+              <w:right w:val="single" w:color="C9D0DC" w:sz="4"/>
+            </w:tcBorders>
+            <w:tcMar>
+              <w:top w:type="dxa" w:w="70"/>
+              <w:left w:type="dxa" w:w="100"/>
+              <w:bottom w:type="dxa" w:w="70"/>
+              <w:right w:type="dxa" w:w="100"/>
+            </w:tcMar>
+            <w:vAlign w:val="center"/>
+          </w:tcPr>
+          <w:p>
+            <w:pPr>
+              <w:spacing w:after="0" w:before="0" w:line="264"/>
+              <w:jc w:val="center"/>
+            </w:pPr>
+            <w:r>
+              <w:rPr>
+                <w:rFonts w:ascii="Arial" w:cs="Arial" w:eastAsia="Arial" w:hAnsi="Arial"/>
+                <w:sz w:val="30"/>
+                <w:szCs w:val="30"/>
+              </w:rPr>
+              <w:t xml:space="preserve">☐</w:t>
+            </w:r>
+          </w:p>
+        </w:tc>
+        <w:tc>
+          <w:tcPr>
+            <w:tcW w:type="dxa" w:w="2040"/>
+            <w:tcBorders>
+              <w:top w:val="single" w:color="C9D0DC" w:sz="4"/>
+              <w:left w:val="single" w:color="C9D0DC" w:sz="4"/>
+              <w:bottom w:val="single" w:color="C9D0DC" w:sz="4"/>
+              <w:right w:val="single" w:color="C9D0DC" w:sz="4"/>
+            </w:tcBorders>
+            <w:tcMar>
+              <w:top w:type="dxa" w:w="70"/>
+              <w:left w:type="dxa" w:w="100"/>
+              <w:bottom w:type="dxa" w:w="70"/>
+              <w:right w:type="dxa" w:w="100"/>
+            </w:tcMar>
+            <w:vAlign w:val="top"/>
+          </w:tcPr>
+          <w:p>
+            <w:pPr>
+              <w:spacing w:after="0" w:before="0" w:line="264"/>
+            </w:pPr>
+            <w:r>
+              <w:rPr>
+                <w:rFonts w:ascii="Arial" w:cs="Arial" w:eastAsia="Arial" w:hAnsi="Arial"/>
+                <w:sz w:val="19"/>
+                <w:szCs w:val="19"/>
+              </w:rPr>
+              <w:t xml:space="preserve"> </w:t>
+            </w:r>
+          </w:p>
+        </w:tc>
+      </w:tr>
+      <w:tr>
+        <w:trPr>
+          <w:cantSplit/>
+        </w:trPr>
+        <w:tc>
+          <w:tcPr>
+            <w:tcW w:type="dxa" w:w="860"/>
+            <w:tcBorders>
+              <w:top w:val="single" w:color="C9D0DC" w:sz="4"/>
+              <w:left w:val="single" w:color="C9D0DC" w:sz="4"/>
+              <w:bottom w:val="single" w:color="C9D0DC" w:sz="4"/>
+              <w:right w:val="single" w:color="C9D0DC" w:sz="4"/>
+            </w:tcBorders>
+            <w:tcMar>
+              <w:top w:type="dxa" w:w="70"/>
+              <w:left w:type="dxa" w:w="100"/>
+              <w:bottom w:type="dxa" w:w="70"/>
+              <w:right w:type="dxa" w:w="100"/>
+            </w:tcMar>
+            <w:vAlign w:val="top"/>
+          </w:tcPr>
+          <w:p>
+            <w:pPr>
+              <w:spacing w:after="0" w:before="0" w:line="264"/>
+            </w:pPr>
+            <w:r>
+              <w:rPr>
+                <w:rFonts w:ascii="Arial" w:cs="Arial" w:eastAsia="Arial" w:hAnsi="Arial"/>
+                <w:b/>
+                <w:bCs/>
+                <w:color w:val="5B6477"/>
+                <w:sz w:val="16"/>
+                <w:szCs w:val="16"/>
+              </w:rPr>
+              <w:t xml:space="preserve">SA-29</w:t>
+            </w:r>
+          </w:p>
+        </w:tc>
+        <w:tc>
+          <w:tcPr>
+            <w:tcW w:type="dxa" w:w="5480"/>
+            <w:tcBorders>
+              <w:top w:val="single" w:color="C9D0DC" w:sz="4"/>
+              <w:left w:val="single" w:color="C9D0DC" w:sz="4"/>
+              <w:bottom w:val="single" w:color="C9D0DC" w:sz="4"/>
+              <w:right w:val="single" w:color="C9D0DC" w:sz="4"/>
+            </w:tcBorders>
+            <w:tcMar>
+              <w:top w:type="dxa" w:w="70"/>
+              <w:left w:type="dxa" w:w="100"/>
+              <w:bottom w:type="dxa" w:w="70"/>
+              <w:right w:type="dxa" w:w="100"/>
+            </w:tcMar>
+            <w:vAlign w:val="top"/>
+          </w:tcPr>
+          <w:p>
+            <w:pPr>
+              <w:spacing w:after="40" w:before="0" w:line="264"/>
+            </w:pPr>
+            <w:r>
+              <w:rPr>
+                <w:rFonts w:ascii="Arial" w:cs="Arial" w:eastAsia="Arial" w:hAnsi="Arial"/>
+                <w:b/>
+                <w:bCs/>
+                <w:sz w:val="20"/>
+                <w:szCs w:val="20"/>
+              </w:rPr>
+              <w:t xml:space="preserve">Review the Daily Sales Report before submitting</w:t>
+            </w:r>
+          </w:p>
+          <w:p>
+            <w:pPr>
+              <w:spacing w:after="20" w:before="0" w:line="264"/>
+            </w:pPr>
+            <w:r>
+              <w:rPr>
+                <w:rFonts w:ascii="Arial" w:cs="Arial" w:eastAsia="Arial" w:hAnsi="Arial"/>
+                <w:color w:val="5B6477"/>
+                <w:sz w:val="19"/>
+                <w:szCs w:val="19"/>
+              </w:rPr>
+              <w:t xml:space="preserve">1.  </w:t>
+            </w:r>
+            <w:r>
+              <w:rPr>
+                <w:rFonts w:ascii="Arial" w:cs="Arial" w:eastAsia="Arial" w:hAnsi="Arial"/>
+                <w:sz w:val="19"/>
+                <w:szCs w:val="19"/>
+              </w:rPr>
+              <w:t xml:space="preserve">Daily Sales Report → Review report (Excel).</w:t>
+            </w:r>
+          </w:p>
+          <w:p>
+            <w:pPr>
+              <w:spacing w:after="20" w:before="0" w:line="264"/>
+            </w:pPr>
+            <w:r>
+              <w:rPr>
+                <w:rFonts w:ascii="Arial" w:cs="Arial" w:eastAsia="Arial" w:hAnsi="Arial"/>
+                <w:color w:val="5B6477"/>
+                <w:sz w:val="19"/>
+                <w:szCs w:val="19"/>
+              </w:rPr>
+              <w:t xml:space="preserve">2.  </w:t>
+            </w:r>
+            <w:r>
+              <w:rPr>
+                <w:rFonts w:ascii="Arial" w:cs="Arial" w:eastAsia="Arial" w:hAnsi="Arial"/>
+                <w:sz w:val="19"/>
+                <w:szCs w:val="19"/>
+              </w:rPr>
+              <w:t xml:space="preserve">Submit today's report… → try I agree without ticking the review list.</w:t>
+            </w:r>
+          </w:p>
+          <w:p>
+            <w:pPr>
+              <w:spacing w:after="0" w:before="60" w:line="264"/>
+            </w:pPr>
+            <w:r>
+              <w:rPr>
+                <w:rFonts w:ascii="Arial" w:cs="Arial" w:eastAsia="Arial" w:hAnsi="Arial"/>
+                <w:b/>
+                <w:bCs/>
+                <w:color w:val="0B1F3A"/>
+                <w:sz w:val="19"/>
+                <w:szCs w:val="19"/>
+              </w:rPr>
+              <w:t xml:space="preserve">You should see: </w:t>
+            </w:r>
+            <w:r>
+              <w:rPr>
+                <w:rFonts w:ascii="Arial" w:cs="Arial" w:eastAsia="Arial" w:hAnsi="Arial"/>
+                <w:sz w:val="19"/>
+                <w:szCs w:val="19"/>
+              </w:rPr>
+              <w:t xml:space="preserve">The button stays off until the four review items and the acknowledgement are ticked.</w:t>
+            </w:r>
+          </w:p>
+        </w:tc>
+        <w:tc>
+          <w:tcPr>
+            <w:tcW w:type="dxa" w:w="620"/>
+            <w:tcBorders>
+              <w:top w:val="single" w:color="C9D0DC" w:sz="4"/>
+              <w:left w:val="single" w:color="C9D0DC" w:sz="4"/>
+              <w:bottom w:val="single" w:color="C9D0DC" w:sz="4"/>
+              <w:right w:val="single" w:color="C9D0DC" w:sz="4"/>
+            </w:tcBorders>
+            <w:tcMar>
+              <w:top w:type="dxa" w:w="70"/>
+              <w:left w:type="dxa" w:w="100"/>
+              <w:bottom w:type="dxa" w:w="70"/>
+              <w:right w:type="dxa" w:w="100"/>
+            </w:tcMar>
+            <w:vAlign w:val="center"/>
+          </w:tcPr>
+          <w:p>
+            <w:pPr>
+              <w:spacing w:after="0" w:before="0" w:line="264"/>
+              <w:jc w:val="center"/>
+            </w:pPr>
+            <w:r>
+              <w:rPr>
+                <w:rFonts w:ascii="Arial" w:cs="Arial" w:eastAsia="Arial" w:hAnsi="Arial"/>
+                <w:sz w:val="30"/>
+                <w:szCs w:val="30"/>
+              </w:rPr>
+              <w:t xml:space="preserve">☐</w:t>
+            </w:r>
+          </w:p>
+        </w:tc>
+        <w:tc>
+          <w:tcPr>
+            <w:tcW w:type="dxa" w:w="620"/>
+            <w:tcBorders>
+              <w:top w:val="single" w:color="C9D0DC" w:sz="4"/>
+              <w:left w:val="single" w:color="C9D0DC" w:sz="4"/>
+              <w:bottom w:val="single" w:color="C9D0DC" w:sz="4"/>
+              <w:right w:val="single" w:color="C9D0DC" w:sz="4"/>
+            </w:tcBorders>
+            <w:tcMar>
+              <w:top w:type="dxa" w:w="70"/>
+              <w:left w:type="dxa" w:w="100"/>
+              <w:bottom w:type="dxa" w:w="70"/>
+              <w:right w:type="dxa" w:w="100"/>
+            </w:tcMar>
+            <w:vAlign w:val="center"/>
+          </w:tcPr>
+          <w:p>
+            <w:pPr>
+              <w:spacing w:after="0" w:before="0" w:line="264"/>
+              <w:jc w:val="center"/>
+            </w:pPr>
+            <w:r>
+              <w:rPr>
+                <w:rFonts w:ascii="Arial" w:cs="Arial" w:eastAsia="Arial" w:hAnsi="Arial"/>
+                <w:sz w:val="30"/>
+                <w:szCs w:val="30"/>
+              </w:rPr>
+              <w:t xml:space="preserve">☐</w:t>
+            </w:r>
+          </w:p>
+        </w:tc>
+        <w:tc>
+          <w:tcPr>
+            <w:tcW w:type="dxa" w:w="620"/>
+            <w:tcBorders>
+              <w:top w:val="single" w:color="C9D0DC" w:sz="4"/>
+              <w:left w:val="single" w:color="C9D0DC" w:sz="4"/>
+              <w:bottom w:val="single" w:color="C9D0DC" w:sz="4"/>
+              <w:right w:val="single" w:color="C9D0DC" w:sz="4"/>
+            </w:tcBorders>
+            <w:tcMar>
+              <w:top w:type="dxa" w:w="70"/>
+              <w:left w:type="dxa" w:w="100"/>
+              <w:bottom w:type="dxa" w:w="70"/>
+              <w:right w:type="dxa" w:w="100"/>
+            </w:tcMar>
+            <w:vAlign w:val="center"/>
+          </w:tcPr>
+          <w:p>
+            <w:pPr>
+              <w:spacing w:after="0" w:before="0" w:line="264"/>
+              <w:jc w:val="center"/>
+            </w:pPr>
+            <w:r>
+              <w:rPr>
+                <w:rFonts w:ascii="Arial" w:cs="Arial" w:eastAsia="Arial" w:hAnsi="Arial"/>
+                <w:sz w:val="30"/>
+                <w:szCs w:val="30"/>
+              </w:rPr>
+              <w:t xml:space="preserve">☐</w:t>
+            </w:r>
+          </w:p>
+        </w:tc>
+        <w:tc>
+          <w:tcPr>
+            <w:tcW w:type="dxa" w:w="2040"/>
+            <w:tcBorders>
+              <w:top w:val="single" w:color="C9D0DC" w:sz="4"/>
+              <w:left w:val="single" w:color="C9D0DC" w:sz="4"/>
+              <w:bottom w:val="single" w:color="C9D0DC" w:sz="4"/>
+              <w:right w:val="single" w:color="C9D0DC" w:sz="4"/>
+            </w:tcBorders>
+            <w:tcMar>
+              <w:top w:type="dxa" w:w="70"/>
+              <w:left w:type="dxa" w:w="100"/>
+              <w:bottom w:type="dxa" w:w="70"/>
+              <w:right w:type="dxa" w:w="100"/>
+            </w:tcMar>
+            <w:vAlign w:val="top"/>
+          </w:tcPr>
+          <w:p>
+            <w:pPr>
+              <w:spacing w:after="0" w:before="0" w:line="264"/>
+            </w:pPr>
+            <w:r>
+              <w:rPr>
+                <w:rFonts w:ascii="Arial" w:cs="Arial" w:eastAsia="Arial" w:hAnsi="Arial"/>
+                <w:sz w:val="19"/>
+                <w:szCs w:val="19"/>
+              </w:rPr>
+              <w:t xml:space="preserve"> </w:t>
+            </w:r>
+          </w:p>
+        </w:tc>
+      </w:tr>
+      <w:tr>
+        <w:trPr>
+          <w:cantSplit/>
+        </w:trPr>
+        <w:tc>
+          <w:tcPr>
+            <w:tcW w:type="dxa" w:w="860"/>
+            <w:tcBorders>
+              <w:top w:val="single" w:color="C9D0DC" w:sz="4"/>
+              <w:left w:val="single" w:color="C9D0DC" w:sz="4"/>
+              <w:bottom w:val="single" w:color="C9D0DC" w:sz="4"/>
+              <w:right w:val="single" w:color="C9D0DC" w:sz="4"/>
+            </w:tcBorders>
+            <w:tcMar>
+              <w:top w:type="dxa" w:w="70"/>
+              <w:left w:type="dxa" w:w="100"/>
+              <w:bottom w:type="dxa" w:w="70"/>
+              <w:right w:type="dxa" w:w="100"/>
+            </w:tcMar>
+            <w:vAlign w:val="top"/>
+          </w:tcPr>
+          <w:p>
+            <w:pPr>
+              <w:spacing w:after="0" w:before="0" w:line="264"/>
+            </w:pPr>
+            <w:r>
+              <w:rPr>
+                <w:rFonts w:ascii="Arial" w:cs="Arial" w:eastAsia="Arial" w:hAnsi="Arial"/>
+                <w:b/>
+                <w:bCs/>
+                <w:color w:val="5B6477"/>
+                <w:sz w:val="16"/>
+                <w:szCs w:val="16"/>
+              </w:rPr>
+              <w:t xml:space="preserve">SA-30</w:t>
+            </w:r>
+          </w:p>
+        </w:tc>
+        <w:tc>
+          <w:tcPr>
+            <w:tcW w:type="dxa" w:w="5480"/>
+            <w:tcBorders>
+              <w:top w:val="single" w:color="C9D0DC" w:sz="4"/>
+              <w:left w:val="single" w:color="C9D0DC" w:sz="4"/>
+              <w:bottom w:val="single" w:color="C9D0DC" w:sz="4"/>
+              <w:right w:val="single" w:color="C9D0DC" w:sz="4"/>
+            </w:tcBorders>
+            <w:tcMar>
+              <w:top w:type="dxa" w:w="70"/>
+              <w:left w:type="dxa" w:w="100"/>
+              <w:bottom w:type="dxa" w:w="70"/>
+              <w:right w:type="dxa" w:w="100"/>
+            </w:tcMar>
+            <w:vAlign w:val="top"/>
+          </w:tcPr>
+          <w:p>
+            <w:pPr>
+              <w:spacing w:after="40" w:before="0" w:line="264"/>
+            </w:pPr>
+            <w:r>
+              <w:rPr>
+                <w:rFonts w:ascii="Arial" w:cs="Arial" w:eastAsia="Arial" w:hAnsi="Arial"/>
+                <w:b/>
+                <w:bCs/>
+                <w:sz w:val="20"/>
+                <w:szCs w:val="20"/>
+              </w:rPr>
+              <w:t xml:space="preserve">Change a closed day</w:t>
+            </w:r>
+          </w:p>
+          <w:p>
+            <w:pPr>
+              <w:spacing w:after="40" w:before="0" w:line="264"/>
+            </w:pPr>
+            <w:r>
+              <w:rPr>
+                <w:rFonts w:ascii="Arial" w:cs="Arial" w:eastAsia="Arial" w:hAnsi="Arial"/>
+                <w:i/>
+                <w:iCs/>
+                <w:color w:val="5B6477"/>
+                <w:sz w:val="15"/>
+                <w:szCs w:val="15"/>
+              </w:rPr>
+              <w:t xml:space="preserve">Flow F20 · Changing a closed day</w:t>
+            </w:r>
+          </w:p>
+          <w:p>
+            <w:pPr>
+              <w:spacing w:after="20" w:before="0" w:line="264"/>
+            </w:pPr>
+            <w:r>
+              <w:rPr>
+                <w:rFonts w:ascii="Arial" w:cs="Arial" w:eastAsia="Arial" w:hAnsi="Arial"/>
+                <w:color w:val="5B6477"/>
+                <w:sz w:val="19"/>
+                <w:szCs w:val="19"/>
+              </w:rPr>
+              <w:t xml:space="preserve">1.  </w:t>
+            </w:r>
+            <w:r>
+              <w:rPr>
+                <w:rFonts w:ascii="Arial" w:cs="Arial" w:eastAsia="Arial" w:hAnsi="Arial"/>
+                <w:sz w:val="19"/>
+                <w:szCs w:val="19"/>
+              </w:rPr>
+              <w:t xml:space="preserve">After submitting the Daily Sales Report: Daily Close &amp; Deposit → Change a closed day → choose a sale.</w:t>
+            </w:r>
+          </w:p>
+          <w:p>
+            <w:pPr>
+              <w:spacing w:after="20" w:before="0" w:line="264"/>
+            </w:pPr>
+            <w:r>
+              <w:rPr>
+                <w:rFonts w:ascii="Arial" w:cs="Arial" w:eastAsia="Arial" w:hAnsi="Arial"/>
+                <w:color w:val="5B6477"/>
+                <w:sz w:val="19"/>
+                <w:szCs w:val="19"/>
+              </w:rPr>
+              <w:t xml:space="preserve">2.  </w:t>
+            </w:r>
+            <w:r>
+              <w:rPr>
+                <w:rFonts w:ascii="Arial" w:cs="Arial" w:eastAsia="Arial" w:hAnsi="Arial"/>
+                <w:sz w:val="19"/>
+                <w:szCs w:val="19"/>
+              </w:rPr>
+              <w:t xml:space="preserve">Correct details (DR / SI no.), try to send without a reason, then choose a reason → Send.</w:t>
+            </w:r>
+          </w:p>
+          <w:p>
+            <w:pPr>
+              <w:spacing w:after="0" w:before="60" w:line="264"/>
+            </w:pPr>
+            <w:r>
+              <w:rPr>
+                <w:rFonts w:ascii="Arial" w:cs="Arial" w:eastAsia="Arial" w:hAnsi="Arial"/>
+                <w:b/>
+                <w:bCs/>
+                <w:color w:val="0B1F3A"/>
+                <w:sz w:val="19"/>
+                <w:szCs w:val="19"/>
+              </w:rPr>
+              <w:t xml:space="preserve">You should see: </w:t>
+            </w:r>
+            <w:r>
+              <w:rPr>
+                <w:rFonts w:ascii="Arial" w:cs="Arial" w:eastAsia="Arial" w:hAnsi="Arial"/>
+                <w:sz w:val="19"/>
+                <w:szCs w:val="19"/>
+              </w:rPr>
+              <w:t xml:space="preserve">The card shows the approvers (Head Auditor and Asst Auditor). A reason is required. Nothing changes until approved.</w:t>
             </w:r>
           </w:p>
         </w:tc>
@@ -3738,7 +4615,7 @@
                 <w:sz w:val="17"/>
                 <w:szCs w:val="17"/>
               </w:rPr>
-              <w:t xml:space="preserve">Passed (of 11)</w:t>
+              <w:t xml:space="preserve">Passed (of 14)</w:t>
             </w:r>
           </w:p>
         </w:tc>

--- a/docs/acceptance-test/per-user/15-sales.wh.docx
+++ b/docs/acceptance-test/per-user/15-sales.wh.docx
@@ -117,7 +117,7 @@
           <w:sz w:val="18"/>
           <w:szCs w:val="18"/>
         </w:rPr>
-        <w:t xml:space="preserve">  ·  14 checks</w:t>
+        <w:t xml:space="preserve">  ·  16 checks</w:t>
       </w:r>
     </w:p>
     <w:tbl>
@@ -4343,7 +4343,7 @@
                 <w:sz w:val="15"/>
                 <w:szCs w:val="15"/>
               </w:rPr>
-              <w:t xml:space="preserve">Flow F20 · Changing a closed day</w:t>
+              <w:t xml:space="preserve">Flow F20 · Everyone told of a post-close edit</w:t>
             </w:r>
           </w:p>
           <w:p>
@@ -4412,6 +4412,616 @@
                 <w:szCs w:val="19"/>
               </w:rPr>
               <w:t xml:space="preserve">The card shows the approvers (Head Auditor and Asst Auditor). A reason is required. Nothing changes until approved.</w:t>
+            </w:r>
+          </w:p>
+        </w:tc>
+        <w:tc>
+          <w:tcPr>
+            <w:tcW w:type="dxa" w:w="620"/>
+            <w:tcBorders>
+              <w:top w:val="single" w:color="C9D0DC" w:sz="4"/>
+              <w:left w:val="single" w:color="C9D0DC" w:sz="4"/>
+              <w:bottom w:val="single" w:color="C9D0DC" w:sz="4"/>
+              <w:right w:val="single" w:color="C9D0DC" w:sz="4"/>
+            </w:tcBorders>
+            <w:tcMar>
+              <w:top w:type="dxa" w:w="70"/>
+              <w:left w:type="dxa" w:w="100"/>
+              <w:bottom w:type="dxa" w:w="70"/>
+              <w:right w:type="dxa" w:w="100"/>
+            </w:tcMar>
+            <w:vAlign w:val="center"/>
+          </w:tcPr>
+          <w:p>
+            <w:pPr>
+              <w:spacing w:after="0" w:before="0" w:line="264"/>
+              <w:jc w:val="center"/>
+            </w:pPr>
+            <w:r>
+              <w:rPr>
+                <w:rFonts w:ascii="Arial" w:cs="Arial" w:eastAsia="Arial" w:hAnsi="Arial"/>
+                <w:sz w:val="30"/>
+                <w:szCs w:val="30"/>
+              </w:rPr>
+              <w:t xml:space="preserve">☐</w:t>
+            </w:r>
+          </w:p>
+        </w:tc>
+        <w:tc>
+          <w:tcPr>
+            <w:tcW w:type="dxa" w:w="620"/>
+            <w:tcBorders>
+              <w:top w:val="single" w:color="C9D0DC" w:sz="4"/>
+              <w:left w:val="single" w:color="C9D0DC" w:sz="4"/>
+              <w:bottom w:val="single" w:color="C9D0DC" w:sz="4"/>
+              <w:right w:val="single" w:color="C9D0DC" w:sz="4"/>
+            </w:tcBorders>
+            <w:tcMar>
+              <w:top w:type="dxa" w:w="70"/>
+              <w:left w:type="dxa" w:w="100"/>
+              <w:bottom w:type="dxa" w:w="70"/>
+              <w:right w:type="dxa" w:w="100"/>
+            </w:tcMar>
+            <w:vAlign w:val="center"/>
+          </w:tcPr>
+          <w:p>
+            <w:pPr>
+              <w:spacing w:after="0" w:before="0" w:line="264"/>
+              <w:jc w:val="center"/>
+            </w:pPr>
+            <w:r>
+              <w:rPr>
+                <w:rFonts w:ascii="Arial" w:cs="Arial" w:eastAsia="Arial" w:hAnsi="Arial"/>
+                <w:sz w:val="30"/>
+                <w:szCs w:val="30"/>
+              </w:rPr>
+              <w:t xml:space="preserve">☐</w:t>
+            </w:r>
+          </w:p>
+        </w:tc>
+        <w:tc>
+          <w:tcPr>
+            <w:tcW w:type="dxa" w:w="620"/>
+            <w:tcBorders>
+              <w:top w:val="single" w:color="C9D0DC" w:sz="4"/>
+              <w:left w:val="single" w:color="C9D0DC" w:sz="4"/>
+              <w:bottom w:val="single" w:color="C9D0DC" w:sz="4"/>
+              <w:right w:val="single" w:color="C9D0DC" w:sz="4"/>
+            </w:tcBorders>
+            <w:tcMar>
+              <w:top w:type="dxa" w:w="70"/>
+              <w:left w:type="dxa" w:w="100"/>
+              <w:bottom w:type="dxa" w:w="70"/>
+              <w:right w:type="dxa" w:w="100"/>
+            </w:tcMar>
+            <w:vAlign w:val="center"/>
+          </w:tcPr>
+          <w:p>
+            <w:pPr>
+              <w:spacing w:after="0" w:before="0" w:line="264"/>
+              <w:jc w:val="center"/>
+            </w:pPr>
+            <w:r>
+              <w:rPr>
+                <w:rFonts w:ascii="Arial" w:cs="Arial" w:eastAsia="Arial" w:hAnsi="Arial"/>
+                <w:sz w:val="30"/>
+                <w:szCs w:val="30"/>
+              </w:rPr>
+              <w:t xml:space="preserve">☐</w:t>
+            </w:r>
+          </w:p>
+        </w:tc>
+        <w:tc>
+          <w:tcPr>
+            <w:tcW w:type="dxa" w:w="2040"/>
+            <w:tcBorders>
+              <w:top w:val="single" w:color="C9D0DC" w:sz="4"/>
+              <w:left w:val="single" w:color="C9D0DC" w:sz="4"/>
+              <w:bottom w:val="single" w:color="C9D0DC" w:sz="4"/>
+              <w:right w:val="single" w:color="C9D0DC" w:sz="4"/>
+            </w:tcBorders>
+            <w:tcMar>
+              <w:top w:type="dxa" w:w="70"/>
+              <w:left w:type="dxa" w:w="100"/>
+              <w:bottom w:type="dxa" w:w="70"/>
+              <w:right w:type="dxa" w:w="100"/>
+            </w:tcMar>
+            <w:vAlign w:val="top"/>
+          </w:tcPr>
+          <w:p>
+            <w:pPr>
+              <w:spacing w:after="0" w:before="0" w:line="264"/>
+            </w:pPr>
+            <w:r>
+              <w:rPr>
+                <w:rFonts w:ascii="Arial" w:cs="Arial" w:eastAsia="Arial" w:hAnsi="Arial"/>
+                <w:sz w:val="19"/>
+                <w:szCs w:val="19"/>
+              </w:rPr>
+              <w:t xml:space="preserve"> </w:t>
+            </w:r>
+          </w:p>
+        </w:tc>
+      </w:tr>
+      <w:tr>
+        <w:trPr>
+          <w:cantSplit/>
+        </w:trPr>
+        <w:tc>
+          <w:tcPr>
+            <w:tcW w:type="dxa" w:w="860"/>
+            <w:tcBorders>
+              <w:top w:val="single" w:color="C9D0DC" w:sz="4"/>
+              <w:left w:val="single" w:color="C9D0DC" w:sz="4"/>
+              <w:bottom w:val="single" w:color="C9D0DC" w:sz="4"/>
+              <w:right w:val="single" w:color="C9D0DC" w:sz="4"/>
+            </w:tcBorders>
+            <w:tcMar>
+              <w:top w:type="dxa" w:w="70"/>
+              <w:left w:type="dxa" w:w="100"/>
+              <w:bottom w:type="dxa" w:w="70"/>
+              <w:right w:type="dxa" w:w="100"/>
+            </w:tcMar>
+            <w:vAlign w:val="top"/>
+          </w:tcPr>
+          <w:p>
+            <w:pPr>
+              <w:spacing w:after="0" w:before="0" w:line="264"/>
+            </w:pPr>
+            <w:r>
+              <w:rPr>
+                <w:rFonts w:ascii="Arial" w:cs="Arial" w:eastAsia="Arial" w:hAnsi="Arial"/>
+                <w:b/>
+                <w:bCs/>
+                <w:color w:val="5B6477"/>
+                <w:sz w:val="16"/>
+                <w:szCs w:val="16"/>
+              </w:rPr>
+              <w:t xml:space="preserve">SA-32</w:t>
+            </w:r>
+          </w:p>
+        </w:tc>
+        <w:tc>
+          <w:tcPr>
+            <w:tcW w:type="dxa" w:w="5480"/>
+            <w:tcBorders>
+              <w:top w:val="single" w:color="C9D0DC" w:sz="4"/>
+              <w:left w:val="single" w:color="C9D0DC" w:sz="4"/>
+              <w:bottom w:val="single" w:color="C9D0DC" w:sz="4"/>
+              <w:right w:val="single" w:color="C9D0DC" w:sz="4"/>
+            </w:tcBorders>
+            <w:tcMar>
+              <w:top w:type="dxa" w:w="70"/>
+              <w:left w:type="dxa" w:w="100"/>
+              <w:bottom w:type="dxa" w:w="70"/>
+              <w:right w:type="dxa" w:w="100"/>
+            </w:tcMar>
+            <w:vAlign w:val="top"/>
+          </w:tcPr>
+          <w:p>
+            <w:pPr>
+              <w:spacing w:after="40" w:before="0" w:line="264"/>
+            </w:pPr>
+            <w:r>
+              <w:rPr>
+                <w:rFonts w:ascii="Arial" w:cs="Arial" w:eastAsia="Arial" w:hAnsi="Arial"/>
+                <w:b/>
+                <w:bCs/>
+                <w:sz w:val="20"/>
+                <w:szCs w:val="20"/>
+              </w:rPr>
+              <w:t xml:space="preserve">6-Pack sticker and redeeming a card</w:t>
+            </w:r>
+          </w:p>
+          <w:p>
+            <w:pPr>
+              <w:spacing w:after="40" w:before="0" w:line="264"/>
+            </w:pPr>
+            <w:r>
+              <w:rPr>
+                <w:rFonts w:ascii="Arial" w:cs="Arial" w:eastAsia="Arial" w:hAnsi="Arial"/>
+                <w:i/>
+                <w:iCs/>
+                <w:color w:val="5B6477"/>
+                <w:sz w:val="15"/>
+                <w:szCs w:val="15"/>
+              </w:rPr>
+              <w:t xml:space="preserve">Flow F23 · 6-Pack Card and the override</w:t>
+            </w:r>
+          </w:p>
+          <w:p>
+            <w:pPr>
+              <w:spacing w:after="20" w:before="0" w:line="264"/>
+            </w:pPr>
+            <w:r>
+              <w:rPr>
+                <w:rFonts w:ascii="Arial" w:cs="Arial" w:eastAsia="Arial" w:hAnsi="Arial"/>
+                <w:color w:val="5B6477"/>
+                <w:sz w:val="19"/>
+                <w:szCs w:val="19"/>
+              </w:rPr>
+              <w:t xml:space="preserve">1.  </w:t>
+            </w:r>
+            <w:r>
+              <w:rPr>
+                <w:rFonts w:ascii="Arial" w:cs="Arial" w:eastAsia="Arial" w:hAnsi="Arial"/>
+                <w:sz w:val="19"/>
+                <w:szCs w:val="19"/>
+              </w:rPr>
+              <w:t xml:space="preserve">New Sale → tick 6-Pack sticker given → type the customer name and mobile number → Save.</w:t>
+            </w:r>
+          </w:p>
+          <w:p>
+            <w:pPr>
+              <w:spacing w:after="20" w:before="0" w:line="264"/>
+            </w:pPr>
+            <w:r>
+              <w:rPr>
+                <w:rFonts w:ascii="Arial" w:cs="Arial" w:eastAsia="Arial" w:hAnsi="Arial"/>
+                <w:color w:val="5B6477"/>
+                <w:sz w:val="19"/>
+                <w:szCs w:val="19"/>
+              </w:rPr>
+              <w:t xml:space="preserve">2.  </w:t>
+            </w:r>
+            <w:r>
+              <w:rPr>
+                <w:rFonts w:ascii="Arial" w:cs="Arial" w:eastAsia="Arial" w:hAnsi="Arial"/>
+                <w:sz w:val="19"/>
+                <w:szCs w:val="19"/>
+              </w:rPr>
+              <w:t xml:space="preserve">Open 6-Pack Card. Find the customer; when the stickers reach six, press Redeem a card, complete name, email and address → Redeem.</w:t>
+            </w:r>
+          </w:p>
+          <w:p>
+            <w:pPr>
+              <w:spacing w:after="20" w:before="0" w:line="264"/>
+            </w:pPr>
+            <w:r>
+              <w:rPr>
+                <w:rFonts w:ascii="Arial" w:cs="Arial" w:eastAsia="Arial" w:hAnsi="Arial"/>
+                <w:color w:val="5B6477"/>
+                <w:sz w:val="19"/>
+                <w:szCs w:val="19"/>
+              </w:rPr>
+              <w:t xml:space="preserve">3.  </w:t>
+            </w:r>
+            <w:r>
+              <w:rPr>
+                <w:rFonts w:ascii="Arial" w:cs="Arial" w:eastAsia="Arial" w:hAnsi="Arial"/>
+                <w:sz w:val="19"/>
+                <w:szCs w:val="19"/>
+              </w:rPr>
+              <w:t xml:space="preserve">Open Daily Close and look at the expenses.</w:t>
+            </w:r>
+          </w:p>
+          <w:p>
+            <w:pPr>
+              <w:spacing w:after="0" w:before="60" w:line="264"/>
+            </w:pPr>
+            <w:r>
+              <w:rPr>
+                <w:rFonts w:ascii="Arial" w:cs="Arial" w:eastAsia="Arial" w:hAnsi="Arial"/>
+                <w:b/>
+                <w:bCs/>
+                <w:color w:val="0B1F3A"/>
+                <w:sz w:val="19"/>
+                <w:szCs w:val="19"/>
+              </w:rPr>
+              <w:t xml:space="preserve">You should see: </w:t>
+            </w:r>
+            <w:r>
+              <w:rPr>
+                <w:rFonts w:ascii="Arial" w:cs="Arial" w:eastAsia="Arial" w:hAnsi="Arial"/>
+                <w:sz w:val="19"/>
+                <w:szCs w:val="19"/>
+              </w:rPr>
+              <w:t xml:space="preserve">A sticker is recorded for each supplement on the DR. The ₱300 card appears as a 6-Pack Card expense of your branch, tagged to the customer. Missing customer data stops you with a clear message.</w:t>
+            </w:r>
+          </w:p>
+        </w:tc>
+        <w:tc>
+          <w:tcPr>
+            <w:tcW w:type="dxa" w:w="620"/>
+            <w:tcBorders>
+              <w:top w:val="single" w:color="C9D0DC" w:sz="4"/>
+              <w:left w:val="single" w:color="C9D0DC" w:sz="4"/>
+              <w:bottom w:val="single" w:color="C9D0DC" w:sz="4"/>
+              <w:right w:val="single" w:color="C9D0DC" w:sz="4"/>
+            </w:tcBorders>
+            <w:tcMar>
+              <w:top w:type="dxa" w:w="70"/>
+              <w:left w:type="dxa" w:w="100"/>
+              <w:bottom w:type="dxa" w:w="70"/>
+              <w:right w:type="dxa" w:w="100"/>
+            </w:tcMar>
+            <w:vAlign w:val="center"/>
+          </w:tcPr>
+          <w:p>
+            <w:pPr>
+              <w:spacing w:after="0" w:before="0" w:line="264"/>
+              <w:jc w:val="center"/>
+            </w:pPr>
+            <w:r>
+              <w:rPr>
+                <w:rFonts w:ascii="Arial" w:cs="Arial" w:eastAsia="Arial" w:hAnsi="Arial"/>
+                <w:sz w:val="30"/>
+                <w:szCs w:val="30"/>
+              </w:rPr>
+              <w:t xml:space="preserve">☐</w:t>
+            </w:r>
+          </w:p>
+        </w:tc>
+        <w:tc>
+          <w:tcPr>
+            <w:tcW w:type="dxa" w:w="620"/>
+            <w:tcBorders>
+              <w:top w:val="single" w:color="C9D0DC" w:sz="4"/>
+              <w:left w:val="single" w:color="C9D0DC" w:sz="4"/>
+              <w:bottom w:val="single" w:color="C9D0DC" w:sz="4"/>
+              <w:right w:val="single" w:color="C9D0DC" w:sz="4"/>
+            </w:tcBorders>
+            <w:tcMar>
+              <w:top w:type="dxa" w:w="70"/>
+              <w:left w:type="dxa" w:w="100"/>
+              <w:bottom w:type="dxa" w:w="70"/>
+              <w:right w:type="dxa" w:w="100"/>
+            </w:tcMar>
+            <w:vAlign w:val="center"/>
+          </w:tcPr>
+          <w:p>
+            <w:pPr>
+              <w:spacing w:after="0" w:before="0" w:line="264"/>
+              <w:jc w:val="center"/>
+            </w:pPr>
+            <w:r>
+              <w:rPr>
+                <w:rFonts w:ascii="Arial" w:cs="Arial" w:eastAsia="Arial" w:hAnsi="Arial"/>
+                <w:sz w:val="30"/>
+                <w:szCs w:val="30"/>
+              </w:rPr>
+              <w:t xml:space="preserve">☐</w:t>
+            </w:r>
+          </w:p>
+        </w:tc>
+        <w:tc>
+          <w:tcPr>
+            <w:tcW w:type="dxa" w:w="620"/>
+            <w:tcBorders>
+              <w:top w:val="single" w:color="C9D0DC" w:sz="4"/>
+              <w:left w:val="single" w:color="C9D0DC" w:sz="4"/>
+              <w:bottom w:val="single" w:color="C9D0DC" w:sz="4"/>
+              <w:right w:val="single" w:color="C9D0DC" w:sz="4"/>
+            </w:tcBorders>
+            <w:tcMar>
+              <w:top w:type="dxa" w:w="70"/>
+              <w:left w:type="dxa" w:w="100"/>
+              <w:bottom w:type="dxa" w:w="70"/>
+              <w:right w:type="dxa" w:w="100"/>
+            </w:tcMar>
+            <w:vAlign w:val="center"/>
+          </w:tcPr>
+          <w:p>
+            <w:pPr>
+              <w:spacing w:after="0" w:before="0" w:line="264"/>
+              <w:jc w:val="center"/>
+            </w:pPr>
+            <w:r>
+              <w:rPr>
+                <w:rFonts w:ascii="Arial" w:cs="Arial" w:eastAsia="Arial" w:hAnsi="Arial"/>
+                <w:sz w:val="30"/>
+                <w:szCs w:val="30"/>
+              </w:rPr>
+              <w:t xml:space="preserve">☐</w:t>
+            </w:r>
+          </w:p>
+        </w:tc>
+        <w:tc>
+          <w:tcPr>
+            <w:tcW w:type="dxa" w:w="2040"/>
+            <w:tcBorders>
+              <w:top w:val="single" w:color="C9D0DC" w:sz="4"/>
+              <w:left w:val="single" w:color="C9D0DC" w:sz="4"/>
+              <w:bottom w:val="single" w:color="C9D0DC" w:sz="4"/>
+              <w:right w:val="single" w:color="C9D0DC" w:sz="4"/>
+            </w:tcBorders>
+            <w:tcMar>
+              <w:top w:type="dxa" w:w="70"/>
+              <w:left w:type="dxa" w:w="100"/>
+              <w:bottom w:type="dxa" w:w="70"/>
+              <w:right w:type="dxa" w:w="100"/>
+            </w:tcMar>
+            <w:vAlign w:val="top"/>
+          </w:tcPr>
+          <w:p>
+            <w:pPr>
+              <w:spacing w:after="0" w:before="0" w:line="264"/>
+            </w:pPr>
+            <w:r>
+              <w:rPr>
+                <w:rFonts w:ascii="Arial" w:cs="Arial" w:eastAsia="Arial" w:hAnsi="Arial"/>
+                <w:sz w:val="19"/>
+                <w:szCs w:val="19"/>
+              </w:rPr>
+              <w:t xml:space="preserve"> </w:t>
+            </w:r>
+          </w:p>
+        </w:tc>
+      </w:tr>
+      <w:tr>
+        <w:trPr>
+          <w:cantSplit/>
+        </w:trPr>
+        <w:tc>
+          <w:tcPr>
+            <w:tcW w:type="dxa" w:w="860"/>
+            <w:tcBorders>
+              <w:top w:val="single" w:color="C9D0DC" w:sz="4"/>
+              <w:left w:val="single" w:color="C9D0DC" w:sz="4"/>
+              <w:bottom w:val="single" w:color="C9D0DC" w:sz="4"/>
+              <w:right w:val="single" w:color="C9D0DC" w:sz="4"/>
+            </w:tcBorders>
+            <w:tcMar>
+              <w:top w:type="dxa" w:w="70"/>
+              <w:left w:type="dxa" w:w="100"/>
+              <w:bottom w:type="dxa" w:w="70"/>
+              <w:right w:type="dxa" w:w="100"/>
+            </w:tcMar>
+            <w:vAlign w:val="top"/>
+          </w:tcPr>
+          <w:p>
+            <w:pPr>
+              <w:spacing w:after="0" w:before="0" w:line="264"/>
+            </w:pPr>
+            <w:r>
+              <w:rPr>
+                <w:rFonts w:ascii="Arial" w:cs="Arial" w:eastAsia="Arial" w:hAnsi="Arial"/>
+                <w:b/>
+                <w:bCs/>
+                <w:color w:val="5B6477"/>
+                <w:sz w:val="16"/>
+                <w:szCs w:val="16"/>
+              </w:rPr>
+              <w:t xml:space="preserve">SA-33</w:t>
+            </w:r>
+          </w:p>
+        </w:tc>
+        <w:tc>
+          <w:tcPr>
+            <w:tcW w:type="dxa" w:w="5480"/>
+            <w:tcBorders>
+              <w:top w:val="single" w:color="C9D0DC" w:sz="4"/>
+              <w:left w:val="single" w:color="C9D0DC" w:sz="4"/>
+              <w:bottom w:val="single" w:color="C9D0DC" w:sz="4"/>
+              <w:right w:val="single" w:color="C9D0DC" w:sz="4"/>
+            </w:tcBorders>
+            <w:tcMar>
+              <w:top w:type="dxa" w:w="70"/>
+              <w:left w:type="dxa" w:w="100"/>
+              <w:bottom w:type="dxa" w:w="70"/>
+              <w:right w:type="dxa" w:w="100"/>
+            </w:tcMar>
+            <w:vAlign w:val="top"/>
+          </w:tcPr>
+          <w:p>
+            <w:pPr>
+              <w:spacing w:after="40" w:before="0" w:line="264"/>
+            </w:pPr>
+            <w:r>
+              <w:rPr>
+                <w:rFonts w:ascii="Arial" w:cs="Arial" w:eastAsia="Arial" w:hAnsi="Arial"/>
+                <w:b/>
+                <w:bCs/>
+                <w:sz w:val="20"/>
+                <w:szCs w:val="20"/>
+              </w:rPr>
+              <w:t xml:space="preserve">Cash deposit with the slip</w:t>
+            </w:r>
+          </w:p>
+          <w:p>
+            <w:pPr>
+              <w:spacing w:after="40" w:before="0" w:line="264"/>
+            </w:pPr>
+            <w:r>
+              <w:rPr>
+                <w:rFonts w:ascii="Arial" w:cs="Arial" w:eastAsia="Arial" w:hAnsi="Arial"/>
+                <w:i/>
+                <w:iCs/>
+                <w:color w:val="5B6477"/>
+                <w:sz w:val="15"/>
+                <w:szCs w:val="15"/>
+              </w:rPr>
+              <w:t xml:space="preserve">Flow F22 · Cash deposit slip and its two checks</w:t>
+            </w:r>
+          </w:p>
+          <w:p>
+            <w:pPr>
+              <w:spacing w:after="20" w:before="0" w:line="264"/>
+            </w:pPr>
+            <w:r>
+              <w:rPr>
+                <w:rFonts w:ascii="Arial" w:cs="Arial" w:eastAsia="Arial" w:hAnsi="Arial"/>
+                <w:color w:val="5B6477"/>
+                <w:sz w:val="19"/>
+                <w:szCs w:val="19"/>
+              </w:rPr>
+              <w:t xml:space="preserve">1.  </w:t>
+            </w:r>
+            <w:r>
+              <w:rPr>
+                <w:rFonts w:ascii="Arial" w:cs="Arial" w:eastAsia="Arial" w:hAnsi="Arial"/>
+                <w:sz w:val="19"/>
+                <w:szCs w:val="19"/>
+              </w:rPr>
+              <w:t xml:space="preserve">Open Daily Close &amp; Deposit. Look at the calendar: coloured days still have cash to deposit.</w:t>
+            </w:r>
+          </w:p>
+          <w:p>
+            <w:pPr>
+              <w:spacing w:after="20" w:before="0" w:line="264"/>
+            </w:pPr>
+            <w:r>
+              <w:rPr>
+                <w:rFonts w:ascii="Arial" w:cs="Arial" w:eastAsia="Arial" w:hAnsi="Arial"/>
+                <w:color w:val="5B6477"/>
+                <w:sz w:val="19"/>
+                <w:szCs w:val="19"/>
+              </w:rPr>
+              <w:t xml:space="preserve">2.  </w:t>
+            </w:r>
+            <w:r>
+              <w:rPr>
+                <w:rFonts w:ascii="Arial" w:cs="Arial" w:eastAsia="Arial" w:hAnsi="Arial"/>
+                <w:sz w:val="19"/>
+                <w:szCs w:val="19"/>
+              </w:rPr>
+              <w:t xml:space="preserve">Press a coloured date (or the box beside the calendar). Choose the bank, type the amount, try Record deposit without a slip.</w:t>
+            </w:r>
+          </w:p>
+          <w:p>
+            <w:pPr>
+              <w:spacing w:after="20" w:before="0" w:line="264"/>
+            </w:pPr>
+            <w:r>
+              <w:rPr>
+                <w:rFonts w:ascii="Arial" w:cs="Arial" w:eastAsia="Arial" w:hAnsi="Arial"/>
+                <w:color w:val="5B6477"/>
+                <w:sz w:val="19"/>
+                <w:szCs w:val="19"/>
+              </w:rPr>
+              <w:t xml:space="preserve">3.  </w:t>
+            </w:r>
+            <w:r>
+              <w:rPr>
+                <w:rFonts w:ascii="Arial" w:cs="Arial" w:eastAsia="Arial" w:hAnsi="Arial"/>
+                <w:sz w:val="19"/>
+                <w:szCs w:val="19"/>
+              </w:rPr>
+              <w:t xml:space="preserve">Attach the deposit slip → Record deposit. Look at the list of deposits below.</w:t>
+            </w:r>
+          </w:p>
+          <w:p>
+            <w:pPr>
+              <w:spacing w:after="0" w:before="60" w:line="264"/>
+            </w:pPr>
+            <w:r>
+              <w:rPr>
+                <w:rFonts w:ascii="Arial" w:cs="Arial" w:eastAsia="Arial" w:hAnsi="Arial"/>
+                <w:b/>
+                <w:bCs/>
+                <w:color w:val="0B1F3A"/>
+                <w:sz w:val="19"/>
+                <w:szCs w:val="19"/>
+              </w:rPr>
+              <w:t xml:space="preserve">You should see: </w:t>
+            </w:r>
+            <w:r>
+              <w:rPr>
+                <w:rFonts w:ascii="Arial" w:cs="Arial" w:eastAsia="Arial" w:hAnsi="Arial"/>
+                <w:sz w:val="19"/>
+                <w:szCs w:val="19"/>
+              </w:rPr>
+              <w:t xml:space="preserve">Without the slip: "Attach the slip first." With it, the deposit is listed with View slip and its checking status (Audit, then Accounting).</w:t>
             </w:r>
           </w:p>
         </w:tc>
@@ -4615,7 +5225,7 @@
                 <w:sz w:val="17"/>
                 <w:szCs w:val="17"/>
               </w:rPr>
-              <w:t xml:space="preserve">Passed (of 14)</w:t>
+              <w:t xml:space="preserve">Passed (of 16)</w:t>
             </w:r>
           </w:p>
         </w:tc>

--- a/docs/acceptance-test/per-user/15-sales.wh.docx
+++ b/docs/acceptance-test/per-user/15-sales.wh.docx
@@ -117,7 +117,7 @@
           <w:sz w:val="18"/>
           <w:szCs w:val="18"/>
         </w:rPr>
-        <w:t xml:space="preserve">  ·  16 checks</w:t>
+        <w:t xml:space="preserve">  ·  17 checks</w:t>
       </w:r>
     </w:p>
     <w:tbl>
@@ -5022,6 +5022,311 @@
                 <w:szCs w:val="19"/>
               </w:rPr>
               <w:t xml:space="preserve">Without the slip: "Attach the slip first." With it, the deposit is listed with View slip and its checking status (Audit, then Accounting).</w:t>
+            </w:r>
+          </w:p>
+        </w:tc>
+        <w:tc>
+          <w:tcPr>
+            <w:tcW w:type="dxa" w:w="620"/>
+            <w:tcBorders>
+              <w:top w:val="single" w:color="C9D0DC" w:sz="4"/>
+              <w:left w:val="single" w:color="C9D0DC" w:sz="4"/>
+              <w:bottom w:val="single" w:color="C9D0DC" w:sz="4"/>
+              <w:right w:val="single" w:color="C9D0DC" w:sz="4"/>
+            </w:tcBorders>
+            <w:tcMar>
+              <w:top w:type="dxa" w:w="70"/>
+              <w:left w:type="dxa" w:w="100"/>
+              <w:bottom w:type="dxa" w:w="70"/>
+              <w:right w:type="dxa" w:w="100"/>
+            </w:tcMar>
+            <w:vAlign w:val="center"/>
+          </w:tcPr>
+          <w:p>
+            <w:pPr>
+              <w:spacing w:after="0" w:before="0" w:line="264"/>
+              <w:jc w:val="center"/>
+            </w:pPr>
+            <w:r>
+              <w:rPr>
+                <w:rFonts w:ascii="Arial" w:cs="Arial" w:eastAsia="Arial" w:hAnsi="Arial"/>
+                <w:sz w:val="30"/>
+                <w:szCs w:val="30"/>
+              </w:rPr>
+              <w:t xml:space="preserve">☐</w:t>
+            </w:r>
+          </w:p>
+        </w:tc>
+        <w:tc>
+          <w:tcPr>
+            <w:tcW w:type="dxa" w:w="620"/>
+            <w:tcBorders>
+              <w:top w:val="single" w:color="C9D0DC" w:sz="4"/>
+              <w:left w:val="single" w:color="C9D0DC" w:sz="4"/>
+              <w:bottom w:val="single" w:color="C9D0DC" w:sz="4"/>
+              <w:right w:val="single" w:color="C9D0DC" w:sz="4"/>
+            </w:tcBorders>
+            <w:tcMar>
+              <w:top w:type="dxa" w:w="70"/>
+              <w:left w:type="dxa" w:w="100"/>
+              <w:bottom w:type="dxa" w:w="70"/>
+              <w:right w:type="dxa" w:w="100"/>
+            </w:tcMar>
+            <w:vAlign w:val="center"/>
+          </w:tcPr>
+          <w:p>
+            <w:pPr>
+              <w:spacing w:after="0" w:before="0" w:line="264"/>
+              <w:jc w:val="center"/>
+            </w:pPr>
+            <w:r>
+              <w:rPr>
+                <w:rFonts w:ascii="Arial" w:cs="Arial" w:eastAsia="Arial" w:hAnsi="Arial"/>
+                <w:sz w:val="30"/>
+                <w:szCs w:val="30"/>
+              </w:rPr>
+              <w:t xml:space="preserve">☐</w:t>
+            </w:r>
+          </w:p>
+        </w:tc>
+        <w:tc>
+          <w:tcPr>
+            <w:tcW w:type="dxa" w:w="620"/>
+            <w:tcBorders>
+              <w:top w:val="single" w:color="C9D0DC" w:sz="4"/>
+              <w:left w:val="single" w:color="C9D0DC" w:sz="4"/>
+              <w:bottom w:val="single" w:color="C9D0DC" w:sz="4"/>
+              <w:right w:val="single" w:color="C9D0DC" w:sz="4"/>
+            </w:tcBorders>
+            <w:tcMar>
+              <w:top w:type="dxa" w:w="70"/>
+              <w:left w:type="dxa" w:w="100"/>
+              <w:bottom w:type="dxa" w:w="70"/>
+              <w:right w:type="dxa" w:w="100"/>
+            </w:tcMar>
+            <w:vAlign w:val="center"/>
+          </w:tcPr>
+          <w:p>
+            <w:pPr>
+              <w:spacing w:after="0" w:before="0" w:line="264"/>
+              <w:jc w:val="center"/>
+            </w:pPr>
+            <w:r>
+              <w:rPr>
+                <w:rFonts w:ascii="Arial" w:cs="Arial" w:eastAsia="Arial" w:hAnsi="Arial"/>
+                <w:sz w:val="30"/>
+                <w:szCs w:val="30"/>
+              </w:rPr>
+              <w:t xml:space="preserve">☐</w:t>
+            </w:r>
+          </w:p>
+        </w:tc>
+        <w:tc>
+          <w:tcPr>
+            <w:tcW w:type="dxa" w:w="2040"/>
+            <w:tcBorders>
+              <w:top w:val="single" w:color="C9D0DC" w:sz="4"/>
+              <w:left w:val="single" w:color="C9D0DC" w:sz="4"/>
+              <w:bottom w:val="single" w:color="C9D0DC" w:sz="4"/>
+              <w:right w:val="single" w:color="C9D0DC" w:sz="4"/>
+            </w:tcBorders>
+            <w:tcMar>
+              <w:top w:type="dxa" w:w="70"/>
+              <w:left w:type="dxa" w:w="100"/>
+              <w:bottom w:type="dxa" w:w="70"/>
+              <w:right w:type="dxa" w:w="100"/>
+            </w:tcMar>
+            <w:vAlign w:val="top"/>
+          </w:tcPr>
+          <w:p>
+            <w:pPr>
+              <w:spacing w:after="0" w:before="0" w:line="264"/>
+            </w:pPr>
+            <w:r>
+              <w:rPr>
+                <w:rFonts w:ascii="Arial" w:cs="Arial" w:eastAsia="Arial" w:hAnsi="Arial"/>
+                <w:sz w:val="19"/>
+                <w:szCs w:val="19"/>
+              </w:rPr>
+              <w:t xml:space="preserve"> </w:t>
+            </w:r>
+          </w:p>
+        </w:tc>
+      </w:tr>
+      <w:tr>
+        <w:trPr>
+          <w:cantSplit/>
+        </w:trPr>
+        <w:tc>
+          <w:tcPr>
+            <w:tcW w:type="dxa" w:w="860"/>
+            <w:tcBorders>
+              <w:top w:val="single" w:color="C9D0DC" w:sz="4"/>
+              <w:left w:val="single" w:color="C9D0DC" w:sz="4"/>
+              <w:bottom w:val="single" w:color="C9D0DC" w:sz="4"/>
+              <w:right w:val="single" w:color="C9D0DC" w:sz="4"/>
+            </w:tcBorders>
+            <w:tcMar>
+              <w:top w:type="dxa" w:w="70"/>
+              <w:left w:type="dxa" w:w="100"/>
+              <w:bottom w:type="dxa" w:w="70"/>
+              <w:right w:type="dxa" w:w="100"/>
+            </w:tcMar>
+            <w:vAlign w:val="top"/>
+          </w:tcPr>
+          <w:p>
+            <w:pPr>
+              <w:spacing w:after="0" w:before="0" w:line="264"/>
+            </w:pPr>
+            <w:r>
+              <w:rPr>
+                <w:rFonts w:ascii="Arial" w:cs="Arial" w:eastAsia="Arial" w:hAnsi="Arial"/>
+                <w:b/>
+                <w:bCs/>
+                <w:color w:val="5B6477"/>
+                <w:sz w:val="16"/>
+                <w:szCs w:val="16"/>
+              </w:rPr>
+              <w:t xml:space="preserve">SA-37</w:t>
+            </w:r>
+          </w:p>
+        </w:tc>
+        <w:tc>
+          <w:tcPr>
+            <w:tcW w:type="dxa" w:w="5480"/>
+            <w:tcBorders>
+              <w:top w:val="single" w:color="C9D0DC" w:sz="4"/>
+              <w:left w:val="single" w:color="C9D0DC" w:sz="4"/>
+              <w:bottom w:val="single" w:color="C9D0DC" w:sz="4"/>
+              <w:right w:val="single" w:color="C9D0DC" w:sz="4"/>
+            </w:tcBorders>
+            <w:tcMar>
+              <w:top w:type="dxa" w:w="70"/>
+              <w:left w:type="dxa" w:w="100"/>
+              <w:bottom w:type="dxa" w:w="70"/>
+              <w:right w:type="dxa" w:w="100"/>
+            </w:tcMar>
+            <w:vAlign w:val="top"/>
+          </w:tcPr>
+          <w:p>
+            <w:pPr>
+              <w:spacing w:after="40" w:before="0" w:line="264"/>
+            </w:pPr>
+            <w:r>
+              <w:rPr>
+                <w:rFonts w:ascii="Arial" w:cs="Arial" w:eastAsia="Arial" w:hAnsi="Arial"/>
+                <w:b/>
+                <w:bCs/>
+                <w:sz w:val="20"/>
+                <w:szCs w:val="20"/>
+              </w:rPr>
+              <w:t xml:space="preserve">Sell to a franchise (franchise price, plastic, shipping to follow)</w:t>
+            </w:r>
+          </w:p>
+          <w:p>
+            <w:pPr>
+              <w:spacing w:after="40" w:before="0" w:line="264"/>
+            </w:pPr>
+            <w:r>
+              <w:rPr>
+                <w:rFonts w:ascii="Arial" w:cs="Arial" w:eastAsia="Arial" w:hAnsi="Arial"/>
+                <w:i/>
+                <w:iCs/>
+                <w:color w:val="5B6477"/>
+                <w:sz w:val="15"/>
+                <w:szCs w:val="15"/>
+              </w:rPr>
+              <w:t xml:space="preserve">Flow F26 · Sale to a franchise with shipping to follow</w:t>
+            </w:r>
+          </w:p>
+          <w:p>
+            <w:pPr>
+              <w:spacing w:after="20" w:before="0" w:line="264"/>
+            </w:pPr>
+            <w:r>
+              <w:rPr>
+                <w:rFonts w:ascii="Arial" w:cs="Arial" w:eastAsia="Arial" w:hAnsi="Arial"/>
+                <w:color w:val="5B6477"/>
+                <w:sz w:val="19"/>
+                <w:szCs w:val="19"/>
+              </w:rPr>
+              <w:t xml:space="preserve">1.  </w:t>
+            </w:r>
+            <w:r>
+              <w:rPr>
+                <w:rFonts w:ascii="Arial" w:cs="Arial" w:eastAsia="Arial" w:hAnsi="Arial"/>
+                <w:sz w:val="19"/>
+                <w:szCs w:val="19"/>
+              </w:rPr>
+              <w:t xml:space="preserve">New Sale → channel FRANCHISE → choose the franchisee (for example Franchise Mayon).</w:t>
+            </w:r>
+          </w:p>
+          <w:p>
+            <w:pPr>
+              <w:spacing w:after="20" w:before="0" w:line="264"/>
+            </w:pPr>
+            <w:r>
+              <w:rPr>
+                <w:rFonts w:ascii="Arial" w:cs="Arial" w:eastAsia="Arial" w:hAnsi="Arial"/>
+                <w:color w:val="5B6477"/>
+                <w:sz w:val="19"/>
+                <w:szCs w:val="19"/>
+              </w:rPr>
+              <w:t xml:space="preserve">2.  </w:t>
+            </w:r>
+            <w:r>
+              <w:rPr>
+                <w:rFonts w:ascii="Arial" w:cs="Arial" w:eastAsia="Arial" w:hAnsi="Arial"/>
+                <w:sz w:val="19"/>
+                <w:szCs w:val="19"/>
+              </w:rPr>
+              <w:t xml:space="preserve">Add a supplement and Plastic XL. Read the prices.</w:t>
+            </w:r>
+          </w:p>
+          <w:p>
+            <w:pPr>
+              <w:spacing w:after="20" w:before="0" w:line="264"/>
+            </w:pPr>
+            <w:r>
+              <w:rPr>
+                <w:rFonts w:ascii="Arial" w:cs="Arial" w:eastAsia="Arial" w:hAnsi="Arial"/>
+                <w:color w:val="5B6477"/>
+                <w:sz w:val="19"/>
+                <w:szCs w:val="19"/>
+              </w:rPr>
+              <w:t xml:space="preserve">3.  </w:t>
+            </w:r>
+            <w:r>
+              <w:rPr>
+                <w:rFonts w:ascii="Arial" w:cs="Arial" w:eastAsia="Arial" w:hAnsi="Arial"/>
+                <w:sz w:val="19"/>
+                <w:szCs w:val="19"/>
+              </w:rPr>
+              <w:t xml:space="preserve">Change one price a little, then set it back. Under "Shipping charged to the franchise" choose To follow → Review sale → Confirm and save.</w:t>
+            </w:r>
+          </w:p>
+          <w:p>
+            <w:pPr>
+              <w:spacing w:after="0" w:before="60" w:line="264"/>
+            </w:pPr>
+            <w:r>
+              <w:rPr>
+                <w:rFonts w:ascii="Arial" w:cs="Arial" w:eastAsia="Arial" w:hAnsi="Arial"/>
+                <w:b/>
+                <w:bCs/>
+                <w:color w:val="0B1F3A"/>
+                <w:sz w:val="19"/>
+                <w:szCs w:val="19"/>
+              </w:rPr>
+              <w:t xml:space="preserve">You should see: </w:t>
+            </w:r>
+            <w:r>
+              <w:rPr>
+                <w:rFonts w:ascii="Arial" w:cs="Arial" w:eastAsia="Arial" w:hAnsi="Arial"/>
+                <w:sz w:val="19"/>
+                <w:szCs w:val="19"/>
+              </w:rPr>
+              <w:t xml:space="preserve">No "may not sell at tier FRANCHISE" message. The franchise price fills in by itself; the plastic is charged (L ₱4, M ₱3, S ₱3, XL ₱5). The sale saves and the Franchise Coordinator is told the shipping is to follow.</w:t>
             </w:r>
           </w:p>
         </w:tc>
@@ -5225,7 +5530,7 @@
                 <w:sz w:val="17"/>
                 <w:szCs w:val="17"/>
               </w:rPr>
-              <w:t xml:space="preserve">Passed (of 16)</w:t>
+              <w:t xml:space="preserve">Passed (of 17)</w:t>
             </w:r>
           </w:p>
         </w:tc>

--- a/docs/acceptance-test/per-user/15-sales.wh.docx
+++ b/docs/acceptance-test/per-user/15-sales.wh.docx
@@ -117,7 +117,7 @@
           <w:sz w:val="18"/>
           <w:szCs w:val="18"/>
         </w:rPr>
-        <w:t xml:space="preserve">  ·  17 checks</w:t>
+        <w:t xml:space="preserve">  ·  21 checks</w:t>
       </w:r>
     </w:p>
     <w:tbl>
@@ -5327,6 +5327,1160 @@
                 <w:szCs w:val="19"/>
               </w:rPr>
               <w:t xml:space="preserve">No "may not sell at tier FRANCHISE" message. The franchise price fills in by itself; the plastic is charged (L ₱4, M ₱3, S ₱3, XL ₱5). The sale saves and the Franchise Coordinator is told the shipping is to follow.</w:t>
+            </w:r>
+          </w:p>
+        </w:tc>
+        <w:tc>
+          <w:tcPr>
+            <w:tcW w:type="dxa" w:w="620"/>
+            <w:tcBorders>
+              <w:top w:val="single" w:color="C9D0DC" w:sz="4"/>
+              <w:left w:val="single" w:color="C9D0DC" w:sz="4"/>
+              <w:bottom w:val="single" w:color="C9D0DC" w:sz="4"/>
+              <w:right w:val="single" w:color="C9D0DC" w:sz="4"/>
+            </w:tcBorders>
+            <w:tcMar>
+              <w:top w:type="dxa" w:w="70"/>
+              <w:left w:type="dxa" w:w="100"/>
+              <w:bottom w:type="dxa" w:w="70"/>
+              <w:right w:type="dxa" w:w="100"/>
+            </w:tcMar>
+            <w:vAlign w:val="center"/>
+          </w:tcPr>
+          <w:p>
+            <w:pPr>
+              <w:spacing w:after="0" w:before="0" w:line="264"/>
+              <w:jc w:val="center"/>
+            </w:pPr>
+            <w:r>
+              <w:rPr>
+                <w:rFonts w:ascii="Arial" w:cs="Arial" w:eastAsia="Arial" w:hAnsi="Arial"/>
+                <w:sz w:val="30"/>
+                <w:szCs w:val="30"/>
+              </w:rPr>
+              <w:t xml:space="preserve">☐</w:t>
+            </w:r>
+          </w:p>
+        </w:tc>
+        <w:tc>
+          <w:tcPr>
+            <w:tcW w:type="dxa" w:w="620"/>
+            <w:tcBorders>
+              <w:top w:val="single" w:color="C9D0DC" w:sz="4"/>
+              <w:left w:val="single" w:color="C9D0DC" w:sz="4"/>
+              <w:bottom w:val="single" w:color="C9D0DC" w:sz="4"/>
+              <w:right w:val="single" w:color="C9D0DC" w:sz="4"/>
+            </w:tcBorders>
+            <w:tcMar>
+              <w:top w:type="dxa" w:w="70"/>
+              <w:left w:type="dxa" w:w="100"/>
+              <w:bottom w:type="dxa" w:w="70"/>
+              <w:right w:type="dxa" w:w="100"/>
+            </w:tcMar>
+            <w:vAlign w:val="center"/>
+          </w:tcPr>
+          <w:p>
+            <w:pPr>
+              <w:spacing w:after="0" w:before="0" w:line="264"/>
+              <w:jc w:val="center"/>
+            </w:pPr>
+            <w:r>
+              <w:rPr>
+                <w:rFonts w:ascii="Arial" w:cs="Arial" w:eastAsia="Arial" w:hAnsi="Arial"/>
+                <w:sz w:val="30"/>
+                <w:szCs w:val="30"/>
+              </w:rPr>
+              <w:t xml:space="preserve">☐</w:t>
+            </w:r>
+          </w:p>
+        </w:tc>
+        <w:tc>
+          <w:tcPr>
+            <w:tcW w:type="dxa" w:w="620"/>
+            <w:tcBorders>
+              <w:top w:val="single" w:color="C9D0DC" w:sz="4"/>
+              <w:left w:val="single" w:color="C9D0DC" w:sz="4"/>
+              <w:bottom w:val="single" w:color="C9D0DC" w:sz="4"/>
+              <w:right w:val="single" w:color="C9D0DC" w:sz="4"/>
+            </w:tcBorders>
+            <w:tcMar>
+              <w:top w:type="dxa" w:w="70"/>
+              <w:left w:type="dxa" w:w="100"/>
+              <w:bottom w:type="dxa" w:w="70"/>
+              <w:right w:type="dxa" w:w="100"/>
+            </w:tcMar>
+            <w:vAlign w:val="center"/>
+          </w:tcPr>
+          <w:p>
+            <w:pPr>
+              <w:spacing w:after="0" w:before="0" w:line="264"/>
+              <w:jc w:val="center"/>
+            </w:pPr>
+            <w:r>
+              <w:rPr>
+                <w:rFonts w:ascii="Arial" w:cs="Arial" w:eastAsia="Arial" w:hAnsi="Arial"/>
+                <w:sz w:val="30"/>
+                <w:szCs w:val="30"/>
+              </w:rPr>
+              <w:t xml:space="preserve">☐</w:t>
+            </w:r>
+          </w:p>
+        </w:tc>
+        <w:tc>
+          <w:tcPr>
+            <w:tcW w:type="dxa" w:w="2040"/>
+            <w:tcBorders>
+              <w:top w:val="single" w:color="C9D0DC" w:sz="4"/>
+              <w:left w:val="single" w:color="C9D0DC" w:sz="4"/>
+              <w:bottom w:val="single" w:color="C9D0DC" w:sz="4"/>
+              <w:right w:val="single" w:color="C9D0DC" w:sz="4"/>
+            </w:tcBorders>
+            <w:tcMar>
+              <w:top w:type="dxa" w:w="70"/>
+              <w:left w:type="dxa" w:w="100"/>
+              <w:bottom w:type="dxa" w:w="70"/>
+              <w:right w:type="dxa" w:w="100"/>
+            </w:tcMar>
+            <w:vAlign w:val="top"/>
+          </w:tcPr>
+          <w:p>
+            <w:pPr>
+              <w:spacing w:after="0" w:before="0" w:line="264"/>
+            </w:pPr>
+            <w:r>
+              <w:rPr>
+                <w:rFonts w:ascii="Arial" w:cs="Arial" w:eastAsia="Arial" w:hAnsi="Arial"/>
+                <w:sz w:val="19"/>
+                <w:szCs w:val="19"/>
+              </w:rPr>
+              <w:t xml:space="preserve"> </w:t>
+            </w:r>
+          </w:p>
+        </w:tc>
+      </w:tr>
+      <w:tr>
+        <w:trPr>
+          <w:cantSplit/>
+        </w:trPr>
+        <w:tc>
+          <w:tcPr>
+            <w:tcW w:type="dxa" w:w="860"/>
+            <w:tcBorders>
+              <w:top w:val="single" w:color="C9D0DC" w:sz="4"/>
+              <w:left w:val="single" w:color="C9D0DC" w:sz="4"/>
+              <w:bottom w:val="single" w:color="C9D0DC" w:sz="4"/>
+              <w:right w:val="single" w:color="C9D0DC" w:sz="4"/>
+            </w:tcBorders>
+            <w:tcMar>
+              <w:top w:type="dxa" w:w="70"/>
+              <w:left w:type="dxa" w:w="100"/>
+              <w:bottom w:type="dxa" w:w="70"/>
+              <w:right w:type="dxa" w:w="100"/>
+            </w:tcMar>
+            <w:vAlign w:val="top"/>
+          </w:tcPr>
+          <w:p>
+            <w:pPr>
+              <w:spacing w:after="0" w:before="0" w:line="264"/>
+            </w:pPr>
+            <w:r>
+              <w:rPr>
+                <w:rFonts w:ascii="Arial" w:cs="Arial" w:eastAsia="Arial" w:hAnsi="Arial"/>
+                <w:b/>
+                <w:bCs/>
+                <w:color w:val="5B6477"/>
+                <w:sz w:val="16"/>
+                <w:szCs w:val="16"/>
+              </w:rPr>
+              <w:t xml:space="preserve">SA-39</w:t>
+            </w:r>
+          </w:p>
+        </w:tc>
+        <w:tc>
+          <w:tcPr>
+            <w:tcW w:type="dxa" w:w="5480"/>
+            <w:tcBorders>
+              <w:top w:val="single" w:color="C9D0DC" w:sz="4"/>
+              <w:left w:val="single" w:color="C9D0DC" w:sz="4"/>
+              <w:bottom w:val="single" w:color="C9D0DC" w:sz="4"/>
+              <w:right w:val="single" w:color="C9D0DC" w:sz="4"/>
+            </w:tcBorders>
+            <w:tcMar>
+              <w:top w:type="dxa" w:w="70"/>
+              <w:left w:type="dxa" w:w="100"/>
+              <w:bottom w:type="dxa" w:w="70"/>
+              <w:right w:type="dxa" w:w="100"/>
+            </w:tcMar>
+            <w:vAlign w:val="top"/>
+          </w:tcPr>
+          <w:p>
+            <w:pPr>
+              <w:spacing w:after="40" w:before="0" w:line="264"/>
+            </w:pPr>
+            <w:r>
+              <w:rPr>
+                <w:rFonts w:ascii="Arial" w:cs="Arial" w:eastAsia="Arial" w:hAnsi="Arial"/>
+                <w:b/>
+                <w:bCs/>
+                <w:sz w:val="20"/>
+                <w:szCs w:val="20"/>
+              </w:rPr>
+              <w:t xml:space="preserve">A customer returns an item: open a replacement ticket</w:t>
+            </w:r>
+          </w:p>
+          <w:p>
+            <w:pPr>
+              <w:spacing w:after="40" w:before="0" w:line="264"/>
+            </w:pPr>
+            <w:r>
+              <w:rPr>
+                <w:rFonts w:ascii="Arial" w:cs="Arial" w:eastAsia="Arial" w:hAnsi="Arial"/>
+                <w:i/>
+                <w:iCs/>
+                <w:color w:val="5B6477"/>
+                <w:sz w:val="15"/>
+                <w:szCs w:val="15"/>
+              </w:rPr>
+              <w:t xml:space="preserve">Flow F27 · Customer return and replacement ticket</w:t>
+            </w:r>
+          </w:p>
+          <w:p>
+            <w:pPr>
+              <w:spacing w:after="20" w:before="0" w:line="264"/>
+            </w:pPr>
+            <w:r>
+              <w:rPr>
+                <w:rFonts w:ascii="Arial" w:cs="Arial" w:eastAsia="Arial" w:hAnsi="Arial"/>
+                <w:color w:val="5B6477"/>
+                <w:sz w:val="19"/>
+                <w:szCs w:val="19"/>
+              </w:rPr>
+              <w:t xml:space="preserve">1.  </w:t>
+            </w:r>
+            <w:r>
+              <w:rPr>
+                <w:rFonts w:ascii="Arial" w:cs="Arial" w:eastAsia="Arial" w:hAnsi="Arial"/>
+                <w:sz w:val="19"/>
+                <w:szCs w:val="19"/>
+              </w:rPr>
+              <w:t xml:space="preserve">Replacement Tickets → Customer returned an item.</w:t>
+            </w:r>
+          </w:p>
+          <w:p>
+            <w:pPr>
+              <w:spacing w:after="20" w:before="0" w:line="264"/>
+            </w:pPr>
+            <w:r>
+              <w:rPr>
+                <w:rFonts w:ascii="Arial" w:cs="Arial" w:eastAsia="Arial" w:hAnsi="Arial"/>
+                <w:color w:val="5B6477"/>
+                <w:sz w:val="19"/>
+                <w:szCs w:val="19"/>
+              </w:rPr>
+              <w:t xml:space="preserve">2.  </w:t>
+            </w:r>
+            <w:r>
+              <w:rPr>
+                <w:rFonts w:ascii="Arial" w:cs="Arial" w:eastAsia="Arial" w:hAnsi="Arial"/>
+                <w:sz w:val="19"/>
+                <w:szCs w:val="19"/>
+              </w:rPr>
+              <w:t xml:space="preserve">Type the DR number (or the customer name) → press the item line → quantity, reason, notes → Open the ticket.</w:t>
+            </w:r>
+          </w:p>
+          <w:p>
+            <w:pPr>
+              <w:spacing w:after="20" w:before="0" w:line="264"/>
+            </w:pPr>
+            <w:r>
+              <w:rPr>
+                <w:rFonts w:ascii="Arial" w:cs="Arial" w:eastAsia="Arial" w:hAnsi="Arial"/>
+                <w:color w:val="5B6477"/>
+                <w:sz w:val="19"/>
+                <w:szCs w:val="19"/>
+              </w:rPr>
+              <w:t xml:space="preserve">3.  </w:t>
+            </w:r>
+            <w:r>
+              <w:rPr>
+                <w:rFonts w:ascii="Arial" w:cs="Arial" w:eastAsia="Arial" w:hAnsi="Arial"/>
+                <w:sz w:val="19"/>
+                <w:szCs w:val="19"/>
+              </w:rPr>
+              <w:t xml:space="preserve">Attach a photo of the item on the ticket page.</w:t>
+            </w:r>
+          </w:p>
+          <w:p>
+            <w:pPr>
+              <w:spacing w:after="0" w:before="60" w:line="264"/>
+            </w:pPr>
+            <w:r>
+              <w:rPr>
+                <w:rFonts w:ascii="Arial" w:cs="Arial" w:eastAsia="Arial" w:hAnsi="Arial"/>
+                <w:b/>
+                <w:bCs/>
+                <w:color w:val="0B1F3A"/>
+                <w:sz w:val="19"/>
+                <w:szCs w:val="19"/>
+              </w:rPr>
+              <w:t xml:space="preserve">You should see: </w:t>
+            </w:r>
+            <w:r>
+              <w:rPr>
+                <w:rFonts w:ascii="Arial" w:cs="Arial" w:eastAsia="Arial" w:hAnsi="Arial"/>
+                <w:sz w:val="19"/>
+                <w:szCs w:val="19"/>
+              </w:rPr>
+              <w:t xml:space="preserve">The ticket (RT number) names the DR, the customer and the branch that made the sale. You cannot return more than was sold. The auditors, Accounting, the Owner, the DR's sales associate and the other branches are told.</w:t>
+            </w:r>
+          </w:p>
+        </w:tc>
+        <w:tc>
+          <w:tcPr>
+            <w:tcW w:type="dxa" w:w="620"/>
+            <w:tcBorders>
+              <w:top w:val="single" w:color="C9D0DC" w:sz="4"/>
+              <w:left w:val="single" w:color="C9D0DC" w:sz="4"/>
+              <w:bottom w:val="single" w:color="C9D0DC" w:sz="4"/>
+              <w:right w:val="single" w:color="C9D0DC" w:sz="4"/>
+            </w:tcBorders>
+            <w:tcMar>
+              <w:top w:type="dxa" w:w="70"/>
+              <w:left w:type="dxa" w:w="100"/>
+              <w:bottom w:type="dxa" w:w="70"/>
+              <w:right w:type="dxa" w:w="100"/>
+            </w:tcMar>
+            <w:vAlign w:val="center"/>
+          </w:tcPr>
+          <w:p>
+            <w:pPr>
+              <w:spacing w:after="0" w:before="0" w:line="264"/>
+              <w:jc w:val="center"/>
+            </w:pPr>
+            <w:r>
+              <w:rPr>
+                <w:rFonts w:ascii="Arial" w:cs="Arial" w:eastAsia="Arial" w:hAnsi="Arial"/>
+                <w:sz w:val="30"/>
+                <w:szCs w:val="30"/>
+              </w:rPr>
+              <w:t xml:space="preserve">☐</w:t>
+            </w:r>
+          </w:p>
+        </w:tc>
+        <w:tc>
+          <w:tcPr>
+            <w:tcW w:type="dxa" w:w="620"/>
+            <w:tcBorders>
+              <w:top w:val="single" w:color="C9D0DC" w:sz="4"/>
+              <w:left w:val="single" w:color="C9D0DC" w:sz="4"/>
+              <w:bottom w:val="single" w:color="C9D0DC" w:sz="4"/>
+              <w:right w:val="single" w:color="C9D0DC" w:sz="4"/>
+            </w:tcBorders>
+            <w:tcMar>
+              <w:top w:type="dxa" w:w="70"/>
+              <w:left w:type="dxa" w:w="100"/>
+              <w:bottom w:type="dxa" w:w="70"/>
+              <w:right w:type="dxa" w:w="100"/>
+            </w:tcMar>
+            <w:vAlign w:val="center"/>
+          </w:tcPr>
+          <w:p>
+            <w:pPr>
+              <w:spacing w:after="0" w:before="0" w:line="264"/>
+              <w:jc w:val="center"/>
+            </w:pPr>
+            <w:r>
+              <w:rPr>
+                <w:rFonts w:ascii="Arial" w:cs="Arial" w:eastAsia="Arial" w:hAnsi="Arial"/>
+                <w:sz w:val="30"/>
+                <w:szCs w:val="30"/>
+              </w:rPr>
+              <w:t xml:space="preserve">☐</w:t>
+            </w:r>
+          </w:p>
+        </w:tc>
+        <w:tc>
+          <w:tcPr>
+            <w:tcW w:type="dxa" w:w="620"/>
+            <w:tcBorders>
+              <w:top w:val="single" w:color="C9D0DC" w:sz="4"/>
+              <w:left w:val="single" w:color="C9D0DC" w:sz="4"/>
+              <w:bottom w:val="single" w:color="C9D0DC" w:sz="4"/>
+              <w:right w:val="single" w:color="C9D0DC" w:sz="4"/>
+            </w:tcBorders>
+            <w:tcMar>
+              <w:top w:type="dxa" w:w="70"/>
+              <w:left w:type="dxa" w:w="100"/>
+              <w:bottom w:type="dxa" w:w="70"/>
+              <w:right w:type="dxa" w:w="100"/>
+            </w:tcMar>
+            <w:vAlign w:val="center"/>
+          </w:tcPr>
+          <w:p>
+            <w:pPr>
+              <w:spacing w:after="0" w:before="0" w:line="264"/>
+              <w:jc w:val="center"/>
+            </w:pPr>
+            <w:r>
+              <w:rPr>
+                <w:rFonts w:ascii="Arial" w:cs="Arial" w:eastAsia="Arial" w:hAnsi="Arial"/>
+                <w:sz w:val="30"/>
+                <w:szCs w:val="30"/>
+              </w:rPr>
+              <w:t xml:space="preserve">☐</w:t>
+            </w:r>
+          </w:p>
+        </w:tc>
+        <w:tc>
+          <w:tcPr>
+            <w:tcW w:type="dxa" w:w="2040"/>
+            <w:tcBorders>
+              <w:top w:val="single" w:color="C9D0DC" w:sz="4"/>
+              <w:left w:val="single" w:color="C9D0DC" w:sz="4"/>
+              <w:bottom w:val="single" w:color="C9D0DC" w:sz="4"/>
+              <w:right w:val="single" w:color="C9D0DC" w:sz="4"/>
+            </w:tcBorders>
+            <w:tcMar>
+              <w:top w:type="dxa" w:w="70"/>
+              <w:left w:type="dxa" w:w="100"/>
+              <w:bottom w:type="dxa" w:w="70"/>
+              <w:right w:type="dxa" w:w="100"/>
+            </w:tcMar>
+            <w:vAlign w:val="top"/>
+          </w:tcPr>
+          <w:p>
+            <w:pPr>
+              <w:spacing w:after="0" w:before="0" w:line="264"/>
+            </w:pPr>
+            <w:r>
+              <w:rPr>
+                <w:rFonts w:ascii="Arial" w:cs="Arial" w:eastAsia="Arial" w:hAnsi="Arial"/>
+                <w:sz w:val="19"/>
+                <w:szCs w:val="19"/>
+              </w:rPr>
+              <w:t xml:space="preserve"> </w:t>
+            </w:r>
+          </w:p>
+        </w:tc>
+      </w:tr>
+      <w:tr>
+        <w:trPr>
+          <w:cantSplit/>
+        </w:trPr>
+        <w:tc>
+          <w:tcPr>
+            <w:tcW w:type="dxa" w:w="860"/>
+            <w:tcBorders>
+              <w:top w:val="single" w:color="C9D0DC" w:sz="4"/>
+              <w:left w:val="single" w:color="C9D0DC" w:sz="4"/>
+              <w:bottom w:val="single" w:color="C9D0DC" w:sz="4"/>
+              <w:right w:val="single" w:color="C9D0DC" w:sz="4"/>
+            </w:tcBorders>
+            <w:tcMar>
+              <w:top w:type="dxa" w:w="70"/>
+              <w:left w:type="dxa" w:w="100"/>
+              <w:bottom w:type="dxa" w:w="70"/>
+              <w:right w:type="dxa" w:w="100"/>
+            </w:tcMar>
+            <w:vAlign w:val="top"/>
+          </w:tcPr>
+          <w:p>
+            <w:pPr>
+              <w:spacing w:after="0" w:before="0" w:line="264"/>
+            </w:pPr>
+            <w:r>
+              <w:rPr>
+                <w:rFonts w:ascii="Arial" w:cs="Arial" w:eastAsia="Arial" w:hAnsi="Arial"/>
+                <w:b/>
+                <w:bCs/>
+                <w:color w:val="5B6477"/>
+                <w:sz w:val="16"/>
+                <w:szCs w:val="16"/>
+              </w:rPr>
+              <w:t xml:space="preserve">SA-40</w:t>
+            </w:r>
+          </w:p>
+        </w:tc>
+        <w:tc>
+          <w:tcPr>
+            <w:tcW w:type="dxa" w:w="5480"/>
+            <w:tcBorders>
+              <w:top w:val="single" w:color="C9D0DC" w:sz="4"/>
+              <w:left w:val="single" w:color="C9D0DC" w:sz="4"/>
+              <w:bottom w:val="single" w:color="C9D0DC" w:sz="4"/>
+              <w:right w:val="single" w:color="C9D0DC" w:sz="4"/>
+            </w:tcBorders>
+            <w:tcMar>
+              <w:top w:type="dxa" w:w="70"/>
+              <w:left w:type="dxa" w:w="100"/>
+              <w:bottom w:type="dxa" w:w="70"/>
+              <w:right w:type="dxa" w:w="100"/>
+            </w:tcMar>
+            <w:vAlign w:val="top"/>
+          </w:tcPr>
+          <w:p>
+            <w:pPr>
+              <w:spacing w:after="40" w:before="0" w:line="264"/>
+            </w:pPr>
+            <w:r>
+              <w:rPr>
+                <w:rFonts w:ascii="Arial" w:cs="Arial" w:eastAsia="Arial" w:hAnsi="Arial"/>
+                <w:b/>
+                <w:bCs/>
+                <w:sz w:val="20"/>
+                <w:szCs w:val="20"/>
+              </w:rPr>
+              <w:t xml:space="preserve">Give the replacement for another branch's ticket</w:t>
+            </w:r>
+          </w:p>
+          <w:p>
+            <w:pPr>
+              <w:spacing w:after="40" w:before="0" w:line="264"/>
+            </w:pPr>
+            <w:r>
+              <w:rPr>
+                <w:rFonts w:ascii="Arial" w:cs="Arial" w:eastAsia="Arial" w:hAnsi="Arial"/>
+                <w:i/>
+                <w:iCs/>
+                <w:color w:val="5B6477"/>
+                <w:sz w:val="15"/>
+                <w:szCs w:val="15"/>
+              </w:rPr>
+              <w:t xml:space="preserve">Flow F27 · Customer return and replacement ticket</w:t>
+            </w:r>
+          </w:p>
+          <w:p>
+            <w:pPr>
+              <w:spacing w:after="20" w:before="0" w:line="264"/>
+            </w:pPr>
+            <w:r>
+              <w:rPr>
+                <w:rFonts w:ascii="Arial" w:cs="Arial" w:eastAsia="Arial" w:hAnsi="Arial"/>
+                <w:color w:val="5B6477"/>
+                <w:sz w:val="19"/>
+                <w:szCs w:val="19"/>
+              </w:rPr>
+              <w:t xml:space="preserve">1.  </w:t>
+            </w:r>
+            <w:r>
+              <w:rPr>
+                <w:rFonts w:ascii="Arial" w:cs="Arial" w:eastAsia="Arial" w:hAnsi="Arial"/>
+                <w:sz w:val="19"/>
+                <w:szCs w:val="19"/>
+              </w:rPr>
+              <w:t xml:space="preserve">Replacement Tickets → open a customer ticket made at another branch.</w:t>
+            </w:r>
+          </w:p>
+          <w:p>
+            <w:pPr>
+              <w:spacing w:after="20" w:before="0" w:line="264"/>
+            </w:pPr>
+            <w:r>
+              <w:rPr>
+                <w:rFonts w:ascii="Arial" w:cs="Arial" w:eastAsia="Arial" w:hAnsi="Arial"/>
+                <w:color w:val="5B6477"/>
+                <w:sz w:val="19"/>
+                <w:szCs w:val="19"/>
+              </w:rPr>
+              <w:t xml:space="preserve">2.  </w:t>
+            </w:r>
+            <w:r>
+              <w:rPr>
+                <w:rFonts w:ascii="Arial" w:cs="Arial" w:eastAsia="Arial" w:hAnsi="Arial"/>
+                <w:sz w:val="19"/>
+                <w:szCs w:val="19"/>
+              </w:rPr>
+              <w:t xml:space="preserve">Press We gave the replacement → search another product (or keep the same) → Save.</w:t>
+            </w:r>
+          </w:p>
+          <w:p>
+            <w:pPr>
+              <w:spacing w:after="0" w:before="60" w:line="264"/>
+            </w:pPr>
+            <w:r>
+              <w:rPr>
+                <w:rFonts w:ascii="Arial" w:cs="Arial" w:eastAsia="Arial" w:hAnsi="Arial"/>
+                <w:b/>
+                <w:bCs/>
+                <w:color w:val="0B1F3A"/>
+                <w:sz w:val="19"/>
+                <w:szCs w:val="19"/>
+              </w:rPr>
+              <w:t xml:space="preserve">You should see: </w:t>
+            </w:r>
+            <w:r>
+              <w:rPr>
+                <w:rFonts w:ascii="Arial" w:cs="Arial" w:eastAsia="Arial" w:hAnsi="Arial"/>
+                <w:sz w:val="19"/>
+                <w:szCs w:val="19"/>
+              </w:rPr>
+              <w:t xml:space="preserve">The replacement leaves your stock. The price difference against the DR is shown (customer pays or refund). The Head Auditor approves; then the ticket closes. A second branch cannot tick it again.</w:t>
+            </w:r>
+          </w:p>
+        </w:tc>
+        <w:tc>
+          <w:tcPr>
+            <w:tcW w:type="dxa" w:w="620"/>
+            <w:tcBorders>
+              <w:top w:val="single" w:color="C9D0DC" w:sz="4"/>
+              <w:left w:val="single" w:color="C9D0DC" w:sz="4"/>
+              <w:bottom w:val="single" w:color="C9D0DC" w:sz="4"/>
+              <w:right w:val="single" w:color="C9D0DC" w:sz="4"/>
+            </w:tcBorders>
+            <w:tcMar>
+              <w:top w:type="dxa" w:w="70"/>
+              <w:left w:type="dxa" w:w="100"/>
+              <w:bottom w:type="dxa" w:w="70"/>
+              <w:right w:type="dxa" w:w="100"/>
+            </w:tcMar>
+            <w:vAlign w:val="center"/>
+          </w:tcPr>
+          <w:p>
+            <w:pPr>
+              <w:spacing w:after="0" w:before="0" w:line="264"/>
+              <w:jc w:val="center"/>
+            </w:pPr>
+            <w:r>
+              <w:rPr>
+                <w:rFonts w:ascii="Arial" w:cs="Arial" w:eastAsia="Arial" w:hAnsi="Arial"/>
+                <w:sz w:val="30"/>
+                <w:szCs w:val="30"/>
+              </w:rPr>
+              <w:t xml:space="preserve">☐</w:t>
+            </w:r>
+          </w:p>
+        </w:tc>
+        <w:tc>
+          <w:tcPr>
+            <w:tcW w:type="dxa" w:w="620"/>
+            <w:tcBorders>
+              <w:top w:val="single" w:color="C9D0DC" w:sz="4"/>
+              <w:left w:val="single" w:color="C9D0DC" w:sz="4"/>
+              <w:bottom w:val="single" w:color="C9D0DC" w:sz="4"/>
+              <w:right w:val="single" w:color="C9D0DC" w:sz="4"/>
+            </w:tcBorders>
+            <w:tcMar>
+              <w:top w:type="dxa" w:w="70"/>
+              <w:left w:type="dxa" w:w="100"/>
+              <w:bottom w:type="dxa" w:w="70"/>
+              <w:right w:type="dxa" w:w="100"/>
+            </w:tcMar>
+            <w:vAlign w:val="center"/>
+          </w:tcPr>
+          <w:p>
+            <w:pPr>
+              <w:spacing w:after="0" w:before="0" w:line="264"/>
+              <w:jc w:val="center"/>
+            </w:pPr>
+            <w:r>
+              <w:rPr>
+                <w:rFonts w:ascii="Arial" w:cs="Arial" w:eastAsia="Arial" w:hAnsi="Arial"/>
+                <w:sz w:val="30"/>
+                <w:szCs w:val="30"/>
+              </w:rPr>
+              <w:t xml:space="preserve">☐</w:t>
+            </w:r>
+          </w:p>
+        </w:tc>
+        <w:tc>
+          <w:tcPr>
+            <w:tcW w:type="dxa" w:w="620"/>
+            <w:tcBorders>
+              <w:top w:val="single" w:color="C9D0DC" w:sz="4"/>
+              <w:left w:val="single" w:color="C9D0DC" w:sz="4"/>
+              <w:bottom w:val="single" w:color="C9D0DC" w:sz="4"/>
+              <w:right w:val="single" w:color="C9D0DC" w:sz="4"/>
+            </w:tcBorders>
+            <w:tcMar>
+              <w:top w:type="dxa" w:w="70"/>
+              <w:left w:type="dxa" w:w="100"/>
+              <w:bottom w:type="dxa" w:w="70"/>
+              <w:right w:type="dxa" w:w="100"/>
+            </w:tcMar>
+            <w:vAlign w:val="center"/>
+          </w:tcPr>
+          <w:p>
+            <w:pPr>
+              <w:spacing w:after="0" w:before="0" w:line="264"/>
+              <w:jc w:val="center"/>
+            </w:pPr>
+            <w:r>
+              <w:rPr>
+                <w:rFonts w:ascii="Arial" w:cs="Arial" w:eastAsia="Arial" w:hAnsi="Arial"/>
+                <w:sz w:val="30"/>
+                <w:szCs w:val="30"/>
+              </w:rPr>
+              <w:t xml:space="preserve">☐</w:t>
+            </w:r>
+          </w:p>
+        </w:tc>
+        <w:tc>
+          <w:tcPr>
+            <w:tcW w:type="dxa" w:w="2040"/>
+            <w:tcBorders>
+              <w:top w:val="single" w:color="C9D0DC" w:sz="4"/>
+              <w:left w:val="single" w:color="C9D0DC" w:sz="4"/>
+              <w:bottom w:val="single" w:color="C9D0DC" w:sz="4"/>
+              <w:right w:val="single" w:color="C9D0DC" w:sz="4"/>
+            </w:tcBorders>
+            <w:tcMar>
+              <w:top w:type="dxa" w:w="70"/>
+              <w:left w:type="dxa" w:w="100"/>
+              <w:bottom w:type="dxa" w:w="70"/>
+              <w:right w:type="dxa" w:w="100"/>
+            </w:tcMar>
+            <w:vAlign w:val="top"/>
+          </w:tcPr>
+          <w:p>
+            <w:pPr>
+              <w:spacing w:after="0" w:before="0" w:line="264"/>
+            </w:pPr>
+            <w:r>
+              <w:rPr>
+                <w:rFonts w:ascii="Arial" w:cs="Arial" w:eastAsia="Arial" w:hAnsi="Arial"/>
+                <w:sz w:val="19"/>
+                <w:szCs w:val="19"/>
+              </w:rPr>
+              <w:t xml:space="preserve"> </w:t>
+            </w:r>
+          </w:p>
+        </w:tc>
+      </w:tr>
+      <w:tr>
+        <w:trPr>
+          <w:cantSplit/>
+        </w:trPr>
+        <w:tc>
+          <w:tcPr>
+            <w:tcW w:type="dxa" w:w="860"/>
+            <w:tcBorders>
+              <w:top w:val="single" w:color="C9D0DC" w:sz="4"/>
+              <w:left w:val="single" w:color="C9D0DC" w:sz="4"/>
+              <w:bottom w:val="single" w:color="C9D0DC" w:sz="4"/>
+              <w:right w:val="single" w:color="C9D0DC" w:sz="4"/>
+            </w:tcBorders>
+            <w:tcMar>
+              <w:top w:type="dxa" w:w="70"/>
+              <w:left w:type="dxa" w:w="100"/>
+              <w:bottom w:type="dxa" w:w="70"/>
+              <w:right w:type="dxa" w:w="100"/>
+            </w:tcMar>
+            <w:vAlign w:val="top"/>
+          </w:tcPr>
+          <w:p>
+            <w:pPr>
+              <w:spacing w:after="0" w:before="0" w:line="264"/>
+            </w:pPr>
+            <w:r>
+              <w:rPr>
+                <w:rFonts w:ascii="Arial" w:cs="Arial" w:eastAsia="Arial" w:hAnsi="Arial"/>
+                <w:b/>
+                <w:bCs/>
+                <w:color w:val="5B6477"/>
+                <w:sz w:val="16"/>
+                <w:szCs w:val="16"/>
+              </w:rPr>
+              <w:t xml:space="preserve">SA-41</w:t>
+            </w:r>
+          </w:p>
+        </w:tc>
+        <w:tc>
+          <w:tcPr>
+            <w:tcW w:type="dxa" w:w="5480"/>
+            <w:tcBorders>
+              <w:top w:val="single" w:color="C9D0DC" w:sz="4"/>
+              <w:left w:val="single" w:color="C9D0DC" w:sz="4"/>
+              <w:bottom w:val="single" w:color="C9D0DC" w:sz="4"/>
+              <w:right w:val="single" w:color="C9D0DC" w:sz="4"/>
+            </w:tcBorders>
+            <w:tcMar>
+              <w:top w:type="dxa" w:w="70"/>
+              <w:left w:type="dxa" w:w="100"/>
+              <w:bottom w:type="dxa" w:w="70"/>
+              <w:right w:type="dxa" w:w="100"/>
+            </w:tcMar>
+            <w:vAlign w:val="top"/>
+          </w:tcPr>
+          <w:p>
+            <w:pPr>
+              <w:spacing w:after="40" w:before="0" w:line="264"/>
+            </w:pPr>
+            <w:r>
+              <w:rPr>
+                <w:rFonts w:ascii="Arial" w:cs="Arial" w:eastAsia="Arial" w:hAnsi="Arial"/>
+                <w:b/>
+                <w:bCs/>
+                <w:sz w:val="20"/>
+                <w:szCs w:val="20"/>
+              </w:rPr>
+              <w:t xml:space="preserve">Confirm the price difference</w:t>
+            </w:r>
+          </w:p>
+          <w:p>
+            <w:pPr>
+              <w:spacing w:after="40" w:before="0" w:line="264"/>
+            </w:pPr>
+            <w:r>
+              <w:rPr>
+                <w:rFonts w:ascii="Arial" w:cs="Arial" w:eastAsia="Arial" w:hAnsi="Arial"/>
+                <w:i/>
+                <w:iCs/>
+                <w:color w:val="5B6477"/>
+                <w:sz w:val="15"/>
+                <w:szCs w:val="15"/>
+              </w:rPr>
+              <w:t xml:space="preserve">Flow F27 · Customer return and replacement ticket</w:t>
+            </w:r>
+          </w:p>
+          <w:p>
+            <w:pPr>
+              <w:spacing w:after="20" w:before="0" w:line="264"/>
+            </w:pPr>
+            <w:r>
+              <w:rPr>
+                <w:rFonts w:ascii="Arial" w:cs="Arial" w:eastAsia="Arial" w:hAnsi="Arial"/>
+                <w:color w:val="5B6477"/>
+                <w:sz w:val="19"/>
+                <w:szCs w:val="19"/>
+              </w:rPr>
+              <w:t xml:space="preserve">1.  </w:t>
+            </w:r>
+            <w:r>
+              <w:rPr>
+                <w:rFonts w:ascii="Arial" w:cs="Arial" w:eastAsia="Arial" w:hAnsi="Arial"/>
+                <w:sz w:val="19"/>
+                <w:szCs w:val="19"/>
+              </w:rPr>
+              <w:t xml:space="preserve">Open the closed ticket you replaced → press The customer paid the difference (or The refund was given).</w:t>
+            </w:r>
+          </w:p>
+          <w:p>
+            <w:pPr>
+              <w:spacing w:after="0" w:before="60" w:line="264"/>
+            </w:pPr>
+            <w:r>
+              <w:rPr>
+                <w:rFonts w:ascii="Arial" w:cs="Arial" w:eastAsia="Arial" w:hAnsi="Arial"/>
+                <w:b/>
+                <w:bCs/>
+                <w:color w:val="0B1F3A"/>
+                <w:sz w:val="19"/>
+                <w:szCs w:val="19"/>
+              </w:rPr>
+              <w:t xml:space="preserve">You should see: </w:t>
+            </w:r>
+            <w:r>
+              <w:rPr>
+                <w:rFonts w:ascii="Arial" w:cs="Arial" w:eastAsia="Arial" w:hAnsi="Arial"/>
+                <w:sz w:val="19"/>
+                <w:szCs w:val="19"/>
+              </w:rPr>
+              <w:t xml:space="preserve">Marked settled; Accounting is told.</w:t>
+            </w:r>
+          </w:p>
+        </w:tc>
+        <w:tc>
+          <w:tcPr>
+            <w:tcW w:type="dxa" w:w="620"/>
+            <w:tcBorders>
+              <w:top w:val="single" w:color="C9D0DC" w:sz="4"/>
+              <w:left w:val="single" w:color="C9D0DC" w:sz="4"/>
+              <w:bottom w:val="single" w:color="C9D0DC" w:sz="4"/>
+              <w:right w:val="single" w:color="C9D0DC" w:sz="4"/>
+            </w:tcBorders>
+            <w:tcMar>
+              <w:top w:type="dxa" w:w="70"/>
+              <w:left w:type="dxa" w:w="100"/>
+              <w:bottom w:type="dxa" w:w="70"/>
+              <w:right w:type="dxa" w:w="100"/>
+            </w:tcMar>
+            <w:vAlign w:val="center"/>
+          </w:tcPr>
+          <w:p>
+            <w:pPr>
+              <w:spacing w:after="0" w:before="0" w:line="264"/>
+              <w:jc w:val="center"/>
+            </w:pPr>
+            <w:r>
+              <w:rPr>
+                <w:rFonts w:ascii="Arial" w:cs="Arial" w:eastAsia="Arial" w:hAnsi="Arial"/>
+                <w:sz w:val="30"/>
+                <w:szCs w:val="30"/>
+              </w:rPr>
+              <w:t xml:space="preserve">☐</w:t>
+            </w:r>
+          </w:p>
+        </w:tc>
+        <w:tc>
+          <w:tcPr>
+            <w:tcW w:type="dxa" w:w="620"/>
+            <w:tcBorders>
+              <w:top w:val="single" w:color="C9D0DC" w:sz="4"/>
+              <w:left w:val="single" w:color="C9D0DC" w:sz="4"/>
+              <w:bottom w:val="single" w:color="C9D0DC" w:sz="4"/>
+              <w:right w:val="single" w:color="C9D0DC" w:sz="4"/>
+            </w:tcBorders>
+            <w:tcMar>
+              <w:top w:type="dxa" w:w="70"/>
+              <w:left w:type="dxa" w:w="100"/>
+              <w:bottom w:type="dxa" w:w="70"/>
+              <w:right w:type="dxa" w:w="100"/>
+            </w:tcMar>
+            <w:vAlign w:val="center"/>
+          </w:tcPr>
+          <w:p>
+            <w:pPr>
+              <w:spacing w:after="0" w:before="0" w:line="264"/>
+              <w:jc w:val="center"/>
+            </w:pPr>
+            <w:r>
+              <w:rPr>
+                <w:rFonts w:ascii="Arial" w:cs="Arial" w:eastAsia="Arial" w:hAnsi="Arial"/>
+                <w:sz w:val="30"/>
+                <w:szCs w:val="30"/>
+              </w:rPr>
+              <w:t xml:space="preserve">☐</w:t>
+            </w:r>
+          </w:p>
+        </w:tc>
+        <w:tc>
+          <w:tcPr>
+            <w:tcW w:type="dxa" w:w="620"/>
+            <w:tcBorders>
+              <w:top w:val="single" w:color="C9D0DC" w:sz="4"/>
+              <w:left w:val="single" w:color="C9D0DC" w:sz="4"/>
+              <w:bottom w:val="single" w:color="C9D0DC" w:sz="4"/>
+              <w:right w:val="single" w:color="C9D0DC" w:sz="4"/>
+            </w:tcBorders>
+            <w:tcMar>
+              <w:top w:type="dxa" w:w="70"/>
+              <w:left w:type="dxa" w:w="100"/>
+              <w:bottom w:type="dxa" w:w="70"/>
+              <w:right w:type="dxa" w:w="100"/>
+            </w:tcMar>
+            <w:vAlign w:val="center"/>
+          </w:tcPr>
+          <w:p>
+            <w:pPr>
+              <w:spacing w:after="0" w:before="0" w:line="264"/>
+              <w:jc w:val="center"/>
+            </w:pPr>
+            <w:r>
+              <w:rPr>
+                <w:rFonts w:ascii="Arial" w:cs="Arial" w:eastAsia="Arial" w:hAnsi="Arial"/>
+                <w:sz w:val="30"/>
+                <w:szCs w:val="30"/>
+              </w:rPr>
+              <w:t xml:space="preserve">☐</w:t>
+            </w:r>
+          </w:p>
+        </w:tc>
+        <w:tc>
+          <w:tcPr>
+            <w:tcW w:type="dxa" w:w="2040"/>
+            <w:tcBorders>
+              <w:top w:val="single" w:color="C9D0DC" w:sz="4"/>
+              <w:left w:val="single" w:color="C9D0DC" w:sz="4"/>
+              <w:bottom w:val="single" w:color="C9D0DC" w:sz="4"/>
+              <w:right w:val="single" w:color="C9D0DC" w:sz="4"/>
+            </w:tcBorders>
+            <w:tcMar>
+              <w:top w:type="dxa" w:w="70"/>
+              <w:left w:type="dxa" w:w="100"/>
+              <w:bottom w:type="dxa" w:w="70"/>
+              <w:right w:type="dxa" w:w="100"/>
+            </w:tcMar>
+            <w:vAlign w:val="top"/>
+          </w:tcPr>
+          <w:p>
+            <w:pPr>
+              <w:spacing w:after="0" w:before="0" w:line="264"/>
+            </w:pPr>
+            <w:r>
+              <w:rPr>
+                <w:rFonts w:ascii="Arial" w:cs="Arial" w:eastAsia="Arial" w:hAnsi="Arial"/>
+                <w:sz w:val="19"/>
+                <w:szCs w:val="19"/>
+              </w:rPr>
+              <w:t xml:space="preserve"> </w:t>
+            </w:r>
+          </w:p>
+        </w:tc>
+      </w:tr>
+      <w:tr>
+        <w:trPr>
+          <w:cantSplit/>
+        </w:trPr>
+        <w:tc>
+          <w:tcPr>
+            <w:tcW w:type="dxa" w:w="860"/>
+            <w:tcBorders>
+              <w:top w:val="single" w:color="C9D0DC" w:sz="4"/>
+              <w:left w:val="single" w:color="C9D0DC" w:sz="4"/>
+              <w:bottom w:val="single" w:color="C9D0DC" w:sz="4"/>
+              <w:right w:val="single" w:color="C9D0DC" w:sz="4"/>
+            </w:tcBorders>
+            <w:tcMar>
+              <w:top w:type="dxa" w:w="70"/>
+              <w:left w:type="dxa" w:w="100"/>
+              <w:bottom w:type="dxa" w:w="70"/>
+              <w:right w:type="dxa" w:w="100"/>
+            </w:tcMar>
+            <w:vAlign w:val="top"/>
+          </w:tcPr>
+          <w:p>
+            <w:pPr>
+              <w:spacing w:after="0" w:before="0" w:line="264"/>
+            </w:pPr>
+            <w:r>
+              <w:rPr>
+                <w:rFonts w:ascii="Arial" w:cs="Arial" w:eastAsia="Arial" w:hAnsi="Arial"/>
+                <w:b/>
+                <w:bCs/>
+                <w:color w:val="5B6477"/>
+                <w:sz w:val="16"/>
+                <w:szCs w:val="16"/>
+              </w:rPr>
+              <w:t xml:space="preserve">SA-42</w:t>
+            </w:r>
+          </w:p>
+        </w:tc>
+        <w:tc>
+          <w:tcPr>
+            <w:tcW w:type="dxa" w:w="5480"/>
+            <w:tcBorders>
+              <w:top w:val="single" w:color="C9D0DC" w:sz="4"/>
+              <w:left w:val="single" w:color="C9D0DC" w:sz="4"/>
+              <w:bottom w:val="single" w:color="C9D0DC" w:sz="4"/>
+              <w:right w:val="single" w:color="C9D0DC" w:sz="4"/>
+            </w:tcBorders>
+            <w:tcMar>
+              <w:top w:type="dxa" w:w="70"/>
+              <w:left w:type="dxa" w:w="100"/>
+              <w:bottom w:type="dxa" w:w="70"/>
+              <w:right w:type="dxa" w:w="100"/>
+            </w:tcMar>
+            <w:vAlign w:val="top"/>
+          </w:tcPr>
+          <w:p>
+            <w:pPr>
+              <w:spacing w:after="40" w:before="0" w:line="264"/>
+            </w:pPr>
+            <w:r>
+              <w:rPr>
+                <w:rFonts w:ascii="Arial" w:cs="Arial" w:eastAsia="Arial" w:hAnsi="Arial"/>
+                <w:b/>
+                <w:bCs/>
+                <w:sz w:val="20"/>
+                <w:szCs w:val="20"/>
+              </w:rPr>
+              <w:t xml:space="preserve">Give stock to Prothin Marketing / GWS Marketing / BO</w:t>
+            </w:r>
+          </w:p>
+          <w:p>
+            <w:pPr>
+              <w:spacing w:after="40" w:before="0" w:line="264"/>
+            </w:pPr>
+            <w:r>
+              <w:rPr>
+                <w:rFonts w:ascii="Arial" w:cs="Arial" w:eastAsia="Arial" w:hAnsi="Arial"/>
+                <w:i/>
+                <w:iCs/>
+                <w:color w:val="5B6477"/>
+                <w:sz w:val="15"/>
+                <w:szCs w:val="15"/>
+              </w:rPr>
+              <w:t xml:space="preserve">Flow F29 · Stock given to Prothin Marketing, GWS Marketing or BO</w:t>
+            </w:r>
+          </w:p>
+          <w:p>
+            <w:pPr>
+              <w:spacing w:after="20" w:before="0" w:line="264"/>
+            </w:pPr>
+            <w:r>
+              <w:rPr>
+                <w:rFonts w:ascii="Arial" w:cs="Arial" w:eastAsia="Arial" w:hAnsi="Arial"/>
+                <w:color w:val="5B6477"/>
+                <w:sz w:val="19"/>
+                <w:szCs w:val="19"/>
+              </w:rPr>
+              <w:t xml:space="preserve">1.  </w:t>
+            </w:r>
+            <w:r>
+              <w:rPr>
+                <w:rFonts w:ascii="Arial" w:cs="Arial" w:eastAsia="Arial" w:hAnsi="Arial"/>
+                <w:sz w:val="19"/>
+                <w:szCs w:val="19"/>
+              </w:rPr>
+              <w:t xml:space="preserve">Transfers &amp; Pull-outs → To → Stock given out → Prothin Marketing.</w:t>
+            </w:r>
+          </w:p>
+          <w:p>
+            <w:pPr>
+              <w:spacing w:after="20" w:before="0" w:line="264"/>
+            </w:pPr>
+            <w:r>
+              <w:rPr>
+                <w:rFonts w:ascii="Arial" w:cs="Arial" w:eastAsia="Arial" w:hAnsi="Arial"/>
+                <w:color w:val="5B6477"/>
+                <w:sz w:val="19"/>
+                <w:szCs w:val="19"/>
+              </w:rPr>
+              <w:t xml:space="preserve">2.  </w:t>
+            </w:r>
+            <w:r>
+              <w:rPr>
+                <w:rFonts w:ascii="Arial" w:cs="Arial" w:eastAsia="Arial" w:hAnsi="Arial"/>
+                <w:sz w:val="19"/>
+                <w:szCs w:val="19"/>
+              </w:rPr>
+              <w:t xml:space="preserve">Tick Endorse to Accounting as an expense → add an item → Create draft → Submit.</w:t>
+            </w:r>
+          </w:p>
+          <w:p>
+            <w:pPr>
+              <w:spacing w:after="20" w:before="0" w:line="264"/>
+            </w:pPr>
+            <w:r>
+              <w:rPr>
+                <w:rFonts w:ascii="Arial" w:cs="Arial" w:eastAsia="Arial" w:hAnsi="Arial"/>
+                <w:color w:val="5B6477"/>
+                <w:sz w:val="19"/>
+                <w:szCs w:val="19"/>
+              </w:rPr>
+              <w:t xml:space="preserve">3.  </w:t>
+            </w:r>
+            <w:r>
+              <w:rPr>
+                <w:rFonts w:ascii="Arial" w:cs="Arial" w:eastAsia="Arial" w:hAnsi="Arial"/>
+                <w:sz w:val="19"/>
+                <w:szCs w:val="19"/>
+              </w:rPr>
+              <w:t xml:space="preserve">After the Head Auditor approves, check Stock on Hand.</w:t>
+            </w:r>
+          </w:p>
+          <w:p>
+            <w:pPr>
+              <w:spacing w:after="0" w:before="60" w:line="264"/>
+            </w:pPr>
+            <w:r>
+              <w:rPr>
+                <w:rFonts w:ascii="Arial" w:cs="Arial" w:eastAsia="Arial" w:hAnsi="Arial"/>
+                <w:b/>
+                <w:bCs/>
+                <w:color w:val="0B1F3A"/>
+                <w:sz w:val="19"/>
+                <w:szCs w:val="19"/>
+              </w:rPr>
+              <w:t xml:space="preserve">You should see: </w:t>
+            </w:r>
+            <w:r>
+              <w:rPr>
+                <w:rFonts w:ascii="Arial" w:cs="Arial" w:eastAsia="Arial" w:hAnsi="Arial"/>
+                <w:sz w:val="19"/>
+                <w:szCs w:val="19"/>
+              </w:rPr>
+              <w:t xml:space="preserve">The Head Auditor approves; the stock leaves your branch at once. Accounting is asked to book it at cost.</w:t>
             </w:r>
           </w:p>
         </w:tc>
@@ -5530,7 +6684,7 @@
                 <w:sz w:val="17"/>
                 <w:szCs w:val="17"/>
               </w:rPr>
-              <w:t xml:space="preserve">Passed (of 17)</w:t>
+              <w:t xml:space="preserve">Passed (of 21)</w:t>
             </w:r>
           </w:p>
         </w:tc>

--- a/docs/acceptance-test/per-user/15-sales.wh.docx
+++ b/docs/acceptance-test/per-user/15-sales.wh.docx
@@ -117,7 +117,7 @@
           <w:sz w:val="18"/>
           <w:szCs w:val="18"/>
         </w:rPr>
-        <w:t xml:space="preserve">  ·  21 checks</w:t>
+        <w:t xml:space="preserve">  ·  22 checks</w:t>
       </w:r>
     </w:p>
     <w:tbl>
@@ -1064,6 +1064,273 @@
                 <w:szCs w:val="19"/>
               </w:rPr>
               <w:t xml:space="preserve">My guide shows the steps for this role only. The picture guide opens with numbered red boxes.</w:t>
+            </w:r>
+          </w:p>
+        </w:tc>
+        <w:tc>
+          <w:tcPr>
+            <w:tcW w:type="dxa" w:w="620"/>
+            <w:tcBorders>
+              <w:top w:val="single" w:color="C9D0DC" w:sz="4"/>
+              <w:left w:val="single" w:color="C9D0DC" w:sz="4"/>
+              <w:bottom w:val="single" w:color="C9D0DC" w:sz="4"/>
+              <w:right w:val="single" w:color="C9D0DC" w:sz="4"/>
+            </w:tcBorders>
+            <w:tcMar>
+              <w:top w:type="dxa" w:w="70"/>
+              <w:left w:type="dxa" w:w="100"/>
+              <w:bottom w:type="dxa" w:w="70"/>
+              <w:right w:type="dxa" w:w="100"/>
+            </w:tcMar>
+            <w:vAlign w:val="center"/>
+          </w:tcPr>
+          <w:p>
+            <w:pPr>
+              <w:spacing w:after="0" w:before="0" w:line="264"/>
+              <w:jc w:val="center"/>
+            </w:pPr>
+            <w:r>
+              <w:rPr>
+                <w:rFonts w:ascii="Arial" w:cs="Arial" w:eastAsia="Arial" w:hAnsi="Arial"/>
+                <w:sz w:val="30"/>
+                <w:szCs w:val="30"/>
+              </w:rPr>
+              <w:t xml:space="preserve">☐</w:t>
+            </w:r>
+          </w:p>
+        </w:tc>
+        <w:tc>
+          <w:tcPr>
+            <w:tcW w:type="dxa" w:w="620"/>
+            <w:tcBorders>
+              <w:top w:val="single" w:color="C9D0DC" w:sz="4"/>
+              <w:left w:val="single" w:color="C9D0DC" w:sz="4"/>
+              <w:bottom w:val="single" w:color="C9D0DC" w:sz="4"/>
+              <w:right w:val="single" w:color="C9D0DC" w:sz="4"/>
+            </w:tcBorders>
+            <w:tcMar>
+              <w:top w:type="dxa" w:w="70"/>
+              <w:left w:type="dxa" w:w="100"/>
+              <w:bottom w:type="dxa" w:w="70"/>
+              <w:right w:type="dxa" w:w="100"/>
+            </w:tcMar>
+            <w:vAlign w:val="center"/>
+          </w:tcPr>
+          <w:p>
+            <w:pPr>
+              <w:spacing w:after="0" w:before="0" w:line="264"/>
+              <w:jc w:val="center"/>
+            </w:pPr>
+            <w:r>
+              <w:rPr>
+                <w:rFonts w:ascii="Arial" w:cs="Arial" w:eastAsia="Arial" w:hAnsi="Arial"/>
+                <w:sz w:val="30"/>
+                <w:szCs w:val="30"/>
+              </w:rPr>
+              <w:t xml:space="preserve">☐</w:t>
+            </w:r>
+          </w:p>
+        </w:tc>
+        <w:tc>
+          <w:tcPr>
+            <w:tcW w:type="dxa" w:w="620"/>
+            <w:tcBorders>
+              <w:top w:val="single" w:color="C9D0DC" w:sz="4"/>
+              <w:left w:val="single" w:color="C9D0DC" w:sz="4"/>
+              <w:bottom w:val="single" w:color="C9D0DC" w:sz="4"/>
+              <w:right w:val="single" w:color="C9D0DC" w:sz="4"/>
+            </w:tcBorders>
+            <w:tcMar>
+              <w:top w:type="dxa" w:w="70"/>
+              <w:left w:type="dxa" w:w="100"/>
+              <w:bottom w:type="dxa" w:w="70"/>
+              <w:right w:type="dxa" w:w="100"/>
+            </w:tcMar>
+            <w:vAlign w:val="center"/>
+          </w:tcPr>
+          <w:p>
+            <w:pPr>
+              <w:spacing w:after="0" w:before="0" w:line="264"/>
+              <w:jc w:val="center"/>
+            </w:pPr>
+            <w:r>
+              <w:rPr>
+                <w:rFonts w:ascii="Arial" w:cs="Arial" w:eastAsia="Arial" w:hAnsi="Arial"/>
+                <w:sz w:val="30"/>
+                <w:szCs w:val="30"/>
+              </w:rPr>
+              <w:t xml:space="preserve">☐</w:t>
+            </w:r>
+          </w:p>
+        </w:tc>
+        <w:tc>
+          <w:tcPr>
+            <w:tcW w:type="dxa" w:w="2040"/>
+            <w:tcBorders>
+              <w:top w:val="single" w:color="C9D0DC" w:sz="4"/>
+              <w:left w:val="single" w:color="C9D0DC" w:sz="4"/>
+              <w:bottom w:val="single" w:color="C9D0DC" w:sz="4"/>
+              <w:right w:val="single" w:color="C9D0DC" w:sz="4"/>
+            </w:tcBorders>
+            <w:tcMar>
+              <w:top w:type="dxa" w:w="70"/>
+              <w:left w:type="dxa" w:w="100"/>
+              <w:bottom w:type="dxa" w:w="70"/>
+              <w:right w:type="dxa" w:w="100"/>
+            </w:tcMar>
+            <w:vAlign w:val="top"/>
+          </w:tcPr>
+          <w:p>
+            <w:pPr>
+              <w:spacing w:after="0" w:before="0" w:line="264"/>
+            </w:pPr>
+            <w:r>
+              <w:rPr>
+                <w:rFonts w:ascii="Arial" w:cs="Arial" w:eastAsia="Arial" w:hAnsi="Arial"/>
+                <w:sz w:val="19"/>
+                <w:szCs w:val="19"/>
+              </w:rPr>
+              <w:t xml:space="preserve"> </w:t>
+            </w:r>
+          </w:p>
+        </w:tc>
+      </w:tr>
+      <w:tr>
+        <w:trPr>
+          <w:cantSplit/>
+        </w:trPr>
+        <w:tc>
+          <w:tcPr>
+            <w:tcW w:type="dxa" w:w="860"/>
+            <w:tcBorders>
+              <w:top w:val="single" w:color="C9D0DC" w:sz="4"/>
+              <w:left w:val="single" w:color="C9D0DC" w:sz="4"/>
+              <w:bottom w:val="single" w:color="C9D0DC" w:sz="4"/>
+              <w:right w:val="single" w:color="C9D0DC" w:sz="4"/>
+            </w:tcBorders>
+            <w:tcMar>
+              <w:top w:type="dxa" w:w="70"/>
+              <w:left w:type="dxa" w:w="100"/>
+              <w:bottom w:type="dxa" w:w="70"/>
+              <w:right w:type="dxa" w:w="100"/>
+            </w:tcMar>
+            <w:vAlign w:val="top"/>
+          </w:tcPr>
+          <w:p>
+            <w:pPr>
+              <w:spacing w:after="0" w:before="0" w:line="264"/>
+            </w:pPr>
+            <w:r>
+              <w:rPr>
+                <w:rFonts w:ascii="Arial" w:cs="Arial" w:eastAsia="Arial" w:hAnsi="Arial"/>
+                <w:b/>
+                <w:bCs/>
+                <w:color w:val="5B6477"/>
+                <w:sz w:val="16"/>
+                <w:szCs w:val="16"/>
+              </w:rPr>
+              <w:t xml:space="preserve">GEN-SRCH</w:t>
+            </w:r>
+          </w:p>
+        </w:tc>
+        <w:tc>
+          <w:tcPr>
+            <w:tcW w:type="dxa" w:w="5480"/>
+            <w:tcBorders>
+              <w:top w:val="single" w:color="C9D0DC" w:sz="4"/>
+              <w:left w:val="single" w:color="C9D0DC" w:sz="4"/>
+              <w:bottom w:val="single" w:color="C9D0DC" w:sz="4"/>
+              <w:right w:val="single" w:color="C9D0DC" w:sz="4"/>
+            </w:tcBorders>
+            <w:tcMar>
+              <w:top w:type="dxa" w:w="70"/>
+              <w:left w:type="dxa" w:w="100"/>
+              <w:bottom w:type="dxa" w:w="70"/>
+              <w:right w:type="dxa" w:w="100"/>
+            </w:tcMar>
+            <w:vAlign w:val="top"/>
+          </w:tcPr>
+          <w:p>
+            <w:pPr>
+              <w:spacing w:after="40" w:before="0" w:line="264"/>
+            </w:pPr>
+            <w:r>
+              <w:rPr>
+                <w:rFonts w:ascii="Arial" w:cs="Arial" w:eastAsia="Arial" w:hAnsi="Arial"/>
+                <w:b/>
+                <w:bCs/>
+                <w:sz w:val="20"/>
+                <w:szCs w:val="20"/>
+              </w:rPr>
+              <w:t xml:space="preserve">Search a list</w:t>
+            </w:r>
+          </w:p>
+          <w:p>
+            <w:pPr>
+              <w:spacing w:after="20" w:before="0" w:line="264"/>
+            </w:pPr>
+            <w:r>
+              <w:rPr>
+                <w:rFonts w:ascii="Arial" w:cs="Arial" w:eastAsia="Arial" w:hAnsi="Arial"/>
+                <w:color w:val="5B6477"/>
+                <w:sz w:val="19"/>
+                <w:szCs w:val="19"/>
+              </w:rPr>
+              <w:t xml:space="preserve">1.  </w:t>
+            </w:r>
+            <w:r>
+              <w:rPr>
+                <w:rFonts w:ascii="Arial" w:cs="Arial" w:eastAsia="Arial" w:hAnsi="Arial"/>
+                <w:sz w:val="19"/>
+                <w:szCs w:val="19"/>
+              </w:rPr>
+              <w:t xml:space="preserve">Open a list with six or more rows (for example Sales List, Cash Fund or Chart of Accounts).</w:t>
+            </w:r>
+          </w:p>
+          <w:p>
+            <w:pPr>
+              <w:spacing w:after="20" w:before="0" w:line="264"/>
+            </w:pPr>
+            <w:r>
+              <w:rPr>
+                <w:rFonts w:ascii="Arial" w:cs="Arial" w:eastAsia="Arial" w:hAnsi="Arial"/>
+                <w:color w:val="5B6477"/>
+                <w:sz w:val="19"/>
+                <w:szCs w:val="19"/>
+              </w:rPr>
+              <w:t xml:space="preserve">2.  </w:t>
+            </w:r>
+            <w:r>
+              <w:rPr>
+                <w:rFonts w:ascii="Arial" w:cs="Arial" w:eastAsia="Arial" w:hAnsi="Arial"/>
+                <w:sz w:val="19"/>
+                <w:szCs w:val="19"/>
+              </w:rPr>
+              <w:t xml:space="preserve">Type part of a name, number or product in Search this list.</w:t>
+            </w:r>
+          </w:p>
+          <w:p>
+            <w:pPr>
+              <w:spacing w:after="0" w:before="60" w:line="264"/>
+            </w:pPr>
+            <w:r>
+              <w:rPr>
+                <w:rFonts w:ascii="Arial" w:cs="Arial" w:eastAsia="Arial" w:hAnsi="Arial"/>
+                <w:b/>
+                <w:bCs/>
+                <w:color w:val="0B1F3A"/>
+                <w:sz w:val="19"/>
+                <w:szCs w:val="19"/>
+              </w:rPr>
+              <w:t xml:space="preserve">You should see: </w:t>
+            </w:r>
+            <w:r>
+              <w:rPr>
+                <w:rFonts w:ascii="Arial" w:cs="Arial" w:eastAsia="Arial" w:hAnsi="Arial"/>
+                <w:sz w:val="19"/>
+                <w:szCs w:val="19"/>
+              </w:rPr>
+              <w:t xml:space="preserve">Only rows that contain every word you typed are shown; clearing the box shows all rows again.</w:t>
             </w:r>
           </w:p>
         </w:tc>
@@ -6684,7 +6951,7 @@
                 <w:sz w:val="17"/>
                 <w:szCs w:val="17"/>
               </w:rPr>
-              <w:t xml:space="preserve">Passed (of 21)</w:t>
+              <w:t xml:space="preserve">Passed (of 22)</w:t>
             </w:r>
           </w:p>
         </w:tc>

--- a/docs/acceptance-test/per-user/15-sales.wh.docx
+++ b/docs/acceptance-test/per-user/15-sales.wh.docx
@@ -117,7 +117,7 @@
           <w:sz w:val="18"/>
           <w:szCs w:val="18"/>
         </w:rPr>
-        <w:t xml:space="preserve">  ·  22 checks</w:t>
+        <w:t xml:space="preserve">  ·  23 checks</w:t>
       </w:r>
     </w:p>
     <w:tbl>
@@ -1331,6 +1331,295 @@
                 <w:szCs w:val="19"/>
               </w:rPr>
               <w:t xml:space="preserve">Only rows that contain every word you typed are shown; clearing the box shows all rows again.</w:t>
+            </w:r>
+          </w:p>
+        </w:tc>
+        <w:tc>
+          <w:tcPr>
+            <w:tcW w:type="dxa" w:w="620"/>
+            <w:tcBorders>
+              <w:top w:val="single" w:color="C9D0DC" w:sz="4"/>
+              <w:left w:val="single" w:color="C9D0DC" w:sz="4"/>
+              <w:bottom w:val="single" w:color="C9D0DC" w:sz="4"/>
+              <w:right w:val="single" w:color="C9D0DC" w:sz="4"/>
+            </w:tcBorders>
+            <w:tcMar>
+              <w:top w:type="dxa" w:w="70"/>
+              <w:left w:type="dxa" w:w="100"/>
+              <w:bottom w:type="dxa" w:w="70"/>
+              <w:right w:type="dxa" w:w="100"/>
+            </w:tcMar>
+            <w:vAlign w:val="center"/>
+          </w:tcPr>
+          <w:p>
+            <w:pPr>
+              <w:spacing w:after="0" w:before="0" w:line="264"/>
+              <w:jc w:val="center"/>
+            </w:pPr>
+            <w:r>
+              <w:rPr>
+                <w:rFonts w:ascii="Arial" w:cs="Arial" w:eastAsia="Arial" w:hAnsi="Arial"/>
+                <w:sz w:val="30"/>
+                <w:szCs w:val="30"/>
+              </w:rPr>
+              <w:t xml:space="preserve">☐</w:t>
+            </w:r>
+          </w:p>
+        </w:tc>
+        <w:tc>
+          <w:tcPr>
+            <w:tcW w:type="dxa" w:w="620"/>
+            <w:tcBorders>
+              <w:top w:val="single" w:color="C9D0DC" w:sz="4"/>
+              <w:left w:val="single" w:color="C9D0DC" w:sz="4"/>
+              <w:bottom w:val="single" w:color="C9D0DC" w:sz="4"/>
+              <w:right w:val="single" w:color="C9D0DC" w:sz="4"/>
+            </w:tcBorders>
+            <w:tcMar>
+              <w:top w:type="dxa" w:w="70"/>
+              <w:left w:type="dxa" w:w="100"/>
+              <w:bottom w:type="dxa" w:w="70"/>
+              <w:right w:type="dxa" w:w="100"/>
+            </w:tcMar>
+            <w:vAlign w:val="center"/>
+          </w:tcPr>
+          <w:p>
+            <w:pPr>
+              <w:spacing w:after="0" w:before="0" w:line="264"/>
+              <w:jc w:val="center"/>
+            </w:pPr>
+            <w:r>
+              <w:rPr>
+                <w:rFonts w:ascii="Arial" w:cs="Arial" w:eastAsia="Arial" w:hAnsi="Arial"/>
+                <w:sz w:val="30"/>
+                <w:szCs w:val="30"/>
+              </w:rPr>
+              <w:t xml:space="preserve">☐</w:t>
+            </w:r>
+          </w:p>
+        </w:tc>
+        <w:tc>
+          <w:tcPr>
+            <w:tcW w:type="dxa" w:w="620"/>
+            <w:tcBorders>
+              <w:top w:val="single" w:color="C9D0DC" w:sz="4"/>
+              <w:left w:val="single" w:color="C9D0DC" w:sz="4"/>
+              <w:bottom w:val="single" w:color="C9D0DC" w:sz="4"/>
+              <w:right w:val="single" w:color="C9D0DC" w:sz="4"/>
+            </w:tcBorders>
+            <w:tcMar>
+              <w:top w:type="dxa" w:w="70"/>
+              <w:left w:type="dxa" w:w="100"/>
+              <w:bottom w:type="dxa" w:w="70"/>
+              <w:right w:type="dxa" w:w="100"/>
+            </w:tcMar>
+            <w:vAlign w:val="center"/>
+          </w:tcPr>
+          <w:p>
+            <w:pPr>
+              <w:spacing w:after="0" w:before="0" w:line="264"/>
+              <w:jc w:val="center"/>
+            </w:pPr>
+            <w:r>
+              <w:rPr>
+                <w:rFonts w:ascii="Arial" w:cs="Arial" w:eastAsia="Arial" w:hAnsi="Arial"/>
+                <w:sz w:val="30"/>
+                <w:szCs w:val="30"/>
+              </w:rPr>
+              <w:t xml:space="preserve">☐</w:t>
+            </w:r>
+          </w:p>
+        </w:tc>
+        <w:tc>
+          <w:tcPr>
+            <w:tcW w:type="dxa" w:w="2040"/>
+            <w:tcBorders>
+              <w:top w:val="single" w:color="C9D0DC" w:sz="4"/>
+              <w:left w:val="single" w:color="C9D0DC" w:sz="4"/>
+              <w:bottom w:val="single" w:color="C9D0DC" w:sz="4"/>
+              <w:right w:val="single" w:color="C9D0DC" w:sz="4"/>
+            </w:tcBorders>
+            <w:tcMar>
+              <w:top w:type="dxa" w:w="70"/>
+              <w:left w:type="dxa" w:w="100"/>
+              <w:bottom w:type="dxa" w:w="70"/>
+              <w:right w:type="dxa" w:w="100"/>
+            </w:tcMar>
+            <w:vAlign w:val="top"/>
+          </w:tcPr>
+          <w:p>
+            <w:pPr>
+              <w:spacing w:after="0" w:before="0" w:line="264"/>
+            </w:pPr>
+            <w:r>
+              <w:rPr>
+                <w:rFonts w:ascii="Arial" w:cs="Arial" w:eastAsia="Arial" w:hAnsi="Arial"/>
+                <w:sz w:val="19"/>
+                <w:szCs w:val="19"/>
+              </w:rPr>
+              <w:t xml:space="preserve"> </w:t>
+            </w:r>
+          </w:p>
+        </w:tc>
+      </w:tr>
+      <w:tr>
+        <w:trPr>
+          <w:cantSplit/>
+        </w:trPr>
+        <w:tc>
+          <w:tcPr>
+            <w:tcW w:type="dxa" w:w="860"/>
+            <w:tcBorders>
+              <w:top w:val="single" w:color="C9D0DC" w:sz="4"/>
+              <w:left w:val="single" w:color="C9D0DC" w:sz="4"/>
+              <w:bottom w:val="single" w:color="C9D0DC" w:sz="4"/>
+              <w:right w:val="single" w:color="C9D0DC" w:sz="4"/>
+            </w:tcBorders>
+            <w:tcMar>
+              <w:top w:type="dxa" w:w="70"/>
+              <w:left w:type="dxa" w:w="100"/>
+              <w:bottom w:type="dxa" w:w="70"/>
+              <w:right w:type="dxa" w:w="100"/>
+            </w:tcMar>
+            <w:vAlign w:val="top"/>
+          </w:tcPr>
+          <w:p>
+            <w:pPr>
+              <w:spacing w:after="0" w:before="0" w:line="264"/>
+            </w:pPr>
+            <w:r>
+              <w:rPr>
+                <w:rFonts w:ascii="Arial" w:cs="Arial" w:eastAsia="Arial" w:hAnsi="Arial"/>
+                <w:b/>
+                <w:bCs/>
+                <w:color w:val="5B6477"/>
+                <w:sz w:val="16"/>
+                <w:szCs w:val="16"/>
+              </w:rPr>
+              <w:t xml:space="preserve">GEN-MEM</w:t>
+            </w:r>
+          </w:p>
+        </w:tc>
+        <w:tc>
+          <w:tcPr>
+            <w:tcW w:type="dxa" w:w="5480"/>
+            <w:tcBorders>
+              <w:top w:val="single" w:color="C9D0DC" w:sz="4"/>
+              <w:left w:val="single" w:color="C9D0DC" w:sz="4"/>
+              <w:bottom w:val="single" w:color="C9D0DC" w:sz="4"/>
+              <w:right w:val="single" w:color="C9D0DC" w:sz="4"/>
+            </w:tcBorders>
+            <w:tcMar>
+              <w:top w:type="dxa" w:w="70"/>
+              <w:left w:type="dxa" w:w="100"/>
+              <w:bottom w:type="dxa" w:w="70"/>
+              <w:right w:type="dxa" w:w="100"/>
+            </w:tcMar>
+            <w:vAlign w:val="top"/>
+          </w:tcPr>
+          <w:p>
+            <w:pPr>
+              <w:spacing w:after="40" w:before="0" w:line="264"/>
+            </w:pPr>
+            <w:r>
+              <w:rPr>
+                <w:rFonts w:ascii="Arial" w:cs="Arial" w:eastAsia="Arial" w:hAnsi="Arial"/>
+                <w:b/>
+                <w:bCs/>
+                <w:sz w:val="20"/>
+                <w:szCs w:val="20"/>
+              </w:rPr>
+              <w:t xml:space="preserve">Member page for customers (phone)</w:t>
+            </w:r>
+          </w:p>
+          <w:p>
+            <w:pPr>
+              <w:spacing w:after="20" w:before="0" w:line="264"/>
+            </w:pPr>
+            <w:r>
+              <w:rPr>
+                <w:rFonts w:ascii="Arial" w:cs="Arial" w:eastAsia="Arial" w:hAnsi="Arial"/>
+                <w:color w:val="5B6477"/>
+                <w:sz w:val="19"/>
+                <w:szCs w:val="19"/>
+              </w:rPr>
+              <w:t xml:space="preserve">1.  </w:t>
+            </w:r>
+            <w:r>
+              <w:rPr>
+                <w:rFonts w:ascii="Arial" w:cs="Arial" w:eastAsia="Arial" w:hAnsi="Arial"/>
+                <w:sz w:val="19"/>
+                <w:szCs w:val="19"/>
+              </w:rPr>
+              <w:t xml:space="preserve">Open /member on a phone.</w:t>
+            </w:r>
+          </w:p>
+          <w:p>
+            <w:pPr>
+              <w:spacing w:after="20" w:before="0" w:line="264"/>
+            </w:pPr>
+            <w:r>
+              <w:rPr>
+                <w:rFonts w:ascii="Arial" w:cs="Arial" w:eastAsia="Arial" w:hAnsi="Arial"/>
+                <w:color w:val="5B6477"/>
+                <w:sz w:val="19"/>
+                <w:szCs w:val="19"/>
+              </w:rPr>
+              <w:t xml:space="preserve">2.  </w:t>
+            </w:r>
+            <w:r>
+              <w:rPr>
+                <w:rFonts w:ascii="Arial" w:cs="Arial" w:eastAsia="Arial" w:hAnsi="Arial"/>
+                <w:sz w:val="19"/>
+                <w:szCs w:val="19"/>
+              </w:rPr>
+              <w:t xml:space="preserve">Become a member with your own mobile number, tick the agreement, create the account.</w:t>
+            </w:r>
+          </w:p>
+          <w:p>
+            <w:pPr>
+              <w:spacing w:after="20" w:before="0" w:line="264"/>
+            </w:pPr>
+            <w:r>
+              <w:rPr>
+                <w:rFonts w:ascii="Arial" w:cs="Arial" w:eastAsia="Arial" w:hAnsi="Arial"/>
+                <w:color w:val="5B6477"/>
+                <w:sz w:val="19"/>
+                <w:szCs w:val="19"/>
+              </w:rPr>
+              <w:t xml:space="preserve">3.  </w:t>
+            </w:r>
+            <w:r>
+              <w:rPr>
+                <w:rFonts w:ascii="Arial" w:cs="Arial" w:eastAsia="Arial" w:hAnsi="Arial"/>
+                <w:sz w:val="19"/>
+                <w:szCs w:val="19"/>
+              </w:rPr>
+              <w:t xml:space="preserve">My card → the QR code and member number. Ask the counter to tag a sale to you, then My purchases.</w:t>
+            </w:r>
+          </w:p>
+          <w:p>
+            <w:pPr>
+              <w:spacing w:after="0" w:before="60" w:line="264"/>
+            </w:pPr>
+            <w:r>
+              <w:rPr>
+                <w:rFonts w:ascii="Arial" w:cs="Arial" w:eastAsia="Arial" w:hAnsi="Arial"/>
+                <w:b/>
+                <w:bCs/>
+                <w:color w:val="0B1F3A"/>
+                <w:sz w:val="19"/>
+                <w:szCs w:val="19"/>
+              </w:rPr>
+              <w:t xml:space="preserve">You should see: </w:t>
+            </w:r>
+            <w:r>
+              <w:rPr>
+                <w:rFonts w:ascii="Arial" w:cs="Arial" w:eastAsia="Arial" w:hAnsi="Arial"/>
+                <w:sz w:val="19"/>
+                <w:szCs w:val="19"/>
+              </w:rPr>
+              <w:t xml:space="preserve">The QR card shows; after a tagged sale the purchase appears with its items. Sign out and in again with the mobile number and password.</w:t>
             </w:r>
           </w:p>
         </w:tc>
@@ -6951,7 +7240,7 @@
                 <w:sz w:val="17"/>
                 <w:szCs w:val="17"/>
               </w:rPr>
-              <w:t xml:space="preserve">Passed (of 22)</w:t>
+              <w:t xml:space="preserve">Passed (of 23)</w:t>
             </w:r>
           </w:p>
         </w:tc>

--- a/docs/acceptance-test/per-user/15-sales.wh.docx
+++ b/docs/acceptance-test/per-user/15-sales.wh.docx
@@ -117,7 +117,7 @@
           <w:sz w:val="18"/>
           <w:szCs w:val="18"/>
         </w:rPr>
-        <w:t xml:space="preserve">  ·  23 checks</w:t>
+        <w:t xml:space="preserve">  ·  25 checks</w:t>
       </w:r>
     </w:p>
     <w:tbl>
@@ -1785,7 +1785,7 @@
                 <w:sz w:val="16"/>
                 <w:szCs w:val="16"/>
               </w:rPr>
-              <w:t xml:space="preserve">SA-01</w:t>
+              <w:t xml:space="preserve">CM-SRCH</w:t>
             </w:r>
           </w:p>
         </w:tc>
@@ -1818,7 +1818,7 @@
                 <w:sz w:val="20"/>
                 <w:szCs w:val="20"/>
               </w:rPr>
-              <w:t xml:space="preserve">Branch dashboard</w:t>
+              <w:t xml:space="preserve">Dashboard search and Stock on Hand layout</w:t>
             </w:r>
           </w:p>
           <w:p>
@@ -1840,7 +1840,29 @@
                 <w:sz w:val="19"/>
                 <w:szCs w:val="19"/>
               </w:rPr>
-              <w:t xml:space="preserve">Open the Dashboard.</w:t>
+              <w:t xml:space="preserve">Dashboard → type part of a screen name in the search box.</w:t>
+            </w:r>
+          </w:p>
+          <w:p>
+            <w:pPr>
+              <w:spacing w:after="20" w:before="0" w:line="264"/>
+            </w:pPr>
+            <w:r>
+              <w:rPr>
+                <w:rFonts w:ascii="Arial" w:cs="Arial" w:eastAsia="Arial" w:hAnsi="Arial"/>
+                <w:color w:val="5B6477"/>
+                <w:sz w:val="19"/>
+                <w:szCs w:val="19"/>
+              </w:rPr>
+              <w:t xml:space="preserve">2.  </w:t>
+            </w:r>
+            <w:r>
+              <w:rPr>
+                <w:rFonts w:ascii="Arial" w:cs="Arial" w:eastAsia="Arial" w:hAnsi="Arial"/>
+                <w:sz w:val="19"/>
+                <w:szCs w:val="19"/>
+              </w:rPr>
+              <w:t xml:space="preserve">Stock on Hand → look at an item with several flavors or expiry dates (if your account sees stock).</w:t>
             </w:r>
           </w:p>
           <w:p>
@@ -1864,7 +1886,7 @@
                 <w:sz w:val="19"/>
                 <w:szCs w:val="19"/>
               </w:rPr>
-              <w:t xml:space="preserve">Today's sales by payment type (cash, online, card, AR…), cash on hand, weekly count, discrepancies and charges. Only your branch.</w:t>
+              <w:t xml:space="preserve">The matching screens are listed. Flavors and expiry dates are shown as labelled rows with their quantity.</w:t>
             </w:r>
           </w:p>
         </w:tc>
@@ -2030,7 +2052,7 @@
                 <w:sz w:val="16"/>
                 <w:szCs w:val="16"/>
               </w:rPr>
-              <w:t xml:space="preserve">SA-02</w:t>
+              <w:t xml:space="preserve">SA-01</w:t>
             </w:r>
           </w:p>
         </w:tc>
@@ -2063,23 +2085,7 @@
                 <w:sz w:val="20"/>
                 <w:szCs w:val="20"/>
               </w:rPr>
-              <w:t xml:space="preserve">Walk-in cash sale</w:t>
-            </w:r>
-          </w:p>
-          <w:p>
-            <w:pPr>
-              <w:spacing w:after="40" w:before="0" w:line="264"/>
-            </w:pPr>
-            <w:r>
-              <w:rPr>
-                <w:rFonts w:ascii="Arial" w:cs="Arial" w:eastAsia="Arial" w:hAnsi="Arial"/>
-                <w:i/>
-                <w:iCs/>
-                <w:color w:val="5B6477"/>
-                <w:sz w:val="15"/>
-                <w:szCs w:val="15"/>
-              </w:rPr>
-              <w:t xml:space="preserve">Flow F4 · Selling and special prices</w:t>
+              <w:t xml:space="preserve">Branch dashboard</w:t>
             </w:r>
           </w:p>
           <w:p>
@@ -2101,7 +2107,7 @@
                 <w:sz w:val="19"/>
                 <w:szCs w:val="19"/>
               </w:rPr>
-              <w:t xml:space="preserve">New Sale → DR/SI no., Walk-in, Cash → add an item → Save sale.</w:t>
+              <w:t xml:space="preserve">Open the Dashboard.</w:t>
             </w:r>
           </w:p>
           <w:p>
@@ -2125,7 +2131,7 @@
                 <w:sz w:val="19"/>
                 <w:szCs w:val="19"/>
               </w:rPr>
-              <w:t xml:space="preserve">Stock drops at once. Today's cash on the dashboard goes up.</w:t>
+              <w:t xml:space="preserve">Today's sales by payment type (cash, online, card, AR…), cash on hand, weekly count, discrepancies and charges. Only your branch.</w:t>
             </w:r>
           </w:p>
         </w:tc>
@@ -2291,7 +2297,7 @@
                 <w:sz w:val="16"/>
                 <w:szCs w:val="16"/>
               </w:rPr>
-              <w:t xml:space="preserve">SA-06</w:t>
+              <w:t xml:space="preserve">SA-02</w:t>
             </w:r>
           </w:p>
         </w:tc>
@@ -2324,7 +2330,7 @@
                 <w:sz w:val="20"/>
                 <w:szCs w:val="20"/>
               </w:rPr>
-              <w:t xml:space="preserve">Credit sale, with and without PDC</w:t>
+              <w:t xml:space="preserve">Walk-in cash sale</w:t>
             </w:r>
           </w:p>
           <w:p>
@@ -2340,7 +2346,7 @@
                 <w:sz w:val="15"/>
                 <w:szCs w:val="15"/>
               </w:rPr>
-              <w:t xml:space="preserve">Flow F5 · Credit sale and collection</w:t>
+              <w:t xml:space="preserve">Flow F4 · Selling and special prices</w:t>
             </w:r>
           </w:p>
           <w:p>
@@ -2362,51 +2368,7 @@
                 <w:sz w:val="19"/>
                 <w:szCs w:val="19"/>
               </w:rPr>
-              <w:t xml:space="preserve">New Sale → payment AR / PDC → press Dealer, then Franchisee.</w:t>
-            </w:r>
-          </w:p>
-          <w:p>
-            <w:pPr>
-              <w:spacing w:after="20" w:before="0" w:line="264"/>
-            </w:pPr>
-            <w:r>
-              <w:rPr>
-                <w:rFonts w:ascii="Arial" w:cs="Arial" w:eastAsia="Arial" w:hAnsi="Arial"/>
-                <w:color w:val="5B6477"/>
-                <w:sz w:val="19"/>
-                <w:szCs w:val="19"/>
-              </w:rPr>
-              <w:t xml:space="preserve">2.  </w:t>
-            </w:r>
-            <w:r>
-              <w:rPr>
-                <w:rFonts w:ascii="Arial" w:cs="Arial" w:eastAsia="Arial" w:hAnsi="Arial"/>
-                <w:sz w:val="19"/>
-                <w:szCs w:val="19"/>
-              </w:rPr>
-              <w:t xml:space="preserve">Pick a dealer, type the due date, leave 'There is a PDC' unticked → Save.</w:t>
-            </w:r>
-          </w:p>
-          <w:p>
-            <w:pPr>
-              <w:spacing w:after="20" w:before="0" w:line="264"/>
-            </w:pPr>
-            <w:r>
-              <w:rPr>
-                <w:rFonts w:ascii="Arial" w:cs="Arial" w:eastAsia="Arial" w:hAnsi="Arial"/>
-                <w:color w:val="5B6477"/>
-                <w:sz w:val="19"/>
-                <w:szCs w:val="19"/>
-              </w:rPr>
-              <w:t xml:space="preserve">3.  </w:t>
-            </w:r>
-            <w:r>
-              <w:rPr>
-                <w:rFonts w:ascii="Arial" w:cs="Arial" w:eastAsia="Arial" w:hAnsi="Arial"/>
-                <w:sz w:val="19"/>
-                <w:szCs w:val="19"/>
-              </w:rPr>
-              <w:t xml:space="preserve">Another credit sale: tick 'There is a PDC' and try to save without cheque no.</w:t>
+              <w:t xml:space="preserve">New Sale → DR/SI no., Walk-in, Cash → add an item → Save sale.</w:t>
             </w:r>
           </w:p>
           <w:p>
@@ -2430,7 +2392,7 @@
                 <w:sz w:val="19"/>
                 <w:szCs w:val="19"/>
               </w:rPr>
-              <w:t xml:space="preserve">Dealer lists only dealers; Franchisee only franchisees. Without the tick no cheque is asked. With the tick, bank, cheque no. and date are required.</w:t>
+              <w:t xml:space="preserve">Stock drops at once. Today's cash on the dashboard goes up.</w:t>
             </w:r>
           </w:p>
         </w:tc>
@@ -2596,7 +2558,7 @@
                 <w:sz w:val="16"/>
                 <w:szCs w:val="16"/>
               </w:rPr>
-              <w:t xml:space="preserve">SA-09</w:t>
+              <w:t xml:space="preserve">SA-06</w:t>
             </w:r>
           </w:p>
         </w:tc>
@@ -2629,7 +2591,7 @@
                 <w:sz w:val="20"/>
                 <w:szCs w:val="20"/>
               </w:rPr>
-              <w:t xml:space="preserve">Request stock</w:t>
+              <w:t xml:space="preserve">Credit sale, with and without PDC</w:t>
             </w:r>
           </w:p>
           <w:p>
@@ -2645,7 +2607,7 @@
                 <w:sz w:val="15"/>
                 <w:szCs w:val="15"/>
               </w:rPr>
-              <w:t xml:space="preserve">Flow F2 · Branch asks for stock and receives it</w:t>
+              <w:t xml:space="preserve">Flow F5 · Credit sale and collection</w:t>
             </w:r>
           </w:p>
           <w:p>
@@ -2667,7 +2629,51 @@
                 <w:sz w:val="19"/>
                 <w:szCs w:val="19"/>
               </w:rPr>
-              <w:t xml:space="preserve">Transfers &amp; Pull-outs → Request stock from the warehouse → items → Send.</w:t>
+              <w:t xml:space="preserve">New Sale → payment AR / PDC → press Dealer, then Franchisee.</w:t>
+            </w:r>
+          </w:p>
+          <w:p>
+            <w:pPr>
+              <w:spacing w:after="20" w:before="0" w:line="264"/>
+            </w:pPr>
+            <w:r>
+              <w:rPr>
+                <w:rFonts w:ascii="Arial" w:cs="Arial" w:eastAsia="Arial" w:hAnsi="Arial"/>
+                <w:color w:val="5B6477"/>
+                <w:sz w:val="19"/>
+                <w:szCs w:val="19"/>
+              </w:rPr>
+              <w:t xml:space="preserve">2.  </w:t>
+            </w:r>
+            <w:r>
+              <w:rPr>
+                <w:rFonts w:ascii="Arial" w:cs="Arial" w:eastAsia="Arial" w:hAnsi="Arial"/>
+                <w:sz w:val="19"/>
+                <w:szCs w:val="19"/>
+              </w:rPr>
+              <w:t xml:space="preserve">Pick a dealer, type the due date, leave 'There is a PDC' unticked → Save.</w:t>
+            </w:r>
+          </w:p>
+          <w:p>
+            <w:pPr>
+              <w:spacing w:after="20" w:before="0" w:line="264"/>
+            </w:pPr>
+            <w:r>
+              <w:rPr>
+                <w:rFonts w:ascii="Arial" w:cs="Arial" w:eastAsia="Arial" w:hAnsi="Arial"/>
+                <w:color w:val="5B6477"/>
+                <w:sz w:val="19"/>
+                <w:szCs w:val="19"/>
+              </w:rPr>
+              <w:t xml:space="preserve">3.  </w:t>
+            </w:r>
+            <w:r>
+              <w:rPr>
+                <w:rFonts w:ascii="Arial" w:cs="Arial" w:eastAsia="Arial" w:hAnsi="Arial"/>
+                <w:sz w:val="19"/>
+                <w:szCs w:val="19"/>
+              </w:rPr>
+              <w:t xml:space="preserve">Another credit sale: tick 'There is a PDC' and try to save without cheque no.</w:t>
             </w:r>
           </w:p>
           <w:p>
@@ -2691,7 +2697,7 @@
                 <w:sz w:val="19"/>
                 <w:szCs w:val="19"/>
               </w:rPr>
-              <w:t xml:space="preserve">The warehouse is notified. 'From' is fixed to your branch on your own pull-outs.</w:t>
+              <w:t xml:space="preserve">Dealer lists only dealers; Franchisee only franchisees. Without the tick no cheque is asked. With the tick, bank, cheque no. and date are required.</w:t>
             </w:r>
           </w:p>
         </w:tc>
@@ -2857,7 +2863,7 @@
                 <w:sz w:val="16"/>
                 <w:szCs w:val="16"/>
               </w:rPr>
-              <w:t xml:space="preserve">SA-10</w:t>
+              <w:t xml:space="preserve">SA-09</w:t>
             </w:r>
           </w:p>
         </w:tc>
@@ -2890,7 +2896,7 @@
                 <w:sz w:val="20"/>
                 <w:szCs w:val="20"/>
               </w:rPr>
-              <w:t xml:space="preserve">Receive a complete delivery</w:t>
+              <w:t xml:space="preserve">Request stock</w:t>
             </w:r>
           </w:p>
           <w:p>
@@ -2928,7 +2934,7 @@
                 <w:sz w:val="19"/>
                 <w:szCs w:val="19"/>
               </w:rPr>
-              <w:t xml:space="preserve">Open the incoming transfer → Tick all → Confirm receipt.</w:t>
+              <w:t xml:space="preserve">Transfers &amp; Pull-outs → Request stock from the warehouse → items → Send.</w:t>
             </w:r>
           </w:p>
           <w:p>
@@ -2952,7 +2958,7 @@
                 <w:sz w:val="19"/>
                 <w:szCs w:val="19"/>
               </w:rPr>
-              <w:t xml:space="preserve">The items are added to your stock.</w:t>
+              <w:t xml:space="preserve">The warehouse is notified. 'From' is fixed to your branch on your own pull-outs.</w:t>
             </w:r>
           </w:p>
         </w:tc>
@@ -3118,7 +3124,7 @@
                 <w:sz w:val="16"/>
                 <w:szCs w:val="16"/>
               </w:rPr>
-              <w:t xml:space="preserve">SA-14</w:t>
+              <w:t xml:space="preserve">SA-10</w:t>
             </w:r>
           </w:p>
         </w:tc>
@@ -3151,7 +3157,7 @@
                 <w:sz w:val="20"/>
                 <w:szCs w:val="20"/>
               </w:rPr>
-              <w:t xml:space="preserve">Expense bigger than the cash on hand</w:t>
+              <w:t xml:space="preserve">Receive a complete delivery</w:t>
             </w:r>
           </w:p>
           <w:p>
@@ -3167,7 +3173,7 @@
                 <w:sz w:val="15"/>
                 <w:szCs w:val="15"/>
               </w:rPr>
-              <w:t xml:space="preserve">Flow F6 · Cash, daily close and deposit</w:t>
+              <w:t xml:space="preserve">Flow F2 · Branch asks for stock and receives it</w:t>
             </w:r>
           </w:p>
           <w:p>
@@ -3189,29 +3195,7 @@
                 <w:sz w:val="19"/>
                 <w:szCs w:val="19"/>
               </w:rPr>
-              <w:t xml:space="preserve">Expenses → Paid from Cash on hand → amount bigger than the cash on hand shown → Save.</w:t>
-            </w:r>
-          </w:p>
-          <w:p>
-            <w:pPr>
-              <w:spacing w:after="20" w:before="0" w:line="264"/>
-            </w:pPr>
-            <w:r>
-              <w:rPr>
-                <w:rFonts w:ascii="Arial" w:cs="Arial" w:eastAsia="Arial" w:hAnsi="Arial"/>
-                <w:color w:val="5B6477"/>
-                <w:sz w:val="19"/>
-                <w:szCs w:val="19"/>
-              </w:rPr>
-              <w:t xml:space="preserve">2.  </w:t>
-            </w:r>
-            <w:r>
-              <w:rPr>
-                <w:rFonts w:ascii="Arial" w:cs="Arial" w:eastAsia="Arial" w:hAnsi="Arial"/>
-                <w:sz w:val="19"/>
-                <w:szCs w:val="19"/>
-              </w:rPr>
-              <w:t xml:space="preserve">Press Pay from the cash fund.</w:t>
+              <w:t xml:space="preserve">Open the incoming transfer → Tick all → Confirm receipt.</w:t>
             </w:r>
           </w:p>
           <w:p>
@@ -3235,7 +3219,7 @@
                 <w:sz w:val="19"/>
                 <w:szCs w:val="19"/>
               </w:rPr>
-              <w:t xml:space="preserve">A notice pops up and nothing is saved from cash on hand. Paying from the cash fund works.</w:t>
+              <w:t xml:space="preserve">The items are added to your stock.</w:t>
             </w:r>
           </w:p>
         </w:tc>
@@ -3401,7 +3385,7 @@
                 <w:sz w:val="16"/>
                 <w:szCs w:val="16"/>
               </w:rPr>
-              <w:t xml:space="preserve">SA-16</w:t>
+              <w:t xml:space="preserve">SA-14</w:t>
             </w:r>
           </w:p>
         </w:tc>
@@ -3434,7 +3418,7 @@
                 <w:sz w:val="20"/>
                 <w:szCs w:val="20"/>
               </w:rPr>
-              <w:t xml:space="preserve">Weekly count sheet with the day's movements</w:t>
+              <w:t xml:space="preserve">Expense bigger than the cash on hand</w:t>
             </w:r>
           </w:p>
           <w:p>
@@ -3450,7 +3434,7 @@
                 <w:sz w:val="15"/>
                 <w:szCs w:val="15"/>
               </w:rPr>
-              <w:t xml:space="preserve">Flow F7 · Weekly count and discrepancy</w:t>
+              <w:t xml:space="preserve">Flow F6 · Cash, daily close and deposit</w:t>
             </w:r>
           </w:p>
           <w:p>
@@ -3472,7 +3456,7 @@
                 <w:sz w:val="19"/>
                 <w:szCs w:val="19"/>
               </w:rPr>
-              <w:t xml:space="preserve">Stock Counts → Start my weekly count sheet.</w:t>
+              <w:t xml:space="preserve">Expenses → Paid from Cash on hand → amount bigger than the cash on hand shown → Save.</w:t>
             </w:r>
           </w:p>
           <w:p>
@@ -3494,7 +3478,7 @@
                 <w:sz w:val="19"/>
                 <w:szCs w:val="19"/>
               </w:rPr>
-              <w:t xml:space="preserve">Look at the columns, then type the actual counts (one item short) → Submit count.</w:t>
+              <w:t xml:space="preserve">Press Pay from the cash fund.</w:t>
             </w:r>
           </w:p>
           <w:p>
@@ -3518,7 +3502,7 @@
                 <w:sz w:val="19"/>
                 <w:szCs w:val="19"/>
               </w:rPr>
-              <w:t xml:space="preserve">Items in the system come first. Columns show Beginning, +Received, +Transfer in, +Returns, −Sales, −Transfer out, ±Other and Expected. A 7-day case opens.</w:t>
+              <w:t xml:space="preserve">A notice pops up and nothing is saved from cash on hand. Paying from the cash fund works.</w:t>
             </w:r>
           </w:p>
         </w:tc>
@@ -3684,7 +3668,7 @@
                 <w:sz w:val="16"/>
                 <w:szCs w:val="16"/>
               </w:rPr>
-              <w:t xml:space="preserve">SA-18</w:t>
+              <w:t xml:space="preserve">SA-16</w:t>
             </w:r>
           </w:p>
         </w:tc>
@@ -3717,7 +3701,7 @@
                 <w:sz w:val="20"/>
                 <w:szCs w:val="20"/>
               </w:rPr>
-              <w:t xml:space="preserve">Close the day</w:t>
+              <w:t xml:space="preserve">Weekly count sheet with the day's movements</w:t>
             </w:r>
           </w:p>
           <w:p>
@@ -3733,7 +3717,7 @@
                 <w:sz w:val="15"/>
                 <w:szCs w:val="15"/>
               </w:rPr>
-              <w:t xml:space="preserve">Flow F6 · Cash, daily close and deposit</w:t>
+              <w:t xml:space="preserve">Flow F7 · Weekly count and discrepancy</w:t>
             </w:r>
           </w:p>
           <w:p>
@@ -3755,7 +3739,7 @@
                 <w:sz w:val="19"/>
                 <w:szCs w:val="19"/>
               </w:rPr>
-              <w:t xml:space="preserve">Daily Close &amp; Deposit → count by denomination → Save cash count.</w:t>
+              <w:t xml:space="preserve">Stock Counts → Start my weekly count sheet.</w:t>
             </w:r>
           </w:p>
           <w:p>
@@ -3777,29 +3761,7 @@
                 <w:sz w:val="19"/>
                 <w:szCs w:val="19"/>
               </w:rPr>
-              <w:t xml:space="preserve">Daily Sales Report → Submit today's report… → tick 'true and correct' → I agree — submit.</w:t>
-            </w:r>
-          </w:p>
-          <w:p>
-            <w:pPr>
-              <w:spacing w:after="20" w:before="0" w:line="264"/>
-            </w:pPr>
-            <w:r>
-              <w:rPr>
-                <w:rFonts w:ascii="Arial" w:cs="Arial" w:eastAsia="Arial" w:hAnsi="Arial"/>
-                <w:color w:val="5B6477"/>
-                <w:sz w:val="19"/>
-                <w:szCs w:val="19"/>
-              </w:rPr>
-              <w:t xml:space="preserve">3.  </w:t>
-            </w:r>
-            <w:r>
-              <w:rPr>
-                <w:rFonts w:ascii="Arial" w:cs="Arial" w:eastAsia="Arial" w:hAnsi="Arial"/>
-                <w:sz w:val="19"/>
-                <w:szCs w:val="19"/>
-              </w:rPr>
-              <w:t xml:space="preserve">Try a new sale.</w:t>
+              <w:t xml:space="preserve">Look at the columns, then type the actual counts (one item short) → Submit count.</w:t>
             </w:r>
           </w:p>
           <w:p>
@@ -3823,7 +3785,7 @@
                 <w:sz w:val="19"/>
                 <w:szCs w:val="19"/>
               </w:rPr>
-              <w:t xml:space="preserve">The report is submitted and the day is closed: the new sale is refused.</w:t>
+              <w:t xml:space="preserve">Items in the system come first. Columns show Beginning, +Received, +Transfer in, +Returns, −Sales, −Transfer out, ±Other and Expected. A 7-day case opens.</w:t>
             </w:r>
           </w:p>
         </w:tc>
@@ -3989,7 +3951,7 @@
                 <w:sz w:val="16"/>
                 <w:szCs w:val="16"/>
               </w:rPr>
-              <w:t xml:space="preserve">SA-26</w:t>
+              <w:t xml:space="preserve">SA-18</w:t>
             </w:r>
           </w:p>
         </w:tc>
@@ -4022,7 +3984,23 @@
                 <w:sz w:val="20"/>
                 <w:szCs w:val="20"/>
               </w:rPr>
-              <w:t xml:space="preserve">What you cannot see or do</w:t>
+              <w:t xml:space="preserve">Close the day</w:t>
+            </w:r>
+          </w:p>
+          <w:p>
+            <w:pPr>
+              <w:spacing w:after="40" w:before="0" w:line="264"/>
+            </w:pPr>
+            <w:r>
+              <w:rPr>
+                <w:rFonts w:ascii="Arial" w:cs="Arial" w:eastAsia="Arial" w:hAnsi="Arial"/>
+                <w:i/>
+                <w:iCs/>
+                <w:color w:val="5B6477"/>
+                <w:sz w:val="15"/>
+                <w:szCs w:val="15"/>
+              </w:rPr>
+              <w:t xml:space="preserve">Flow F6 · Cash, daily close and deposit</w:t>
             </w:r>
           </w:p>
           <w:p>
@@ -4044,7 +4022,7 @@
                 <w:sz w:val="19"/>
                 <w:szCs w:val="19"/>
               </w:rPr>
-              <w:t xml:space="preserve">Look for Write-offs in the menu.</w:t>
+              <w:t xml:space="preserve">Daily Close &amp; Deposit → count by denomination → Save cash count.</w:t>
             </w:r>
           </w:p>
           <w:p>
@@ -4066,7 +4044,29 @@
                 <w:sz w:val="19"/>
                 <w:szCs w:val="19"/>
               </w:rPr>
-              <w:t xml:space="preserve">Look at any stock or sale page for cost.</w:t>
+              <w:t xml:space="preserve">Daily Sales Report → Submit today's report… → tick 'true and correct' → I agree — submit.</w:t>
+            </w:r>
+          </w:p>
+          <w:p>
+            <w:pPr>
+              <w:spacing w:after="20" w:before="0" w:line="264"/>
+            </w:pPr>
+            <w:r>
+              <w:rPr>
+                <w:rFonts w:ascii="Arial" w:cs="Arial" w:eastAsia="Arial" w:hAnsi="Arial"/>
+                <w:color w:val="5B6477"/>
+                <w:sz w:val="19"/>
+                <w:szCs w:val="19"/>
+              </w:rPr>
+              <w:t xml:space="preserve">3.  </w:t>
+            </w:r>
+            <w:r>
+              <w:rPr>
+                <w:rFonts w:ascii="Arial" w:cs="Arial" w:eastAsia="Arial" w:hAnsi="Arial"/>
+                <w:sz w:val="19"/>
+                <w:szCs w:val="19"/>
+              </w:rPr>
+              <w:t xml:space="preserve">Try a new sale.</w:t>
             </w:r>
           </w:p>
           <w:p>
@@ -4090,7 +4090,7 @@
                 <w:sz w:val="19"/>
                 <w:szCs w:val="19"/>
               </w:rPr>
-              <w:t xml:space="preserve">No Write-offs menu, no cost anywhere, no other branch.</w:t>
+              <w:t xml:space="preserve">The report is submitted and the day is closed: the new sale is refused.</w:t>
             </w:r>
           </w:p>
         </w:tc>
@@ -4256,7 +4256,7 @@
                 <w:sz w:val="16"/>
                 <w:szCs w:val="16"/>
               </w:rPr>
-              <w:t xml:space="preserve">SA-28</w:t>
+              <w:t xml:space="preserve">SA-26</w:t>
             </w:r>
           </w:p>
         </w:tc>
@@ -4289,23 +4289,7 @@
                 <w:sz w:val="20"/>
                 <w:szCs w:val="20"/>
               </w:rPr>
-              <w:t xml:space="preserve">Choose the flavor / expiry and review the sale</w:t>
-            </w:r>
-          </w:p>
-          <w:p>
-            <w:pPr>
-              <w:spacing w:after="40" w:before="0" w:line="264"/>
-            </w:pPr>
-            <w:r>
-              <w:rPr>
-                <w:rFonts w:ascii="Arial" w:cs="Arial" w:eastAsia="Arial" w:hAnsi="Arial"/>
-                <w:i/>
-                <w:iCs/>
-                <w:color w:val="5B6477"/>
-                <w:sz w:val="15"/>
-                <w:szCs w:val="15"/>
-              </w:rPr>
-              <w:t xml:space="preserve">Flow F18 · Flavors, expiry and the Owner's approval</w:t>
+              <w:t xml:space="preserve">What you cannot see or do</w:t>
             </w:r>
           </w:p>
           <w:p>
@@ -4327,7 +4311,7 @@
                 <w:sz w:val="19"/>
                 <w:szCs w:val="19"/>
               </w:rPr>
-              <w:t xml:space="preserve">New Sale → search an item: only items with stock at your branch are listed, with the quantity.</w:t>
+              <w:t xml:space="preserve">Look for Write-offs in the menu.</w:t>
             </w:r>
           </w:p>
           <w:p>
@@ -4349,51 +4333,7 @@
                 <w:sz w:val="19"/>
                 <w:szCs w:val="19"/>
               </w:rPr>
-              <w:t xml:space="preserve">Pick an item with two flavors or expiry dates → choose one.</w:t>
-            </w:r>
-          </w:p>
-          <w:p>
-            <w:pPr>
-              <w:spacing w:after="20" w:before="0" w:line="264"/>
-            </w:pPr>
-            <w:r>
-              <w:rPr>
-                <w:rFonts w:ascii="Arial" w:cs="Arial" w:eastAsia="Arial" w:hAnsi="Arial"/>
-                <w:color w:val="5B6477"/>
-                <w:sz w:val="19"/>
-                <w:szCs w:val="19"/>
-              </w:rPr>
-              <w:t xml:space="preserve">3.  </w:t>
-            </w:r>
-            <w:r>
-              <w:rPr>
-                <w:rFonts w:ascii="Arial" w:cs="Arial" w:eastAsia="Arial" w:hAnsi="Arial"/>
-                <w:sz w:val="19"/>
-                <w:szCs w:val="19"/>
-              </w:rPr>
-              <w:t xml:space="preserve">Type more than what is left of it.</w:t>
-            </w:r>
-          </w:p>
-          <w:p>
-            <w:pPr>
-              <w:spacing w:after="20" w:before="0" w:line="264"/>
-            </w:pPr>
-            <w:r>
-              <w:rPr>
-                <w:rFonts w:ascii="Arial" w:cs="Arial" w:eastAsia="Arial" w:hAnsi="Arial"/>
-                <w:color w:val="5B6477"/>
-                <w:sz w:val="19"/>
-                <w:szCs w:val="19"/>
-              </w:rPr>
-              <w:t xml:space="preserve">4.  </w:t>
-            </w:r>
-            <w:r>
-              <w:rPr>
-                <w:rFonts w:ascii="Arial" w:cs="Arial" w:eastAsia="Arial" w:hAnsi="Arial"/>
-                <w:sz w:val="19"/>
-                <w:szCs w:val="19"/>
-              </w:rPr>
-              <w:t xml:space="preserve">Review sale → check every detail → Confirm and save sale.</w:t>
+              <w:t xml:space="preserve">Look at any stock or sale page for cost.</w:t>
             </w:r>
           </w:p>
           <w:p>
@@ -4417,7 +4357,7 @@
                 <w:sz w:val="19"/>
                 <w:szCs w:val="19"/>
               </w:rPr>
-              <w:t xml:space="preserve">Items at 0 are not listed. The line shows the flavor, expiry and quantity left; too many shows a red warning. The sale is saved only after Confirm.</w:t>
+              <w:t xml:space="preserve">No Write-offs menu, no cost anywhere, no other branch.</w:t>
             </w:r>
           </w:p>
         </w:tc>
@@ -4583,7 +4523,7 @@
                 <w:sz w:val="16"/>
                 <w:szCs w:val="16"/>
               </w:rPr>
-              <w:t xml:space="preserve">SA-29</w:t>
+              <w:t xml:space="preserve">SA-28</w:t>
             </w:r>
           </w:p>
         </w:tc>
@@ -4616,7 +4556,23 @@
                 <w:sz w:val="20"/>
                 <w:szCs w:val="20"/>
               </w:rPr>
-              <w:t xml:space="preserve">Review the Daily Sales Report before submitting</w:t>
+              <w:t xml:space="preserve">Choose the flavor / expiry and review the sale</w:t>
+            </w:r>
+          </w:p>
+          <w:p>
+            <w:pPr>
+              <w:spacing w:after="40" w:before="0" w:line="264"/>
+            </w:pPr>
+            <w:r>
+              <w:rPr>
+                <w:rFonts w:ascii="Arial" w:cs="Arial" w:eastAsia="Arial" w:hAnsi="Arial"/>
+                <w:i/>
+                <w:iCs/>
+                <w:color w:val="5B6477"/>
+                <w:sz w:val="15"/>
+                <w:szCs w:val="15"/>
+              </w:rPr>
+              <w:t xml:space="preserve">Flow F18 · Flavors, expiry and the Owner's approval</w:t>
             </w:r>
           </w:p>
           <w:p>
@@ -4638,7 +4594,7 @@
                 <w:sz w:val="19"/>
                 <w:szCs w:val="19"/>
               </w:rPr>
-              <w:t xml:space="preserve">Daily Sales Report → Review report (Excel).</w:t>
+              <w:t xml:space="preserve">New Sale → search an item: only items with stock at your branch are listed, with the quantity.</w:t>
             </w:r>
           </w:p>
           <w:p>
@@ -4660,7 +4616,51 @@
                 <w:sz w:val="19"/>
                 <w:szCs w:val="19"/>
               </w:rPr>
-              <w:t xml:space="preserve">Submit today's report… → try I agree without ticking the review list.</w:t>
+              <w:t xml:space="preserve">Pick an item with two flavors or expiry dates → choose one.</w:t>
+            </w:r>
+          </w:p>
+          <w:p>
+            <w:pPr>
+              <w:spacing w:after="20" w:before="0" w:line="264"/>
+            </w:pPr>
+            <w:r>
+              <w:rPr>
+                <w:rFonts w:ascii="Arial" w:cs="Arial" w:eastAsia="Arial" w:hAnsi="Arial"/>
+                <w:color w:val="5B6477"/>
+                <w:sz w:val="19"/>
+                <w:szCs w:val="19"/>
+              </w:rPr>
+              <w:t xml:space="preserve">3.  </w:t>
+            </w:r>
+            <w:r>
+              <w:rPr>
+                <w:rFonts w:ascii="Arial" w:cs="Arial" w:eastAsia="Arial" w:hAnsi="Arial"/>
+                <w:sz w:val="19"/>
+                <w:szCs w:val="19"/>
+              </w:rPr>
+              <w:t xml:space="preserve">Type more than what is left of it.</w:t>
+            </w:r>
+          </w:p>
+          <w:p>
+            <w:pPr>
+              <w:spacing w:after="20" w:before="0" w:line="264"/>
+            </w:pPr>
+            <w:r>
+              <w:rPr>
+                <w:rFonts w:ascii="Arial" w:cs="Arial" w:eastAsia="Arial" w:hAnsi="Arial"/>
+                <w:color w:val="5B6477"/>
+                <w:sz w:val="19"/>
+                <w:szCs w:val="19"/>
+              </w:rPr>
+              <w:t xml:space="preserve">4.  </w:t>
+            </w:r>
+            <w:r>
+              <w:rPr>
+                <w:rFonts w:ascii="Arial" w:cs="Arial" w:eastAsia="Arial" w:hAnsi="Arial"/>
+                <w:sz w:val="19"/>
+                <w:szCs w:val="19"/>
+              </w:rPr>
+              <w:t xml:space="preserve">Review sale → check every detail → Confirm and save sale.</w:t>
             </w:r>
           </w:p>
           <w:p>
@@ -4684,7 +4684,7 @@
                 <w:sz w:val="19"/>
                 <w:szCs w:val="19"/>
               </w:rPr>
-              <w:t xml:space="preserve">The button stays off until the four review items and the acknowledgement are ticked.</w:t>
+              <w:t xml:space="preserve">Items at 0 are not listed. The line shows the flavor, expiry and quantity left; too many shows a red warning. The sale is saved only after Confirm.</w:t>
             </w:r>
           </w:p>
         </w:tc>
@@ -4850,7 +4850,7 @@
                 <w:sz w:val="16"/>
                 <w:szCs w:val="16"/>
               </w:rPr>
-              <w:t xml:space="preserve">SA-30</w:t>
+              <w:t xml:space="preserve">SA-29</w:t>
             </w:r>
           </w:p>
         </w:tc>
@@ -4883,23 +4883,7 @@
                 <w:sz w:val="20"/>
                 <w:szCs w:val="20"/>
               </w:rPr>
-              <w:t xml:space="preserve">Change a closed day</w:t>
-            </w:r>
-          </w:p>
-          <w:p>
-            <w:pPr>
-              <w:spacing w:after="40" w:before="0" w:line="264"/>
-            </w:pPr>
-            <w:r>
-              <w:rPr>
-                <w:rFonts w:ascii="Arial" w:cs="Arial" w:eastAsia="Arial" w:hAnsi="Arial"/>
-                <w:i/>
-                <w:iCs/>
-                <w:color w:val="5B6477"/>
-                <w:sz w:val="15"/>
-                <w:szCs w:val="15"/>
-              </w:rPr>
-              <w:t xml:space="preserve">Flow F20 · Everyone told of a post-close edit</w:t>
+              <w:t xml:space="preserve">Review the Daily Sales Report before submitting</w:t>
             </w:r>
           </w:p>
           <w:p>
@@ -4921,7 +4905,7 @@
                 <w:sz w:val="19"/>
                 <w:szCs w:val="19"/>
               </w:rPr>
-              <w:t xml:space="preserve">After submitting the Daily Sales Report: Daily Close &amp; Deposit → Change a closed day → choose a sale.</w:t>
+              <w:t xml:space="preserve">Daily Sales Report → Review report (Excel).</w:t>
             </w:r>
           </w:p>
           <w:p>
@@ -4943,7 +4927,7 @@
                 <w:sz w:val="19"/>
                 <w:szCs w:val="19"/>
               </w:rPr>
-              <w:t xml:space="preserve">Correct details (DR / SI no.), try to send without a reason, then choose a reason → Send.</w:t>
+              <w:t xml:space="preserve">Submit today's report… → try I agree without ticking the review list.</w:t>
             </w:r>
           </w:p>
           <w:p>
@@ -4967,7 +4951,7 @@
                 <w:sz w:val="19"/>
                 <w:szCs w:val="19"/>
               </w:rPr>
-              <w:t xml:space="preserve">The card shows the approvers (Head Auditor and Asst Auditor). A reason is required. Nothing changes until approved.</w:t>
+              <w:t xml:space="preserve">The button stays off until the four review items and the acknowledgement are ticked.</w:t>
             </w:r>
           </w:p>
         </w:tc>
@@ -5133,7 +5117,7 @@
                 <w:sz w:val="16"/>
                 <w:szCs w:val="16"/>
               </w:rPr>
-              <w:t xml:space="preserve">SA-32</w:t>
+              <w:t xml:space="preserve">SA-30</w:t>
             </w:r>
           </w:p>
         </w:tc>
@@ -5166,7 +5150,7 @@
                 <w:sz w:val="20"/>
                 <w:szCs w:val="20"/>
               </w:rPr>
-              <w:t xml:space="preserve">6-Pack sticker and redeeming a card</w:t>
+              <w:t xml:space="preserve">Change a closed day</w:t>
             </w:r>
           </w:p>
           <w:p>
@@ -5182,7 +5166,7 @@
                 <w:sz w:val="15"/>
                 <w:szCs w:val="15"/>
               </w:rPr>
-              <w:t xml:space="preserve">Flow F23 · 6-Pack Card and the override</w:t>
+              <w:t xml:space="preserve">Flow F20 · Everyone told of a post-close edit</w:t>
             </w:r>
           </w:p>
           <w:p>
@@ -5204,7 +5188,7 @@
                 <w:sz w:val="19"/>
                 <w:szCs w:val="19"/>
               </w:rPr>
-              <w:t xml:space="preserve">New Sale → tick 6-Pack sticker given → type the customer name and mobile number → Save.</w:t>
+              <w:t xml:space="preserve">After submitting the Daily Sales Report: Daily Close &amp; Deposit → Change a closed day → choose a sale.</w:t>
             </w:r>
           </w:p>
           <w:p>
@@ -5226,29 +5210,7 @@
                 <w:sz w:val="19"/>
                 <w:szCs w:val="19"/>
               </w:rPr>
-              <w:t xml:space="preserve">Open 6-Pack Card. Find the customer; when the stickers reach six, press Redeem a card, complete name, email and address → Redeem.</w:t>
-            </w:r>
-          </w:p>
-          <w:p>
-            <w:pPr>
-              <w:spacing w:after="20" w:before="0" w:line="264"/>
-            </w:pPr>
-            <w:r>
-              <w:rPr>
-                <w:rFonts w:ascii="Arial" w:cs="Arial" w:eastAsia="Arial" w:hAnsi="Arial"/>
-                <w:color w:val="5B6477"/>
-                <w:sz w:val="19"/>
-                <w:szCs w:val="19"/>
-              </w:rPr>
-              <w:t xml:space="preserve">3.  </w:t>
-            </w:r>
-            <w:r>
-              <w:rPr>
-                <w:rFonts w:ascii="Arial" w:cs="Arial" w:eastAsia="Arial" w:hAnsi="Arial"/>
-                <w:sz w:val="19"/>
-                <w:szCs w:val="19"/>
-              </w:rPr>
-              <w:t xml:space="preserve">Open Daily Close and look at the expenses.</w:t>
+              <w:t xml:space="preserve">Correct details (DR / SI no.), try to send without a reason, then choose a reason → Send.</w:t>
             </w:r>
           </w:p>
           <w:p>
@@ -5272,7 +5234,7 @@
                 <w:sz w:val="19"/>
                 <w:szCs w:val="19"/>
               </w:rPr>
-              <w:t xml:space="preserve">A sticker is recorded for each supplement on the DR. The ₱300 card appears as a 6-Pack Card expense of your branch, tagged to the customer. Missing customer data stops you with a clear message.</w:t>
+              <w:t xml:space="preserve">The card shows the approvers (Head Auditor and Asst Auditor). A reason is required. Nothing changes until approved.</w:t>
             </w:r>
           </w:p>
         </w:tc>
@@ -5438,7 +5400,7 @@
                 <w:sz w:val="16"/>
                 <w:szCs w:val="16"/>
               </w:rPr>
-              <w:t xml:space="preserve">SA-33</w:t>
+              <w:t xml:space="preserve">SA-32</w:t>
             </w:r>
           </w:p>
         </w:tc>
@@ -5471,7 +5433,7 @@
                 <w:sz w:val="20"/>
                 <w:szCs w:val="20"/>
               </w:rPr>
-              <w:t xml:space="preserve">Cash deposit with the slip</w:t>
+              <w:t xml:space="preserve">6-Pack sticker and redeeming a card</w:t>
             </w:r>
           </w:p>
           <w:p>
@@ -5487,7 +5449,7 @@
                 <w:sz w:val="15"/>
                 <w:szCs w:val="15"/>
               </w:rPr>
-              <w:t xml:space="preserve">Flow F22 · Cash deposit slip and its two checks</w:t>
+              <w:t xml:space="preserve">Flow F23 · 6-Pack Card and the override</w:t>
             </w:r>
           </w:p>
           <w:p>
@@ -5509,7 +5471,7 @@
                 <w:sz w:val="19"/>
                 <w:szCs w:val="19"/>
               </w:rPr>
-              <w:t xml:space="preserve">Open Daily Close &amp; Deposit. Look at the calendar: coloured days still have cash to deposit.</w:t>
+              <w:t xml:space="preserve">New Sale → tick 6-Pack sticker given → type the customer name and mobile number → Save.</w:t>
             </w:r>
           </w:p>
           <w:p>
@@ -5531,7 +5493,7 @@
                 <w:sz w:val="19"/>
                 <w:szCs w:val="19"/>
               </w:rPr>
-              <w:t xml:space="preserve">Press a coloured date (or the box beside the calendar). Choose the bank, type the amount, try Record deposit without a slip.</w:t>
+              <w:t xml:space="preserve">Open 6-Pack Card. Find the customer; when the stickers reach six, press Redeem a card, complete name, email and address → Redeem.</w:t>
             </w:r>
           </w:p>
           <w:p>
@@ -5553,7 +5515,7 @@
                 <w:sz w:val="19"/>
                 <w:szCs w:val="19"/>
               </w:rPr>
-              <w:t xml:space="preserve">Attach the deposit slip → Record deposit. Look at the list of deposits below.</w:t>
+              <w:t xml:space="preserve">Open Daily Close and look at the expenses.</w:t>
             </w:r>
           </w:p>
           <w:p>
@@ -5577,7 +5539,7 @@
                 <w:sz w:val="19"/>
                 <w:szCs w:val="19"/>
               </w:rPr>
-              <w:t xml:space="preserve">Without the slip: "Attach the slip first." With it, the deposit is listed with View slip and its checking status (Audit, then Accounting).</w:t>
+              <w:t xml:space="preserve">A sticker is recorded for each supplement on the DR. The ₱300 card appears as a 6-Pack Card expense of your branch, tagged to the customer. Missing customer data stops you with a clear message.</w:t>
             </w:r>
           </w:p>
         </w:tc>
@@ -5743,7 +5705,7 @@
                 <w:sz w:val="16"/>
                 <w:szCs w:val="16"/>
               </w:rPr>
-              <w:t xml:space="preserve">SA-37</w:t>
+              <w:t xml:space="preserve">SA-33</w:t>
             </w:r>
           </w:p>
         </w:tc>
@@ -5776,7 +5738,7 @@
                 <w:sz w:val="20"/>
                 <w:szCs w:val="20"/>
               </w:rPr>
-              <w:t xml:space="preserve">Sell to a franchise (franchise price, plastic, shipping to follow)</w:t>
+              <w:t xml:space="preserve">Cash deposit with the slip</w:t>
             </w:r>
           </w:p>
           <w:p>
@@ -5792,7 +5754,7 @@
                 <w:sz w:val="15"/>
                 <w:szCs w:val="15"/>
               </w:rPr>
-              <w:t xml:space="preserve">Flow F26 · Sale to a franchise with shipping to follow</w:t>
+              <w:t xml:space="preserve">Flow F22 · Cash deposit slip and its two checks</w:t>
             </w:r>
           </w:p>
           <w:p>
@@ -5814,7 +5776,7 @@
                 <w:sz w:val="19"/>
                 <w:szCs w:val="19"/>
               </w:rPr>
-              <w:t xml:space="preserve">New Sale → channel FRANCHISE → choose the franchisee (for example Franchise Mayon).</w:t>
+              <w:t xml:space="preserve">Open Daily Close &amp; Deposit. Look at the calendar: coloured days still have cash to deposit.</w:t>
             </w:r>
           </w:p>
           <w:p>
@@ -5836,7 +5798,7 @@
                 <w:sz w:val="19"/>
                 <w:szCs w:val="19"/>
               </w:rPr>
-              <w:t xml:space="preserve">Add a supplement and Plastic XL. Read the prices.</w:t>
+              <w:t xml:space="preserve">Press a coloured date (or the box beside the calendar). Choose the bank, type the amount, try Record deposit without a slip.</w:t>
             </w:r>
           </w:p>
           <w:p>
@@ -5858,7 +5820,7 @@
                 <w:sz w:val="19"/>
                 <w:szCs w:val="19"/>
               </w:rPr>
-              <w:t xml:space="preserve">Change one price a little, then set it back. Under "Shipping charged to the franchise" choose To follow → Review sale → Confirm and save.</w:t>
+              <w:t xml:space="preserve">Attach the deposit slip → Record deposit. Look at the list of deposits below.</w:t>
             </w:r>
           </w:p>
           <w:p>
@@ -5882,7 +5844,7 @@
                 <w:sz w:val="19"/>
                 <w:szCs w:val="19"/>
               </w:rPr>
-              <w:t xml:space="preserve">No "may not sell at tier FRANCHISE" message. The franchise price fills in by itself; the plastic is charged (L ₱4, M ₱3, S ₱3, XL ₱5). The sale saves and the Franchise Coordinator is told the shipping is to follow.</w:t>
+              <w:t xml:space="preserve">Without the slip: "Attach the slip first." With it, the deposit is listed with View slip and its checking status (Audit, then Accounting).</w:t>
             </w:r>
           </w:p>
         </w:tc>
@@ -6048,7 +6010,7 @@
                 <w:sz w:val="16"/>
                 <w:szCs w:val="16"/>
               </w:rPr>
-              <w:t xml:space="preserve">SA-39</w:t>
+              <w:t xml:space="preserve">SA-37</w:t>
             </w:r>
           </w:p>
         </w:tc>
@@ -6081,7 +6043,7 @@
                 <w:sz w:val="20"/>
                 <w:szCs w:val="20"/>
               </w:rPr>
-              <w:t xml:space="preserve">A customer returns an item: open a replacement ticket</w:t>
+              <w:t xml:space="preserve">Sell to a franchise (franchise price, plastic, shipping to follow)</w:t>
             </w:r>
           </w:p>
           <w:p>
@@ -6097,7 +6059,7 @@
                 <w:sz w:val="15"/>
                 <w:szCs w:val="15"/>
               </w:rPr>
-              <w:t xml:space="preserve">Flow F27 · Customer return and replacement ticket</w:t>
+              <w:t xml:space="preserve">Flow F26 · Sale to a franchise with shipping to follow</w:t>
             </w:r>
           </w:p>
           <w:p>
@@ -6119,7 +6081,7 @@
                 <w:sz w:val="19"/>
                 <w:szCs w:val="19"/>
               </w:rPr>
-              <w:t xml:space="preserve">Replacement Tickets → Customer returned an item.</w:t>
+              <w:t xml:space="preserve">New Sale → channel FRANCHISE → choose the franchisee (for example Franchise Mayon).</w:t>
             </w:r>
           </w:p>
           <w:p>
@@ -6141,7 +6103,7 @@
                 <w:sz w:val="19"/>
                 <w:szCs w:val="19"/>
               </w:rPr>
-              <w:t xml:space="preserve">Type the DR number (or the customer name) → press the item line → quantity, reason, notes → Open the ticket.</w:t>
+              <w:t xml:space="preserve">Add a supplement and Plastic XL. Read the prices.</w:t>
             </w:r>
           </w:p>
           <w:p>
@@ -6163,7 +6125,7 @@
                 <w:sz w:val="19"/>
                 <w:szCs w:val="19"/>
               </w:rPr>
-              <w:t xml:space="preserve">Attach a photo of the item on the ticket page.</w:t>
+              <w:t xml:space="preserve">Change one price a little, then set it back. Under "Shipping charged to the franchise" choose To follow → Review sale → Confirm and save.</w:t>
             </w:r>
           </w:p>
           <w:p>
@@ -6187,7 +6149,7 @@
                 <w:sz w:val="19"/>
                 <w:szCs w:val="19"/>
               </w:rPr>
-              <w:t xml:space="preserve">The ticket (RT number) names the DR, the customer and the branch that made the sale. You cannot return more than was sold. The auditors, Accounting, the Owner, the DR's sales associate and the other branches are told.</w:t>
+              <w:t xml:space="preserve">No "may not sell at tier FRANCHISE" message. The franchise price fills in by itself; the plastic is charged (L ₱4, M ₱3, S ₱3, XL ₱5). The sale saves and the Franchise Coordinator is told the shipping is to follow.</w:t>
             </w:r>
           </w:p>
         </w:tc>
@@ -6353,7 +6315,7 @@
                 <w:sz w:val="16"/>
                 <w:szCs w:val="16"/>
               </w:rPr>
-              <w:t xml:space="preserve">SA-40</w:t>
+              <w:t xml:space="preserve">SA-39</w:t>
             </w:r>
           </w:p>
         </w:tc>
@@ -6386,7 +6348,7 @@
                 <w:sz w:val="20"/>
                 <w:szCs w:val="20"/>
               </w:rPr>
-              <w:t xml:space="preserve">Give the replacement for another branch's ticket</w:t>
+              <w:t xml:space="preserve">A customer returns an item: open a replacement ticket</w:t>
             </w:r>
           </w:p>
           <w:p>
@@ -6424,7 +6386,7 @@
                 <w:sz w:val="19"/>
                 <w:szCs w:val="19"/>
               </w:rPr>
-              <w:t xml:space="preserve">Replacement Tickets → open a customer ticket made at another branch.</w:t>
+              <w:t xml:space="preserve">Replacement Tickets → Customer returned an item.</w:t>
             </w:r>
           </w:p>
           <w:p>
@@ -6446,7 +6408,29 @@
                 <w:sz w:val="19"/>
                 <w:szCs w:val="19"/>
               </w:rPr>
-              <w:t xml:space="preserve">Press We gave the replacement → search another product (or keep the same) → Save.</w:t>
+              <w:t xml:space="preserve">Type the DR number (or the customer name) → press the item line → quantity, reason, notes → Open the ticket.</w:t>
+            </w:r>
+          </w:p>
+          <w:p>
+            <w:pPr>
+              <w:spacing w:after="20" w:before="0" w:line="264"/>
+            </w:pPr>
+            <w:r>
+              <w:rPr>
+                <w:rFonts w:ascii="Arial" w:cs="Arial" w:eastAsia="Arial" w:hAnsi="Arial"/>
+                <w:color w:val="5B6477"/>
+                <w:sz w:val="19"/>
+                <w:szCs w:val="19"/>
+              </w:rPr>
+              <w:t xml:space="preserve">3.  </w:t>
+            </w:r>
+            <w:r>
+              <w:rPr>
+                <w:rFonts w:ascii="Arial" w:cs="Arial" w:eastAsia="Arial" w:hAnsi="Arial"/>
+                <w:sz w:val="19"/>
+                <w:szCs w:val="19"/>
+              </w:rPr>
+              <w:t xml:space="preserve">Attach a photo of the item on the ticket page.</w:t>
             </w:r>
           </w:p>
           <w:p>
@@ -6470,7 +6454,7 @@
                 <w:sz w:val="19"/>
                 <w:szCs w:val="19"/>
               </w:rPr>
-              <w:t xml:space="preserve">The replacement leaves your stock. The price difference against the DR is shown (customer pays or refund). The Head Auditor approves; then the ticket closes. A second branch cannot tick it again.</w:t>
+              <w:t xml:space="preserve">The ticket (RT number) names the DR, the customer and the branch that made the sale. You cannot return more than was sold. The auditors, Accounting, the Owner, the DR's sales associate and the other branches are told.</w:t>
             </w:r>
           </w:p>
         </w:tc>
@@ -6636,7 +6620,7 @@
                 <w:sz w:val="16"/>
                 <w:szCs w:val="16"/>
               </w:rPr>
-              <w:t xml:space="preserve">SA-41</w:t>
+              <w:t xml:space="preserve">SA-40</w:t>
             </w:r>
           </w:p>
         </w:tc>
@@ -6669,7 +6653,7 @@
                 <w:sz w:val="20"/>
                 <w:szCs w:val="20"/>
               </w:rPr>
-              <w:t xml:space="preserve">Confirm the price difference</w:t>
+              <w:t xml:space="preserve">Give the replacement for another branch's ticket</w:t>
             </w:r>
           </w:p>
           <w:p>
@@ -6707,7 +6691,29 @@
                 <w:sz w:val="19"/>
                 <w:szCs w:val="19"/>
               </w:rPr>
-              <w:t xml:space="preserve">Open the closed ticket you replaced → press The customer paid the difference (or The refund was given).</w:t>
+              <w:t xml:space="preserve">Replacement Tickets → open a customer ticket made at another branch.</w:t>
+            </w:r>
+          </w:p>
+          <w:p>
+            <w:pPr>
+              <w:spacing w:after="20" w:before="0" w:line="264"/>
+            </w:pPr>
+            <w:r>
+              <w:rPr>
+                <w:rFonts w:ascii="Arial" w:cs="Arial" w:eastAsia="Arial" w:hAnsi="Arial"/>
+                <w:color w:val="5B6477"/>
+                <w:sz w:val="19"/>
+                <w:szCs w:val="19"/>
+              </w:rPr>
+              <w:t xml:space="preserve">2.  </w:t>
+            </w:r>
+            <w:r>
+              <w:rPr>
+                <w:rFonts w:ascii="Arial" w:cs="Arial" w:eastAsia="Arial" w:hAnsi="Arial"/>
+                <w:sz w:val="19"/>
+                <w:szCs w:val="19"/>
+              </w:rPr>
+              <w:t xml:space="preserve">Press We gave the replacement → search another product (or keep the same) → Save.</w:t>
             </w:r>
           </w:p>
           <w:p>
@@ -6731,7 +6737,7 @@
                 <w:sz w:val="19"/>
                 <w:szCs w:val="19"/>
               </w:rPr>
-              <w:t xml:space="preserve">Marked settled; Accounting is told.</w:t>
+              <w:t xml:space="preserve">The replacement leaves your stock. The price difference against the DR is shown (customer pays or refund). The Head Auditor approves; then the ticket closes. A second branch cannot tick it again.</w:t>
             </w:r>
           </w:p>
         </w:tc>
@@ -6897,7 +6903,7 @@
                 <w:sz w:val="16"/>
                 <w:szCs w:val="16"/>
               </w:rPr>
-              <w:t xml:space="preserve">SA-42</w:t>
+              <w:t xml:space="preserve">SA-41</w:t>
             </w:r>
           </w:p>
         </w:tc>
@@ -6930,7 +6936,7 @@
                 <w:sz w:val="20"/>
                 <w:szCs w:val="20"/>
               </w:rPr>
-              <w:t xml:space="preserve">Give stock to Prothin Marketing / GWS Marketing / BO</w:t>
+              <w:t xml:space="preserve">Confirm the price difference</w:t>
             </w:r>
           </w:p>
           <w:p>
@@ -6946,7 +6952,7 @@
                 <w:sz w:val="15"/>
                 <w:szCs w:val="15"/>
               </w:rPr>
-              <w:t xml:space="preserve">Flow F29 · Stock given to Prothin Marketing, GWS Marketing or BO</w:t>
+              <w:t xml:space="preserve">Flow F27 · Customer return and replacement ticket</w:t>
             </w:r>
           </w:p>
           <w:p>
@@ -6968,51 +6974,7 @@
                 <w:sz w:val="19"/>
                 <w:szCs w:val="19"/>
               </w:rPr>
-              <w:t xml:space="preserve">Transfers &amp; Pull-outs → To → Stock given out → Prothin Marketing.</w:t>
-            </w:r>
-          </w:p>
-          <w:p>
-            <w:pPr>
-              <w:spacing w:after="20" w:before="0" w:line="264"/>
-            </w:pPr>
-            <w:r>
-              <w:rPr>
-                <w:rFonts w:ascii="Arial" w:cs="Arial" w:eastAsia="Arial" w:hAnsi="Arial"/>
-                <w:color w:val="5B6477"/>
-                <w:sz w:val="19"/>
-                <w:szCs w:val="19"/>
-              </w:rPr>
-              <w:t xml:space="preserve">2.  </w:t>
-            </w:r>
-            <w:r>
-              <w:rPr>
-                <w:rFonts w:ascii="Arial" w:cs="Arial" w:eastAsia="Arial" w:hAnsi="Arial"/>
-                <w:sz w:val="19"/>
-                <w:szCs w:val="19"/>
-              </w:rPr>
-              <w:t xml:space="preserve">Tick Endorse to Accounting as an expense → add an item → Create draft → Submit.</w:t>
-            </w:r>
-          </w:p>
-          <w:p>
-            <w:pPr>
-              <w:spacing w:after="20" w:before="0" w:line="264"/>
-            </w:pPr>
-            <w:r>
-              <w:rPr>
-                <w:rFonts w:ascii="Arial" w:cs="Arial" w:eastAsia="Arial" w:hAnsi="Arial"/>
-                <w:color w:val="5B6477"/>
-                <w:sz w:val="19"/>
-                <w:szCs w:val="19"/>
-              </w:rPr>
-              <w:t xml:space="preserve">3.  </w:t>
-            </w:r>
-            <w:r>
-              <w:rPr>
-                <w:rFonts w:ascii="Arial" w:cs="Arial" w:eastAsia="Arial" w:hAnsi="Arial"/>
-                <w:sz w:val="19"/>
-                <w:szCs w:val="19"/>
-              </w:rPr>
-              <w:t xml:space="preserve">After the Head Auditor approves, check Stock on Hand.</w:t>
+              <w:t xml:space="preserve">Open the closed ticket you replaced → press The customer paid the difference (or The refund was given).</w:t>
             </w:r>
           </w:p>
           <w:p>
@@ -7036,7 +6998,595 @@
                 <w:sz w:val="19"/>
                 <w:szCs w:val="19"/>
               </w:rPr>
+              <w:t xml:space="preserve">Marked settled; Accounting is told.</w:t>
+            </w:r>
+          </w:p>
+        </w:tc>
+        <w:tc>
+          <w:tcPr>
+            <w:tcW w:type="dxa" w:w="620"/>
+            <w:tcBorders>
+              <w:top w:val="single" w:color="C9D0DC" w:sz="4"/>
+              <w:left w:val="single" w:color="C9D0DC" w:sz="4"/>
+              <w:bottom w:val="single" w:color="C9D0DC" w:sz="4"/>
+              <w:right w:val="single" w:color="C9D0DC" w:sz="4"/>
+            </w:tcBorders>
+            <w:tcMar>
+              <w:top w:type="dxa" w:w="70"/>
+              <w:left w:type="dxa" w:w="100"/>
+              <w:bottom w:type="dxa" w:w="70"/>
+              <w:right w:type="dxa" w:w="100"/>
+            </w:tcMar>
+            <w:vAlign w:val="center"/>
+          </w:tcPr>
+          <w:p>
+            <w:pPr>
+              <w:spacing w:after="0" w:before="0" w:line="264"/>
+              <w:jc w:val="center"/>
+            </w:pPr>
+            <w:r>
+              <w:rPr>
+                <w:rFonts w:ascii="Arial" w:cs="Arial" w:eastAsia="Arial" w:hAnsi="Arial"/>
+                <w:sz w:val="30"/>
+                <w:szCs w:val="30"/>
+              </w:rPr>
+              <w:t xml:space="preserve">☐</w:t>
+            </w:r>
+          </w:p>
+        </w:tc>
+        <w:tc>
+          <w:tcPr>
+            <w:tcW w:type="dxa" w:w="620"/>
+            <w:tcBorders>
+              <w:top w:val="single" w:color="C9D0DC" w:sz="4"/>
+              <w:left w:val="single" w:color="C9D0DC" w:sz="4"/>
+              <w:bottom w:val="single" w:color="C9D0DC" w:sz="4"/>
+              <w:right w:val="single" w:color="C9D0DC" w:sz="4"/>
+            </w:tcBorders>
+            <w:tcMar>
+              <w:top w:type="dxa" w:w="70"/>
+              <w:left w:type="dxa" w:w="100"/>
+              <w:bottom w:type="dxa" w:w="70"/>
+              <w:right w:type="dxa" w:w="100"/>
+            </w:tcMar>
+            <w:vAlign w:val="center"/>
+          </w:tcPr>
+          <w:p>
+            <w:pPr>
+              <w:spacing w:after="0" w:before="0" w:line="264"/>
+              <w:jc w:val="center"/>
+            </w:pPr>
+            <w:r>
+              <w:rPr>
+                <w:rFonts w:ascii="Arial" w:cs="Arial" w:eastAsia="Arial" w:hAnsi="Arial"/>
+                <w:sz w:val="30"/>
+                <w:szCs w:val="30"/>
+              </w:rPr>
+              <w:t xml:space="preserve">☐</w:t>
+            </w:r>
+          </w:p>
+        </w:tc>
+        <w:tc>
+          <w:tcPr>
+            <w:tcW w:type="dxa" w:w="620"/>
+            <w:tcBorders>
+              <w:top w:val="single" w:color="C9D0DC" w:sz="4"/>
+              <w:left w:val="single" w:color="C9D0DC" w:sz="4"/>
+              <w:bottom w:val="single" w:color="C9D0DC" w:sz="4"/>
+              <w:right w:val="single" w:color="C9D0DC" w:sz="4"/>
+            </w:tcBorders>
+            <w:tcMar>
+              <w:top w:type="dxa" w:w="70"/>
+              <w:left w:type="dxa" w:w="100"/>
+              <w:bottom w:type="dxa" w:w="70"/>
+              <w:right w:type="dxa" w:w="100"/>
+            </w:tcMar>
+            <w:vAlign w:val="center"/>
+          </w:tcPr>
+          <w:p>
+            <w:pPr>
+              <w:spacing w:after="0" w:before="0" w:line="264"/>
+              <w:jc w:val="center"/>
+            </w:pPr>
+            <w:r>
+              <w:rPr>
+                <w:rFonts w:ascii="Arial" w:cs="Arial" w:eastAsia="Arial" w:hAnsi="Arial"/>
+                <w:sz w:val="30"/>
+                <w:szCs w:val="30"/>
+              </w:rPr>
+              <w:t xml:space="preserve">☐</w:t>
+            </w:r>
+          </w:p>
+        </w:tc>
+        <w:tc>
+          <w:tcPr>
+            <w:tcW w:type="dxa" w:w="2040"/>
+            <w:tcBorders>
+              <w:top w:val="single" w:color="C9D0DC" w:sz="4"/>
+              <w:left w:val="single" w:color="C9D0DC" w:sz="4"/>
+              <w:bottom w:val="single" w:color="C9D0DC" w:sz="4"/>
+              <w:right w:val="single" w:color="C9D0DC" w:sz="4"/>
+            </w:tcBorders>
+            <w:tcMar>
+              <w:top w:type="dxa" w:w="70"/>
+              <w:left w:type="dxa" w:w="100"/>
+              <w:bottom w:type="dxa" w:w="70"/>
+              <w:right w:type="dxa" w:w="100"/>
+            </w:tcMar>
+            <w:vAlign w:val="top"/>
+          </w:tcPr>
+          <w:p>
+            <w:pPr>
+              <w:spacing w:after="0" w:before="0" w:line="264"/>
+            </w:pPr>
+            <w:r>
+              <w:rPr>
+                <w:rFonts w:ascii="Arial" w:cs="Arial" w:eastAsia="Arial" w:hAnsi="Arial"/>
+                <w:sz w:val="19"/>
+                <w:szCs w:val="19"/>
+              </w:rPr>
+              <w:t xml:space="preserve"> </w:t>
+            </w:r>
+          </w:p>
+        </w:tc>
+      </w:tr>
+      <w:tr>
+        <w:trPr>
+          <w:cantSplit/>
+        </w:trPr>
+        <w:tc>
+          <w:tcPr>
+            <w:tcW w:type="dxa" w:w="860"/>
+            <w:tcBorders>
+              <w:top w:val="single" w:color="C9D0DC" w:sz="4"/>
+              <w:left w:val="single" w:color="C9D0DC" w:sz="4"/>
+              <w:bottom w:val="single" w:color="C9D0DC" w:sz="4"/>
+              <w:right w:val="single" w:color="C9D0DC" w:sz="4"/>
+            </w:tcBorders>
+            <w:tcMar>
+              <w:top w:type="dxa" w:w="70"/>
+              <w:left w:type="dxa" w:w="100"/>
+              <w:bottom w:type="dxa" w:w="70"/>
+              <w:right w:type="dxa" w:w="100"/>
+            </w:tcMar>
+            <w:vAlign w:val="top"/>
+          </w:tcPr>
+          <w:p>
+            <w:pPr>
+              <w:spacing w:after="0" w:before="0" w:line="264"/>
+            </w:pPr>
+            <w:r>
+              <w:rPr>
+                <w:rFonts w:ascii="Arial" w:cs="Arial" w:eastAsia="Arial" w:hAnsi="Arial"/>
+                <w:b/>
+                <w:bCs/>
+                <w:color w:val="5B6477"/>
+                <w:sz w:val="16"/>
+                <w:szCs w:val="16"/>
+              </w:rPr>
+              <w:t xml:space="preserve">SA-42</w:t>
+            </w:r>
+          </w:p>
+        </w:tc>
+        <w:tc>
+          <w:tcPr>
+            <w:tcW w:type="dxa" w:w="5480"/>
+            <w:tcBorders>
+              <w:top w:val="single" w:color="C9D0DC" w:sz="4"/>
+              <w:left w:val="single" w:color="C9D0DC" w:sz="4"/>
+              <w:bottom w:val="single" w:color="C9D0DC" w:sz="4"/>
+              <w:right w:val="single" w:color="C9D0DC" w:sz="4"/>
+            </w:tcBorders>
+            <w:tcMar>
+              <w:top w:type="dxa" w:w="70"/>
+              <w:left w:type="dxa" w:w="100"/>
+              <w:bottom w:type="dxa" w:w="70"/>
+              <w:right w:type="dxa" w:w="100"/>
+            </w:tcMar>
+            <w:vAlign w:val="top"/>
+          </w:tcPr>
+          <w:p>
+            <w:pPr>
+              <w:spacing w:after="40" w:before="0" w:line="264"/>
+            </w:pPr>
+            <w:r>
+              <w:rPr>
+                <w:rFonts w:ascii="Arial" w:cs="Arial" w:eastAsia="Arial" w:hAnsi="Arial"/>
+                <w:b/>
+                <w:bCs/>
+                <w:sz w:val="20"/>
+                <w:szCs w:val="20"/>
+              </w:rPr>
+              <w:t xml:space="preserve">Give stock to Prothin Marketing / GWS Marketing / BO</w:t>
+            </w:r>
+          </w:p>
+          <w:p>
+            <w:pPr>
+              <w:spacing w:after="40" w:before="0" w:line="264"/>
+            </w:pPr>
+            <w:r>
+              <w:rPr>
+                <w:rFonts w:ascii="Arial" w:cs="Arial" w:eastAsia="Arial" w:hAnsi="Arial"/>
+                <w:i/>
+                <w:iCs/>
+                <w:color w:val="5B6477"/>
+                <w:sz w:val="15"/>
+                <w:szCs w:val="15"/>
+              </w:rPr>
+              <w:t xml:space="preserve">Flow F29 · Stock given to Prothin Marketing, GWS Marketing or BO</w:t>
+            </w:r>
+          </w:p>
+          <w:p>
+            <w:pPr>
+              <w:spacing w:after="20" w:before="0" w:line="264"/>
+            </w:pPr>
+            <w:r>
+              <w:rPr>
+                <w:rFonts w:ascii="Arial" w:cs="Arial" w:eastAsia="Arial" w:hAnsi="Arial"/>
+                <w:color w:val="5B6477"/>
+                <w:sz w:val="19"/>
+                <w:szCs w:val="19"/>
+              </w:rPr>
+              <w:t xml:space="preserve">1.  </w:t>
+            </w:r>
+            <w:r>
+              <w:rPr>
+                <w:rFonts w:ascii="Arial" w:cs="Arial" w:eastAsia="Arial" w:hAnsi="Arial"/>
+                <w:sz w:val="19"/>
+                <w:szCs w:val="19"/>
+              </w:rPr>
+              <w:t xml:space="preserve">Transfers &amp; Pull-outs → To → Stock given out → Prothin Marketing.</w:t>
+            </w:r>
+          </w:p>
+          <w:p>
+            <w:pPr>
+              <w:spacing w:after="20" w:before="0" w:line="264"/>
+            </w:pPr>
+            <w:r>
+              <w:rPr>
+                <w:rFonts w:ascii="Arial" w:cs="Arial" w:eastAsia="Arial" w:hAnsi="Arial"/>
+                <w:color w:val="5B6477"/>
+                <w:sz w:val="19"/>
+                <w:szCs w:val="19"/>
+              </w:rPr>
+              <w:t xml:space="preserve">2.  </w:t>
+            </w:r>
+            <w:r>
+              <w:rPr>
+                <w:rFonts w:ascii="Arial" w:cs="Arial" w:eastAsia="Arial" w:hAnsi="Arial"/>
+                <w:sz w:val="19"/>
+                <w:szCs w:val="19"/>
+              </w:rPr>
+              <w:t xml:space="preserve">Tick Endorse to Accounting as an expense → add an item → Create draft → Submit.</w:t>
+            </w:r>
+          </w:p>
+          <w:p>
+            <w:pPr>
+              <w:spacing w:after="20" w:before="0" w:line="264"/>
+            </w:pPr>
+            <w:r>
+              <w:rPr>
+                <w:rFonts w:ascii="Arial" w:cs="Arial" w:eastAsia="Arial" w:hAnsi="Arial"/>
+                <w:color w:val="5B6477"/>
+                <w:sz w:val="19"/>
+                <w:szCs w:val="19"/>
+              </w:rPr>
+              <w:t xml:space="preserve">3.  </w:t>
+            </w:r>
+            <w:r>
+              <w:rPr>
+                <w:rFonts w:ascii="Arial" w:cs="Arial" w:eastAsia="Arial" w:hAnsi="Arial"/>
+                <w:sz w:val="19"/>
+                <w:szCs w:val="19"/>
+              </w:rPr>
+              <w:t xml:space="preserve">After the Head Auditor approves, check Stock on Hand.</w:t>
+            </w:r>
+          </w:p>
+          <w:p>
+            <w:pPr>
+              <w:spacing w:after="0" w:before="60" w:line="264"/>
+            </w:pPr>
+            <w:r>
+              <w:rPr>
+                <w:rFonts w:ascii="Arial" w:cs="Arial" w:eastAsia="Arial" w:hAnsi="Arial"/>
+                <w:b/>
+                <w:bCs/>
+                <w:color w:val="0B1F3A"/>
+                <w:sz w:val="19"/>
+                <w:szCs w:val="19"/>
+              </w:rPr>
+              <w:t xml:space="preserve">You should see: </w:t>
+            </w:r>
+            <w:r>
+              <w:rPr>
+                <w:rFonts w:ascii="Arial" w:cs="Arial" w:eastAsia="Arial" w:hAnsi="Arial"/>
+                <w:sz w:val="19"/>
+                <w:szCs w:val="19"/>
+              </w:rPr>
               <w:t xml:space="preserve">The Head Auditor approves; the stock leaves your branch at once. Accounting is asked to book it at cost.</w:t>
+            </w:r>
+          </w:p>
+        </w:tc>
+        <w:tc>
+          <w:tcPr>
+            <w:tcW w:type="dxa" w:w="620"/>
+            <w:tcBorders>
+              <w:top w:val="single" w:color="C9D0DC" w:sz="4"/>
+              <w:left w:val="single" w:color="C9D0DC" w:sz="4"/>
+              <w:bottom w:val="single" w:color="C9D0DC" w:sz="4"/>
+              <w:right w:val="single" w:color="C9D0DC" w:sz="4"/>
+            </w:tcBorders>
+            <w:tcMar>
+              <w:top w:type="dxa" w:w="70"/>
+              <w:left w:type="dxa" w:w="100"/>
+              <w:bottom w:type="dxa" w:w="70"/>
+              <w:right w:type="dxa" w:w="100"/>
+            </w:tcMar>
+            <w:vAlign w:val="center"/>
+          </w:tcPr>
+          <w:p>
+            <w:pPr>
+              <w:spacing w:after="0" w:before="0" w:line="264"/>
+              <w:jc w:val="center"/>
+            </w:pPr>
+            <w:r>
+              <w:rPr>
+                <w:rFonts w:ascii="Arial" w:cs="Arial" w:eastAsia="Arial" w:hAnsi="Arial"/>
+                <w:sz w:val="30"/>
+                <w:szCs w:val="30"/>
+              </w:rPr>
+              <w:t xml:space="preserve">☐</w:t>
+            </w:r>
+          </w:p>
+        </w:tc>
+        <w:tc>
+          <w:tcPr>
+            <w:tcW w:type="dxa" w:w="620"/>
+            <w:tcBorders>
+              <w:top w:val="single" w:color="C9D0DC" w:sz="4"/>
+              <w:left w:val="single" w:color="C9D0DC" w:sz="4"/>
+              <w:bottom w:val="single" w:color="C9D0DC" w:sz="4"/>
+              <w:right w:val="single" w:color="C9D0DC" w:sz="4"/>
+            </w:tcBorders>
+            <w:tcMar>
+              <w:top w:type="dxa" w:w="70"/>
+              <w:left w:type="dxa" w:w="100"/>
+              <w:bottom w:type="dxa" w:w="70"/>
+              <w:right w:type="dxa" w:w="100"/>
+            </w:tcMar>
+            <w:vAlign w:val="center"/>
+          </w:tcPr>
+          <w:p>
+            <w:pPr>
+              <w:spacing w:after="0" w:before="0" w:line="264"/>
+              <w:jc w:val="center"/>
+            </w:pPr>
+            <w:r>
+              <w:rPr>
+                <w:rFonts w:ascii="Arial" w:cs="Arial" w:eastAsia="Arial" w:hAnsi="Arial"/>
+                <w:sz w:val="30"/>
+                <w:szCs w:val="30"/>
+              </w:rPr>
+              <w:t xml:space="preserve">☐</w:t>
+            </w:r>
+          </w:p>
+        </w:tc>
+        <w:tc>
+          <w:tcPr>
+            <w:tcW w:type="dxa" w:w="620"/>
+            <w:tcBorders>
+              <w:top w:val="single" w:color="C9D0DC" w:sz="4"/>
+              <w:left w:val="single" w:color="C9D0DC" w:sz="4"/>
+              <w:bottom w:val="single" w:color="C9D0DC" w:sz="4"/>
+              <w:right w:val="single" w:color="C9D0DC" w:sz="4"/>
+            </w:tcBorders>
+            <w:tcMar>
+              <w:top w:type="dxa" w:w="70"/>
+              <w:left w:type="dxa" w:w="100"/>
+              <w:bottom w:type="dxa" w:w="70"/>
+              <w:right w:type="dxa" w:w="100"/>
+            </w:tcMar>
+            <w:vAlign w:val="center"/>
+          </w:tcPr>
+          <w:p>
+            <w:pPr>
+              <w:spacing w:after="0" w:before="0" w:line="264"/>
+              <w:jc w:val="center"/>
+            </w:pPr>
+            <w:r>
+              <w:rPr>
+                <w:rFonts w:ascii="Arial" w:cs="Arial" w:eastAsia="Arial" w:hAnsi="Arial"/>
+                <w:sz w:val="30"/>
+                <w:szCs w:val="30"/>
+              </w:rPr>
+              <w:t xml:space="preserve">☐</w:t>
+            </w:r>
+          </w:p>
+        </w:tc>
+        <w:tc>
+          <w:tcPr>
+            <w:tcW w:type="dxa" w:w="2040"/>
+            <w:tcBorders>
+              <w:top w:val="single" w:color="C9D0DC" w:sz="4"/>
+              <w:left w:val="single" w:color="C9D0DC" w:sz="4"/>
+              <w:bottom w:val="single" w:color="C9D0DC" w:sz="4"/>
+              <w:right w:val="single" w:color="C9D0DC" w:sz="4"/>
+            </w:tcBorders>
+            <w:tcMar>
+              <w:top w:type="dxa" w:w="70"/>
+              <w:left w:type="dxa" w:w="100"/>
+              <w:bottom w:type="dxa" w:w="70"/>
+              <w:right w:type="dxa" w:w="100"/>
+            </w:tcMar>
+            <w:vAlign w:val="top"/>
+          </w:tcPr>
+          <w:p>
+            <w:pPr>
+              <w:spacing w:after="0" w:before="0" w:line="264"/>
+            </w:pPr>
+            <w:r>
+              <w:rPr>
+                <w:rFonts w:ascii="Arial" w:cs="Arial" w:eastAsia="Arial" w:hAnsi="Arial"/>
+                <w:sz w:val="19"/>
+                <w:szCs w:val="19"/>
+              </w:rPr>
+              <w:t xml:space="preserve"> </w:t>
+            </w:r>
+          </w:p>
+        </w:tc>
+      </w:tr>
+      <w:tr>
+        <w:trPr>
+          <w:cantSplit/>
+        </w:trPr>
+        <w:tc>
+          <w:tcPr>
+            <w:tcW w:type="dxa" w:w="860"/>
+            <w:tcBorders>
+              <w:top w:val="single" w:color="C9D0DC" w:sz="4"/>
+              <w:left w:val="single" w:color="C9D0DC" w:sz="4"/>
+              <w:bottom w:val="single" w:color="C9D0DC" w:sz="4"/>
+              <w:right w:val="single" w:color="C9D0DC" w:sz="4"/>
+            </w:tcBorders>
+            <w:tcMar>
+              <w:top w:type="dxa" w:w="70"/>
+              <w:left w:type="dxa" w:w="100"/>
+              <w:bottom w:type="dxa" w:w="70"/>
+              <w:right w:type="dxa" w:w="100"/>
+            </w:tcMar>
+            <w:vAlign w:val="top"/>
+          </w:tcPr>
+          <w:p>
+            <w:pPr>
+              <w:spacing w:after="0" w:before="0" w:line="264"/>
+            </w:pPr>
+            <w:r>
+              <w:rPr>
+                <w:rFonts w:ascii="Arial" w:cs="Arial" w:eastAsia="Arial" w:hAnsi="Arial"/>
+                <w:b/>
+                <w:bCs/>
+                <w:color w:val="5B6477"/>
+                <w:sz w:val="16"/>
+                <w:szCs w:val="16"/>
+              </w:rPr>
+              <w:t xml:space="preserve">SA-WHF</w:t>
+            </w:r>
+          </w:p>
+        </w:tc>
+        <w:tc>
+          <w:tcPr>
+            <w:tcW w:type="dxa" w:w="5480"/>
+            <w:tcBorders>
+              <w:top w:val="single" w:color="C9D0DC" w:sz="4"/>
+              <w:left w:val="single" w:color="C9D0DC" w:sz="4"/>
+              <w:bottom w:val="single" w:color="C9D0DC" w:sz="4"/>
+              <w:right w:val="single" w:color="C9D0DC" w:sz="4"/>
+            </w:tcBorders>
+            <w:tcMar>
+              <w:top w:type="dxa" w:w="70"/>
+              <w:left w:type="dxa" w:w="100"/>
+              <w:bottom w:type="dxa" w:w="70"/>
+              <w:right w:type="dxa" w:w="100"/>
+            </w:tcMar>
+            <w:vAlign w:val="top"/>
+          </w:tcPr>
+          <w:p>
+            <w:pPr>
+              <w:spacing w:after="40" w:before="0" w:line="264"/>
+            </w:pPr>
+            <w:r>
+              <w:rPr>
+                <w:rFonts w:ascii="Arial" w:cs="Arial" w:eastAsia="Arial" w:hAnsi="Arial"/>
+                <w:b/>
+                <w:bCs/>
+                <w:sz w:val="20"/>
+                <w:szCs w:val="20"/>
+              </w:rPr>
+              <w:t xml:space="preserve">The sales associate at the warehouse store has no cash fund</w:t>
+            </w:r>
+          </w:p>
+          <w:p>
+            <w:pPr>
+              <w:spacing w:after="40" w:before="0" w:line="264"/>
+            </w:pPr>
+            <w:r>
+              <w:rPr>
+                <w:rFonts w:ascii="Arial" w:cs="Arial" w:eastAsia="Arial" w:hAnsi="Arial"/>
+                <w:i/>
+                <w:iCs/>
+                <w:color w:val="5B6477"/>
+                <w:sz w:val="15"/>
+                <w:szCs w:val="15"/>
+              </w:rPr>
+              <w:t xml:space="preserve">Flow F47 · Warehouse cash funds tied to franchise DRs</w:t>
+            </w:r>
+          </w:p>
+          <w:p>
+            <w:pPr>
+              <w:spacing w:after="20" w:before="0" w:line="264"/>
+            </w:pPr>
+            <w:r>
+              <w:rPr>
+                <w:rFonts w:ascii="Arial" w:cs="Arial" w:eastAsia="Arial" w:hAnsi="Arial"/>
+                <w:color w:val="5B6477"/>
+                <w:sz w:val="19"/>
+                <w:szCs w:val="19"/>
+              </w:rPr>
+              <w:t xml:space="preserve">1.  </w:t>
+            </w:r>
+            <w:r>
+              <w:rPr>
+                <w:rFonts w:ascii="Arial" w:cs="Arial" w:eastAsia="Arial" w:hAnsi="Arial"/>
+                <w:sz w:val="19"/>
+                <w:szCs w:val="19"/>
+              </w:rPr>
+              <w:t xml:space="preserve">Sign in as the warehouse store's sales associate → Petty Cash Fund.</w:t>
+            </w:r>
+          </w:p>
+          <w:p>
+            <w:pPr>
+              <w:spacing w:after="20" w:before="0" w:line="264"/>
+            </w:pPr>
+            <w:r>
+              <w:rPr>
+                <w:rFonts w:ascii="Arial" w:cs="Arial" w:eastAsia="Arial" w:hAnsi="Arial"/>
+                <w:color w:val="5B6477"/>
+                <w:sz w:val="19"/>
+                <w:szCs w:val="19"/>
+              </w:rPr>
+              <w:t xml:space="preserve">2.  </w:t>
+            </w:r>
+            <w:r>
+              <w:rPr>
+                <w:rFonts w:ascii="Arial" w:cs="Arial" w:eastAsia="Arial" w:hAnsi="Arial"/>
+                <w:sz w:val="19"/>
+                <w:szCs w:val="19"/>
+              </w:rPr>
+              <w:t xml:space="preserve">Try Expenses → Paid from Cash fund.</w:t>
+            </w:r>
+          </w:p>
+          <w:p>
+            <w:pPr>
+              <w:spacing w:after="0" w:before="60" w:line="264"/>
+            </w:pPr>
+            <w:r>
+              <w:rPr>
+                <w:rFonts w:ascii="Arial" w:cs="Arial" w:eastAsia="Arial" w:hAnsi="Arial"/>
+                <w:b/>
+                <w:bCs/>
+                <w:color w:val="0B1F3A"/>
+                <w:sz w:val="19"/>
+                <w:szCs w:val="19"/>
+              </w:rPr>
+              <w:t xml:space="preserve">You should see: </w:t>
+            </w:r>
+            <w:r>
+              <w:rPr>
+                <w:rFonts w:ascii="Arial" w:cs="Arial" w:eastAsia="Arial" w:hAnsi="Arial"/>
+                <w:sz w:val="19"/>
+                <w:szCs w:val="19"/>
+              </w:rPr>
+              <w:t xml:space="preserve">No warehouse fund is listed and paying from it is refused: the funds are kept by the warehouse custodians.</w:t>
             </w:r>
           </w:p>
         </w:tc>
@@ -7240,7 +7790,7 @@
                 <w:sz w:val="17"/>
                 <w:szCs w:val="17"/>
               </w:rPr>
-              <w:t xml:space="preserve">Passed (of 23)</w:t>
+              <w:t xml:space="preserve">Passed (of 25)</w:t>
             </w:r>
           </w:p>
         </w:tc>

--- a/docs/acceptance-test/per-user/15-sales.wh.docx
+++ b/docs/acceptance-test/per-user/15-sales.wh.docx
@@ -117,7 +117,7 @@
           <w:sz w:val="18"/>
           <w:szCs w:val="18"/>
         </w:rPr>
-        <w:t xml:space="preserve">  ·  25 checks</w:t>
+        <w:t xml:space="preserve">  ·  26 checks</w:t>
       </w:r>
     </w:p>
     <w:tbl>
@@ -7587,6 +7587,267 @@
                 <w:szCs w:val="19"/>
               </w:rPr>
               <w:t xml:space="preserve">No warehouse fund is listed and paying from it is refused: the funds are kept by the warehouse custodians.</w:t>
+            </w:r>
+          </w:p>
+        </w:tc>
+        <w:tc>
+          <w:tcPr>
+            <w:tcW w:type="dxa" w:w="620"/>
+            <w:tcBorders>
+              <w:top w:val="single" w:color="C9D0DC" w:sz="4"/>
+              <w:left w:val="single" w:color="C9D0DC" w:sz="4"/>
+              <w:bottom w:val="single" w:color="C9D0DC" w:sz="4"/>
+              <w:right w:val="single" w:color="C9D0DC" w:sz="4"/>
+            </w:tcBorders>
+            <w:tcMar>
+              <w:top w:type="dxa" w:w="70"/>
+              <w:left w:type="dxa" w:w="100"/>
+              <w:bottom w:type="dxa" w:w="70"/>
+              <w:right w:type="dxa" w:w="100"/>
+            </w:tcMar>
+            <w:vAlign w:val="center"/>
+          </w:tcPr>
+          <w:p>
+            <w:pPr>
+              <w:spacing w:after="0" w:before="0" w:line="264"/>
+              <w:jc w:val="center"/>
+            </w:pPr>
+            <w:r>
+              <w:rPr>
+                <w:rFonts w:ascii="Arial" w:cs="Arial" w:eastAsia="Arial" w:hAnsi="Arial"/>
+                <w:sz w:val="30"/>
+                <w:szCs w:val="30"/>
+              </w:rPr>
+              <w:t xml:space="preserve">☐</w:t>
+            </w:r>
+          </w:p>
+        </w:tc>
+        <w:tc>
+          <w:tcPr>
+            <w:tcW w:type="dxa" w:w="620"/>
+            <w:tcBorders>
+              <w:top w:val="single" w:color="C9D0DC" w:sz="4"/>
+              <w:left w:val="single" w:color="C9D0DC" w:sz="4"/>
+              <w:bottom w:val="single" w:color="C9D0DC" w:sz="4"/>
+              <w:right w:val="single" w:color="C9D0DC" w:sz="4"/>
+            </w:tcBorders>
+            <w:tcMar>
+              <w:top w:type="dxa" w:w="70"/>
+              <w:left w:type="dxa" w:w="100"/>
+              <w:bottom w:type="dxa" w:w="70"/>
+              <w:right w:type="dxa" w:w="100"/>
+            </w:tcMar>
+            <w:vAlign w:val="center"/>
+          </w:tcPr>
+          <w:p>
+            <w:pPr>
+              <w:spacing w:after="0" w:before="0" w:line="264"/>
+              <w:jc w:val="center"/>
+            </w:pPr>
+            <w:r>
+              <w:rPr>
+                <w:rFonts w:ascii="Arial" w:cs="Arial" w:eastAsia="Arial" w:hAnsi="Arial"/>
+                <w:sz w:val="30"/>
+                <w:szCs w:val="30"/>
+              </w:rPr>
+              <w:t xml:space="preserve">☐</w:t>
+            </w:r>
+          </w:p>
+        </w:tc>
+        <w:tc>
+          <w:tcPr>
+            <w:tcW w:type="dxa" w:w="620"/>
+            <w:tcBorders>
+              <w:top w:val="single" w:color="C9D0DC" w:sz="4"/>
+              <w:left w:val="single" w:color="C9D0DC" w:sz="4"/>
+              <w:bottom w:val="single" w:color="C9D0DC" w:sz="4"/>
+              <w:right w:val="single" w:color="C9D0DC" w:sz="4"/>
+            </w:tcBorders>
+            <w:tcMar>
+              <w:top w:type="dxa" w:w="70"/>
+              <w:left w:type="dxa" w:w="100"/>
+              <w:bottom w:type="dxa" w:w="70"/>
+              <w:right w:type="dxa" w:w="100"/>
+            </w:tcMar>
+            <w:vAlign w:val="center"/>
+          </w:tcPr>
+          <w:p>
+            <w:pPr>
+              <w:spacing w:after="0" w:before="0" w:line="264"/>
+              <w:jc w:val="center"/>
+            </w:pPr>
+            <w:r>
+              <w:rPr>
+                <w:rFonts w:ascii="Arial" w:cs="Arial" w:eastAsia="Arial" w:hAnsi="Arial"/>
+                <w:sz w:val="30"/>
+                <w:szCs w:val="30"/>
+              </w:rPr>
+              <w:t xml:space="preserve">☐</w:t>
+            </w:r>
+          </w:p>
+        </w:tc>
+        <w:tc>
+          <w:tcPr>
+            <w:tcW w:type="dxa" w:w="2040"/>
+            <w:tcBorders>
+              <w:top w:val="single" w:color="C9D0DC" w:sz="4"/>
+              <w:left w:val="single" w:color="C9D0DC" w:sz="4"/>
+              <w:bottom w:val="single" w:color="C9D0DC" w:sz="4"/>
+              <w:right w:val="single" w:color="C9D0DC" w:sz="4"/>
+            </w:tcBorders>
+            <w:tcMar>
+              <w:top w:type="dxa" w:w="70"/>
+              <w:left w:type="dxa" w:w="100"/>
+              <w:bottom w:type="dxa" w:w="70"/>
+              <w:right w:type="dxa" w:w="100"/>
+            </w:tcMar>
+            <w:vAlign w:val="top"/>
+          </w:tcPr>
+          <w:p>
+            <w:pPr>
+              <w:spacing w:after="0" w:before="0" w:line="264"/>
+            </w:pPr>
+            <w:r>
+              <w:rPr>
+                <w:rFonts w:ascii="Arial" w:cs="Arial" w:eastAsia="Arial" w:hAnsi="Arial"/>
+                <w:sz w:val="19"/>
+                <w:szCs w:val="19"/>
+              </w:rPr>
+              <w:t xml:space="preserve"> </w:t>
+            </w:r>
+          </w:p>
+        </w:tc>
+      </w:tr>
+      <w:tr>
+        <w:trPr>
+          <w:cantSplit/>
+        </w:trPr>
+        <w:tc>
+          <w:tcPr>
+            <w:tcW w:type="dxa" w:w="860"/>
+            <w:tcBorders>
+              <w:top w:val="single" w:color="C9D0DC" w:sz="4"/>
+              <w:left w:val="single" w:color="C9D0DC" w:sz="4"/>
+              <w:bottom w:val="single" w:color="C9D0DC" w:sz="4"/>
+              <w:right w:val="single" w:color="C9D0DC" w:sz="4"/>
+            </w:tcBorders>
+            <w:tcMar>
+              <w:top w:type="dxa" w:w="70"/>
+              <w:left w:type="dxa" w:w="100"/>
+              <w:bottom w:type="dxa" w:w="70"/>
+              <w:right w:type="dxa" w:w="100"/>
+            </w:tcMar>
+            <w:vAlign w:val="top"/>
+          </w:tcPr>
+          <w:p>
+            <w:pPr>
+              <w:spacing w:after="0" w:before="0" w:line="264"/>
+            </w:pPr>
+            <w:r>
+              <w:rPr>
+                <w:rFonts w:ascii="Arial" w:cs="Arial" w:eastAsia="Arial" w:hAnsi="Arial"/>
+                <w:b/>
+                <w:bCs/>
+                <w:color w:val="5B6477"/>
+                <w:sz w:val="16"/>
+                <w:szCs w:val="16"/>
+              </w:rPr>
+              <w:t xml:space="preserve">SA-DRF</w:t>
+            </w:r>
+          </w:p>
+        </w:tc>
+        <w:tc>
+          <w:tcPr>
+            <w:tcW w:type="dxa" w:w="5480"/>
+            <w:tcBorders>
+              <w:top w:val="single" w:color="C9D0DC" w:sz="4"/>
+              <w:left w:val="single" w:color="C9D0DC" w:sz="4"/>
+              <w:bottom w:val="single" w:color="C9D0DC" w:sz="4"/>
+              <w:right w:val="single" w:color="C9D0DC" w:sz="4"/>
+            </w:tcBorders>
+            <w:tcMar>
+              <w:top w:type="dxa" w:w="70"/>
+              <w:left w:type="dxa" w:w="100"/>
+              <w:bottom w:type="dxa" w:w="70"/>
+              <w:right w:type="dxa" w:w="100"/>
+            </w:tcMar>
+            <w:vAlign w:val="top"/>
+          </w:tcPr>
+          <w:p>
+            <w:pPr>
+              <w:spacing w:after="40" w:before="0" w:line="264"/>
+            </w:pPr>
+            <w:r>
+              <w:rPr>
+                <w:rFonts w:ascii="Arial" w:cs="Arial" w:eastAsia="Arial" w:hAnsi="Arial"/>
+                <w:b/>
+                <w:bCs/>
+                <w:sz w:val="20"/>
+                <w:szCs w:val="20"/>
+              </w:rPr>
+              <w:t xml:space="preserve">Make a DR for a franchisee</w:t>
+            </w:r>
+          </w:p>
+          <w:p>
+            <w:pPr>
+              <w:spacing w:after="40" w:before="0" w:line="264"/>
+            </w:pPr>
+            <w:r>
+              <w:rPr>
+                <w:rFonts w:ascii="Arial" w:cs="Arial" w:eastAsia="Arial" w:hAnsi="Arial"/>
+                <w:i/>
+                <w:iCs/>
+                <w:color w:val="5B6477"/>
+                <w:sz w:val="15"/>
+                <w:szCs w:val="15"/>
+              </w:rPr>
+              <w:t xml:space="preserve">Flow F48 · DR to a franchise reaches its owner and associates</w:t>
+            </w:r>
+          </w:p>
+          <w:p>
+            <w:pPr>
+              <w:spacing w:after="20" w:before="0" w:line="264"/>
+            </w:pPr>
+            <w:r>
+              <w:rPr>
+                <w:rFonts w:ascii="Arial" w:cs="Arial" w:eastAsia="Arial" w:hAnsi="Arial"/>
+                <w:color w:val="5B6477"/>
+                <w:sz w:val="19"/>
+                <w:szCs w:val="19"/>
+              </w:rPr>
+              <w:t xml:space="preserve">1.  </w:t>
+            </w:r>
+            <w:r>
+              <w:rPr>
+                <w:rFonts w:ascii="Arial" w:cs="Arial" w:eastAsia="Arial" w:hAnsi="Arial"/>
+                <w:sz w:val="19"/>
+                <w:szCs w:val="19"/>
+              </w:rPr>
+              <w:t xml:space="preserve">New Sale → choose the franchisee (e.g. Franchise Mayon) and add items → Save.</w:t>
+            </w:r>
+          </w:p>
+          <w:p>
+            <w:pPr>
+              <w:spacing w:after="0" w:before="60" w:line="264"/>
+            </w:pPr>
+            <w:r>
+              <w:rPr>
+                <w:rFonts w:ascii="Arial" w:cs="Arial" w:eastAsia="Arial" w:hAnsi="Arial"/>
+                <w:b/>
+                <w:bCs/>
+                <w:color w:val="0B1F3A"/>
+                <w:sz w:val="19"/>
+                <w:szCs w:val="19"/>
+              </w:rPr>
+              <w:t xml:space="preserve">You should see: </w:t>
+            </w:r>
+            <w:r>
+              <w:rPr>
+                <w:rFonts w:ascii="Arial" w:cs="Arial" w:eastAsia="Arial" w:hAnsi="Arial"/>
+                <w:sz w:val="19"/>
+                <w:szCs w:val="19"/>
+              </w:rPr>
+              <w:t xml:space="preserve">The DR is saved and the franchise owner and associates are told at once; it shows under the franchise's Franchise DRs, whichever channel you ticked.</w:t>
             </w:r>
           </w:p>
         </w:tc>
@@ -7790,7 +8051,7 @@
                 <w:sz w:val="17"/>
                 <w:szCs w:val="17"/>
               </w:rPr>
-              <w:t xml:space="preserve">Passed (of 25)</w:t>
+              <w:t xml:space="preserve">Passed (of 26)</w:t>
             </w:r>
           </w:p>
         </w:tc>
